--- a/docs/INFORME_FINAL_APF1_LEOFIT.docx
+++ b/docs/INFORME_FINAL_APF1_LEOFIT.docx
@@ -83,7 +83,7 @@
           <w:color w:val="1E293B"/>
           <w:sz w:val="24"/>
         </w:rPr>
-        <w:t>DATOS GENERALES DEL PROYECTO</w:t>
+        <w:t>CONTROL DE INFORMACIÓN DEL PROYECTO</w:t>
       </w:r>
     </w:p>
     <w:p>
@@ -92,7 +92,7 @@
         <w:spacing w:after="40"/>
       </w:pPr>
       <w:r>
-        <w:t>Empresa Beneficiaria: LeoFit (Comercialización de Indumentaria y Suplementación Deportiva)</w:t>
+        <w:t>Institución Educativa: Universidad Tecnológica del Perú (UTP)</w:t>
       </w:r>
     </w:p>
     <w:p>
@@ -101,7 +101,7 @@
         <w:spacing w:after="40"/>
       </w:pPr>
       <w:r>
-        <w:t>Representante / Stakeholder Principal: Víctor Raúl Cárdenas Ramírez (Gerente / Administrador General)</w:t>
+        <w:t>Facultad: Ingeniería de Sistemas e Informática</w:t>
       </w:r>
     </w:p>
     <w:p>
@@ -110,31 +110,34 @@
         <w:spacing w:after="40"/>
       </w:pPr>
       <w:r>
-        <w:t>Equipo de Desarrollo (Grupo 01):</w:t>
+        <w:t>Asignatura: Curso Integrador II: Software (100000S12F)</w:t>
       </w:r>
     </w:p>
     <w:p>
       <w:pPr>
-        <w:spacing w:after="80"/>
+        <w:pStyle w:val="ListBullet"/>
+        <w:spacing w:after="40"/>
       </w:pPr>
       <w:r>
-        <w:t>1. Loayza Huaylinos, Lady Luz (Scrum Master / Especialista UX-UI)</w:t>
+        <w:t>Empresa Beneficiaria: LeoFit Indumentaria &amp; Nutrición Deportiva</w:t>
       </w:r>
     </w:p>
     <w:p>
       <w:pPr>
-        <w:spacing w:after="80"/>
+        <w:pStyle w:val="ListBullet"/>
+        <w:spacing w:after="40"/>
       </w:pPr>
       <w:r>
-        <w:t>2. Cárdenas Fernández, Víctor Leandro (Product Owner / Arquitecto Back-End y Base de Datos)</w:t>
+        <w:t>Representante de la Organización: Víctor Raúl Cárdenas Ramírez (Gerente General / Administrador)</w:t>
       </w:r>
     </w:p>
     <w:p>
       <w:pPr>
-        <w:spacing w:after="80"/>
+        <w:pStyle w:val="ListBullet"/>
+        <w:spacing w:after="40"/>
       </w:pPr>
       <w:r>
-        <w:t>3. Román Gómez, José Armando (Líder Front-End / Especialista PWA y WPO)</w:t>
+        <w:t>Integrantes del Equipo de Desarrollo (Grupo 01):</w:t>
       </w:r>
     </w:p>
     <w:p>
@@ -142,7 +145,7 @@
         <w:spacing w:after="80"/>
       </w:pPr>
       <w:r>
-        <w:t>4. Dávila Romero, Jorge Daniel (Ingeniero de Calidad QA / Automatización de Pruebas)</w:t>
+        <w:t>1. Loayza Huaylinos, Lady Luz - Scrum Master / Coordinadora General / Especialista UX-UI</w:t>
       </w:r>
     </w:p>
     <w:p>
@@ -150,16 +153,31 @@
         <w:spacing w:after="80"/>
       </w:pPr>
       <w:r>
-        <w:t>5. Rojas Mendoza, Carlos David (Analista de Negocio / Modelado de Procesos y Requisitos)</w:t>
+        <w:t>2. Cárdenas Fernández, Víctor Leandro - Product Owner / Arquitecto Back-End y Base de Datos</w:t>
       </w:r>
     </w:p>
     <w:p>
       <w:pPr>
-        <w:pStyle w:val="ListBullet"/>
-        <w:spacing w:after="40"/>
+        <w:spacing w:after="80"/>
       </w:pPr>
       <w:r>
-        <w:t>Docente del Curso: Mg. Ing. Docente UTP</w:t>
+        <w:t>3. Román Gómez, José Armando - Líder Front-End / Especialista PWA y Optimización WPO</w:t>
+      </w:r>
+    </w:p>
+    <w:p>
+      <w:pPr>
+        <w:spacing w:after="80"/>
+      </w:pPr>
+      <w:r>
+        <w:t>4. Dávila Romero, Jorge Daniel - Ingeniero de Aseguramiento de Calidad (QA) / Testing y CI/CD</w:t>
+      </w:r>
+    </w:p>
+    <w:p>
+      <w:pPr>
+        <w:spacing w:after="80"/>
+      </w:pPr>
+      <w:r>
+        <w:t>5. Rojas Mendoza, Carlos David - Analista de Negocio / Modelado de Procesos y Requisitos</w:t>
       </w:r>
     </w:p>
     <w:p>
@@ -177,7 +195,16 @@
         <w:spacing w:after="40"/>
       </w:pPr>
       <w:r>
-        <w:t>Fecha de Entrega: Septiembre de 2026</w:t>
+        <w:t>Versión del Documento: 1.0.0 (Formal Académica)</w:t>
+      </w:r>
+    </w:p>
+    <w:p>
+      <w:pPr>
+        <w:pStyle w:val="ListBullet"/>
+        <w:spacing w:after="40"/>
+      </w:pPr>
+      <w:r>
+        <w:t>Fecha de Emisión: Septiembre de 2026</w:t>
       </w:r>
     </w:p>
     <w:p>
@@ -207,7 +234,7 @@
         <w:spacing w:after="80"/>
       </w:pPr>
       <w:r>
-        <w:t>- 1.1. [Introducción](#11-introducción)</w:t>
+        <w:t>- 1.1. [Introducción y Contexto del Sector](#11-introducción-y-contexto-del-sector)</w:t>
       </w:r>
     </w:p>
     <w:p>
@@ -215,7 +242,7 @@
         <w:spacing w:after="80"/>
       </w:pPr>
       <w:r>
-        <w:t>- 1.2. [Descripción de la Empresa](#12-descripción-de-la-empresa)</w:t>
+        <w:t>- 1.2. [Descripción de la Organización y Modelo Operativo](#12-descripción-de-la-organización-y-modelo-operativo)</w:t>
       </w:r>
     </w:p>
     <w:p>
@@ -223,7 +250,7 @@
         <w:spacing w:after="80"/>
       </w:pPr>
       <w:r>
-        <w:t>- 1.3. [Visión](#13-visión)</w:t>
+        <w:t>- 1.3. [Visión Estratégica](#13-visión-estratégica)</w:t>
       </w:r>
     </w:p>
     <w:p>
@@ -231,7 +258,7 @@
         <w:spacing w:after="80"/>
       </w:pPr>
       <w:r>
-        <w:t>- 1.4. [Misión](#14-misión)</w:t>
+        <w:t>- 1.4. [Misión Corporativa](#14-misión-corporativa)</w:t>
       </w:r>
     </w:p>
     <w:p>
@@ -239,7 +266,7 @@
         <w:spacing w:after="80"/>
       </w:pPr>
       <w:r>
-        <w:t>- 1.5. [Análisis de Negocio (Lean Canvas)](#15-análisis-de-negocio-lean-canvas)</w:t>
+        <w:t>- 1.5. [Documento de Análisis de Negocio (Lean Canvas)](#15-documento-de-análisis-de-negocio-lean-canvas)</w:t>
       </w:r>
     </w:p>
     <w:p>
@@ -247,7 +274,7 @@
         <w:spacing w:after="80"/>
       </w:pPr>
       <w:r>
-        <w:t>- 1.6. [Mapa de Procesos (AS-IS)](#16-mapa-de-procesos-as-is)</w:t>
+        <w:t>- 1.6. [Mapa de Procesos Actual (AS-IS)](#16-mapa-de-procesos-actual-as-is)</w:t>
       </w:r>
     </w:p>
     <w:p>
@@ -279,7 +306,7 @@
         <w:spacing w:after="80"/>
       </w:pPr>
       <w:r>
-        <w:t>- 2.2. [Alcance y Objetivos del Proyecto](#22-alcance-y-objetivos-del-proyecto)</w:t>
+        <w:t>- 2.2. [Alcance y Objetivos del Proyecto (SMART y Matriz In/Out)](#22-alcance-y-objetivos-del-proyecto-smart-y-matriz-inout)</w:t>
       </w:r>
     </w:p>
     <w:p>
@@ -295,7 +322,7 @@
         <w:spacing w:after="80"/>
       </w:pPr>
       <w:r>
-        <w:t>- 2.4. [Planificación Ágil – Sprint Planning](#24-planificación-ágil--sprint-planning)</w:t>
+        <w:t>- 2.4. [Planificación Ágil – Sprint Planning (Sprints 0 al 4)](#24-planificación-ágil--sprint-planning-sprints-0-al-4)</w:t>
       </w:r>
     </w:p>
     <w:p>
@@ -303,7 +330,7 @@
         <w:spacing w:after="80"/>
       </w:pPr>
       <w:r>
-        <w:t>- 2.5. [Definición de Roles y Artefactos Scrum](#25-definición-de-roles-y-artefactos-scrum)</w:t>
+        <w:t>- 2.5. [Definición de Roles y Artefactos Scrum (Matriz RACI)](#25-definición-de-roles-y-artefactos-scrum-matriz-raci)</w:t>
       </w:r>
     </w:p>
     <w:p>
@@ -311,7 +338,7 @@
         <w:spacing w:after="80"/>
       </w:pPr>
       <w:r>
-        <w:t>- 2.6. [Tablero Kanban / Scrum](#26-tablero-kanbanscrum)</w:t>
+        <w:t>- 2.6. [Tablero Kanban / Scrum (Políticas y Límites WIP)](#26-tablero-kanban--scrum-políticas-y-límites-wip)</w:t>
       </w:r>
     </w:p>
     <w:p>
@@ -319,7 +346,7 @@
         <w:spacing w:after="80"/>
       </w:pPr>
       <w:r>
-        <w:t>- 2.7. [Product Backlog](#27-product-backlog)</w:t>
+        <w:t>- 2.7. [Product Backlog Priorizado (Metodología MoSCoW)](#27-product-backlog-priorizado-metodología-moscow)</w:t>
       </w:r>
     </w:p>
     <w:p>
@@ -327,7 +354,23 @@
         <w:spacing w:after="80"/>
       </w:pPr>
       <w:r>
-        <w:t>- 2.8. [Historias de Usuario Detalladas](#28-historias-de-usuario-detalladas)</w:t>
+        <w:t>- 2.8. [Historias de Usuario Detalladas (Estándar Gherkin)](#28-historias-de-usuario-detalladas-estándar-gherkin)</w:t>
+      </w:r>
+    </w:p>
+    <w:p>
+      <w:pPr>
+        <w:spacing w:after="80"/>
+      </w:pPr>
+      <w:r>
+        <w:t>- 2.9. [Matriz Formal de Requisitos Funcionales (RF-001 a RF-012)](#29-matriz-formal-de-requisitos-funcionales-rf-001-a-rf-012)</w:t>
+      </w:r>
+    </w:p>
+    <w:p>
+      <w:pPr>
+        <w:spacing w:after="80"/>
+      </w:pPr>
+      <w:r>
+        <w:t>- 2.10. [Matriz Formal de Requisitos No Funcionales (RNF-001 a RNF-010)](#210-matriz-formal-de-requisitos-no-funcionales-rnf-001-a-rnf-010)</w:t>
       </w:r>
     </w:p>
     <w:p>
@@ -343,7 +386,7 @@
         <w:spacing w:after="80"/>
       </w:pPr>
       <w:r>
-        <w:t>- 3.1. [Selección de Herramientas (Matriz Multicriterio y Justificación)](#31-selección-de-herramientas-matriz-multicriterio-y-justificación)</w:t>
+        <w:t>- 3.1. [Selección de Herramientas y Matriz de Decisión Multicriterio](#31-selección-de-herramientas-y-matriz-de-decisión-multicriterio)</w:t>
       </w:r>
     </w:p>
     <w:p>
@@ -351,7 +394,7 @@
         <w:spacing w:after="80"/>
       </w:pPr>
       <w:r>
-        <w:t>- 3.2. [Evidencias de Configuración de Herramientas](#32-evidencias-de-configuración-de-herramientas)</w:t>
+        <w:t>- 3.2. [Evidencias de Configuración de Entorno y Scripts de Automatización](#32-evidencias-de-configuración-de-entorno-y-scripts-de-automatización)</w:t>
       </w:r>
     </w:p>
     <w:p>
@@ -359,7 +402,7 @@
         <w:spacing w:after="80"/>
       </w:pPr>
       <w:r>
-        <w:t>- 3.3. [Repositorio GitHub y README](#33-repositorio-github-y-readme)</w:t>
+        <w:t>- 3.3. [Repositorio GitHub y README Formal](#33-repositorio-github-y-readme-formal)</w:t>
       </w:r>
     </w:p>
     <w:p>
@@ -375,7 +418,7 @@
         <w:spacing w:after="80"/>
       </w:pPr>
       <w:r>
-        <w:t>- 4.1. [Wireframes de Baja Fidelidad](#41-wireframes-de-baja-fidelidad)</w:t>
+        <w:t>- 4.1. [Wireframes de Baja Fidelidad (Mobile-First)](#41-wireframes-de-baja-fidelidad-mobile-first)</w:t>
       </w:r>
     </w:p>
     <w:p>
@@ -383,7 +426,7 @@
         <w:spacing w:after="80"/>
       </w:pPr>
       <w:r>
-        <w:t>- 4.2. [Mockups de Alta Fidelidad](#42-mockups-de-alta-fidelidad)</w:t>
+        <w:t>- 4.2. [Mockups de Alta Fidelidad y Sistema de Diseño](#42-mockups-de-alta-fidelidad-y-sistema-de-diseño)</w:t>
       </w:r>
     </w:p>
     <w:p>
@@ -391,7 +434,7 @@
         <w:spacing w:after="80"/>
       </w:pPr>
       <w:r>
-        <w:t>- 4.3. [Principios y Buenas Prácticas UX/UI Aplicadas](#43-principios-y-buenas-prácticas-uxui-aplicadas)</w:t>
+        <w:t>- 4.3. [Principios y Buenas Prácticas UX/UI (10 Heurísticas de Nielsen y WCAG 2.1)](#43-principios-y-buenas-prácticas-uxui-10-heurísticas-de-nielsen-y-wcag-21)</w:t>
       </w:r>
     </w:p>
     <w:p>
@@ -415,7 +458,7 @@
         <w:spacing w:after="80"/>
       </w:pPr>
       <w:r>
-        <w:t>- 5.1. [Identificación de Riesgos](#51-identificación-de-riesgos)</w:t>
+        <w:t>- 5.1. [Identificación y Taxonomía de Riesgos](#51-identificación-y-taxonomía-de-riesgos)</w:t>
       </w:r>
     </w:p>
     <w:p>
@@ -423,7 +466,7 @@
         <w:spacing w:after="80"/>
       </w:pPr>
       <w:r>
-        <w:t>- 5.2. [Mapa de Riesgos (Matriz 5x5 y Heatmap)](#52-mapa-de-riesgos-matriz-5x5-y-heatmap)</w:t>
+        <w:t>- 5.2. [Mapa de Riesgos (Matriz de Probabilidad-Impacto 5x5 y Heatmap)](#52-mapa-de-riesgos-matriz-de-probabilidad-impacto-5x5-y-heatmap)</w:t>
       </w:r>
     </w:p>
     <w:p>
@@ -431,7 +474,7 @@
         <w:spacing w:after="80"/>
       </w:pPr>
       <w:r>
-        <w:t>- 5.3. [Plan de Gestión de Riesgos y Mitigación](#53-plan-de-gestión-de-riesgos-y-mitigación)</w:t>
+        <w:t>- 5.3. [Plan de Gestión de Riesgos, Mitigación y Contingencia](#53-plan-de-gestión-de-riesgos-mitigación-y-contingencia)</w:t>
       </w:r>
     </w:p>
     <w:p>
@@ -455,7 +498,7 @@
         <w:spacing w:after="80"/>
       </w:pPr>
       <w:r>
-        <w:t>- 6.2. [Definición de SLA (Service Level Agreement) y SLO (Service Level Objective)](#62-definición-de-sla-service-level-agreement-y-slo-service-level-objective)</w:t>
+        <w:t>- 6.2. [Definición Formal de SLA (Service Level Agreement) y SLO (Service Level Objective)](#62-definición-formal-de-sla-service-level-agreement-y-slo-service-level-objective)</w:t>
       </w:r>
     </w:p>
     <w:p>
@@ -463,7 +506,7 @@
         <w:spacing w:after="80"/>
       </w:pPr>
       <w:r>
-        <w:t>- 6.3. [Plan de Medición y Monitoreo](#63-plan-de-medición-y-monitoreo)</w:t>
+        <w:t>- 6.3. [Plan de Medición, Monitoreo y Observabilidad](#63-plan-de-medición-monitoreo-y-observabilidad)</w:t>
       </w:r>
     </w:p>
     <w:p>
@@ -479,7 +522,7 @@
         <w:spacing w:after="80"/>
       </w:pPr>
       <w:r>
-        <w:t>- 7.1. [Arquitectura General del Sistema](#71-arquitectura-general-del-sistema)</w:t>
+        <w:t>- 7.1. [Arquitectura General del Sistema (Clean Architecture y Modelo C4)](#71-arquitectura-general-del-sistema-clean-architecture-y-modelo-c4)</w:t>
       </w:r>
     </w:p>
     <w:p>
@@ -487,7 +530,7 @@
         <w:spacing w:after="80"/>
       </w:pPr>
       <w:r>
-        <w:t>- 7.2. [Estructura del Código Fuente](#72-estructura-del-código-fuente)</w:t>
+        <w:t>- 7.2. [Estructura Modular del Código Fuente](#72-estructura-modular-del-código-fuente)</w:t>
       </w:r>
     </w:p>
     <w:p>
@@ -495,7 +538,7 @@
         <w:spacing w:after="80"/>
       </w:pPr>
       <w:r>
-        <w:t>- 7.3. [Código Optimizado y Evidencia Técnica](#73-código-optimizado-y-evidencia-técnica)</w:t>
+        <w:t>- 7.3. [Código Optimizado y Evidencia de Pruebas Unitarias Automatizadas](#73-código-optimizado-y-evidencia-de-pruebas-unitarias-automatizadas)</w:t>
       </w:r>
     </w:p>
     <w:p>
@@ -503,7 +546,7 @@
         <w:spacing w:after="80"/>
       </w:pPr>
       <w:r>
-        <w:t>- 7.4. [Estrategias WPO (Web Performance Optimization) y Métricas Antes/Después](#74-estrategias-wpo-web-performance-optimization-y-métricas-antesdespués)</w:t>
+        <w:t>- 7.4. [Estrategias WPO (Web Performance Optimization) y Métricas Cuantitativas](#74-estrategias-wpo-web-performance-optimization-y-métricas-cuantitativas)</w:t>
       </w:r>
     </w:p>
     <w:p>
@@ -511,7 +554,7 @@
         <w:spacing w:after="80"/>
       </w:pPr>
       <w:r>
-        <w:t>8. [Referencias Bibliográficas](#8-referencias-bibliográficas)</w:t>
+        <w:t>8. [Referencias Bibliográficas (Normas IEEE y APA)](#8-referencias-bibliográficas-normas-ieee-y-apa)</w:t>
       </w:r>
     </w:p>
     <w:p>
@@ -539,7 +582,7 @@
           <w:color w:val="F97316"/>
           <w:sz w:val="28"/>
         </w:rPr>
-        <w:t>1.1. Introducción</w:t>
+        <w:t>1.1. Introducción y Contexto del Sector</w:t>
       </w:r>
     </w:p>
     <w:p>
@@ -547,7 +590,7 @@
         <w:spacing w:after="80"/>
       </w:pPr>
       <w:r>
-        <w:t>En el actual ecosistema comercial peruano, las micro y pequeñas empresas (MYPEs) dedicadas a la comercialización de indumentaria y suplementación deportiva han experimentado un crecimiento notable debido al auge del estilo de vida fitness y la salud preventiva. No obstante, gran parte de este crecimiento se ha sustentado en canales de venta informales y reactivos como aplicaciones de mensajería instantánea (WhatsApp) y redes sociales (Facebook Marketplace, Instagram).</w:t>
+        <w:t>El comercio minorista de indumentaria y suplementación deportiva en el Perú ha experimentado una transformación sustancial como consecuencia de la masificación de disciplinas de acondicionamiento físico, entrenamiento funcional y vida saludable. En Lima Metropolitana, las micro y pequeñas empresas (MYPEs) representan el motor fundamental de este segmento, destacando por su agilidad comercial y capacidad de personalización en la oferta de productos tales como conjuntos térmicos, lycras de alta compresión, camisetas dry-fit, accesorios de gimnasio y complementos nutricionales.</w:t>
       </w:r>
     </w:p>
     <w:p>
@@ -555,7 +598,7 @@
         <w:spacing w:after="80"/>
       </w:pPr>
       <w:r>
-        <w:t>Si bien estas herramientas permiten un contacto directo inicial, carecen de mecanismos integrados para la gestión estructurada del inventario, la trazabilidad del ciclo de vida de los pedidos y la consolidación de datos transaccionales. Esta situación genera cuellos de botella operativos que limitan severamente la escalabilidad del negocio, aumentan los costos por retrabajo y deterioran la experiencia del cliente final.</w:t>
+        <w:t>Sin embargo, la mayoría de estos negocios emergentes opera bajo esquemas de atención netamente reactivos y no estandarizados, canalizando sus ventas mediante plataformas de mensajería como WhatsApp y perfiles de Facebook Marketplace. Si bien estas redes facilitan la captación inicial de prospectos, carecen por completo de mecanismos transaccionales para la gestión estructurada del catálogo, el control automatizado del inventario y la trazabilidad del ciclo de vida de los pedidos.</w:t>
       </w:r>
     </w:p>
     <w:p>
@@ -563,7 +606,7 @@
         <w:spacing w:after="80"/>
       </w:pPr>
       <w:r>
-        <w:t>El presente proyecto aborda la problemática de la empresa peruana LeoFit, diseñando e implementando una solución de software basada en una Progressive Web App (PWA) de alta eficiencia, concebida para centralizar la toma de pedidos multicanal, automatizar el control de stock y brindar trazabilidad en tiempo real desde el registro hasta el despacho final.</w:t>
+        <w:t>Como consecuencia directa, las empresas enfrentan problemas críticos de pérdida de información, errores de despacho, sobrecarga operativa del personal administrativo y quiebres de existencias no advertidos a tiempo, lo que impacta negativamente en la retención de clientes y en la rentabilidad del negocio. El presente proyecto aborda esta problemática en la empresa peruana LeoFit, diseñando e implementando una Progressive Web App (PWA) de alta eficiencia orientada a centralizar la toma de pedidos multicanal, sincronizar el stock en tiempo real y optimizar la experiencia integral del cliente y del administrador.</w:t>
       </w:r>
     </w:p>
     <w:p>
@@ -577,7 +620,7 @@
           <w:color w:val="F97316"/>
           <w:sz w:val="28"/>
         </w:rPr>
-        <w:t>1.2. Descripción de la Empresa</w:t>
+        <w:t>1.2. Descripción de la Organización y Modelo Operativo</w:t>
       </w:r>
     </w:p>
     <w:p>
@@ -595,7 +638,7 @@
         <w:spacing w:after="40"/>
       </w:pPr>
       <w:r>
-        <w:t>Rubro: Comercialización minorista de ropa deportiva (conjuntos térmicos, licras, camisetas dry-fit, shorts, fajas) y accesorios fitness.</w:t>
+        <w:t>Rubro: Comercialización minorista de indumentaria deportiva de alto rendimiento y accesorios fitness.</w:t>
       </w:r>
     </w:p>
     <w:p>
@@ -604,7 +647,7 @@
         <w:spacing w:after="40"/>
       </w:pPr>
       <w:r>
-        <w:t>Modelo Operativo: Negocio familiar independiente ubicado en Lima Metropolitana, con despacho mediante servicio motorizado de última milla a nivel local y envíos nacionales por agencias de transporte.</w:t>
+        <w:t>Modelo de Negocio: Comercialización directa al consumidor final (B2C) en Lima Metropolitana y envíos a nivel nacional a través de agencias de encomienda.</w:t>
       </w:r>
     </w:p>
     <w:p>
@@ -613,7 +656,7 @@
         <w:spacing w:after="40"/>
       </w:pPr>
       <w:r>
-        <w:t>Representante y Administrador: Víctor Raúl Cárdenas Ramírez.</w:t>
+        <w:t>Estructura Administrativa: Empresa de gestión familiar centralizada en su fundador y administrador, el señor Víctor Raúl Cárdenas Ramírez.</w:t>
       </w:r>
     </w:p>
     <w:p>
@@ -622,7 +665,7 @@
         <w:spacing w:after="40"/>
       </w:pPr>
       <w:r>
-        <w:t>Canales Actuales de Venta: Perfil comercial de Facebook, WhatsApp Messenger y llamadas telefónicas directas.</w:t>
+        <w:t>Canales de Captación Actuales: Perfil de Facebook, canal de WhatsApp Messenger y llamadas telefónicas directas.</w:t>
       </w:r>
     </w:p>
     <w:p>
@@ -636,7 +679,7 @@
           <w:color w:val="F97316"/>
           <w:sz w:val="28"/>
         </w:rPr>
-        <w:t>1.3. Visión</w:t>
+        <w:t>1.3. Visión Estratégica</w:t>
       </w:r>
     </w:p>
     <w:p>
@@ -644,7 +687,7 @@
         <w:spacing w:after="80"/>
       </w:pPr>
       <w:r>
-        <w:t>"Consolidarse al 2030 como la marca líder a nivel nacional en distribución ágil de indumentaria deportiva y accesorios fitness para atletas y aficionados, destacando por una experiencia digital moderna, personalización y tiempos récord de entrega."</w:t>
+        <w:t>"Consolidarse al año 2030 como la marca líder en distribución ágil de indumentaria deportiva y accesorios fitness a nivel nacional, reconocida por su excelencia operativa, su innovadora plataforma digital de autoservicio y sus tiempos óptimos de despacho."</w:t>
       </w:r>
     </w:p>
     <w:p>
@@ -658,7 +701,7 @@
           <w:color w:val="F97316"/>
           <w:sz w:val="28"/>
         </w:rPr>
-        <w:t>1.4. Misión</w:t>
+        <w:t>1.4. Misión Corporativa</w:t>
       </w:r>
     </w:p>
     <w:p>
@@ -666,7 +709,7 @@
         <w:spacing w:after="80"/>
       </w:pPr>
       <w:r>
-        <w:t>"Proveer prendas y artículos deportivos de óptima calidad, diseño ergonómico y alta durabilidad, impulsando el bienestar físico de nuestros clientes a través de un servicio de atención transparente, rápido, confiable y tecnológicamente eficiente."</w:t>
+        <w:t>"Proveer a los deportistas y entusiastas del fitness prendas deportivas de alta tecnología, durabilidad y diseño ergonómico, garantizando una experiencia de compra rápida, transparente y confiable, respaldada por soluciones informáticas modernas y un servicio al cliente altamente personalizado."</w:t>
       </w:r>
     </w:p>
     <w:p>
@@ -680,15 +723,7 @@
           <w:color w:val="F97316"/>
           <w:sz w:val="28"/>
         </w:rPr>
-        <w:t>1.5. Análisis de Negocio (Lean Canvas)</w:t>
-      </w:r>
-    </w:p>
-    <w:p>
-      <w:pPr>
-        <w:spacing w:after="80"/>
-      </w:pPr>
-      <w:r>
-        <w:t>El modelo de negocio innovador propuesto para LeoFit se sintetiza a continuación a través del lienzo Lean Canvas de 9 bloques:</w:t>
+        <w:t>1.5. Documento de Análisis de Negocio (Lean Canvas)</w:t>
       </w:r>
     </w:p>
     <w:tbl>
@@ -728,7 +763,7 @@
                 <w:b/>
                 <w:color w:val="FFFFFF"/>
               </w:rPr>
-              <w:t>Detalle Estratégico y Operativo</w:t>
+              <w:t>Detalle Estratégico y Cuantitativo</w:t>
             </w:r>
           </w:p>
         </w:tc>
@@ -752,13 +787,13 @@
           </w:tcPr>
           <w:p>
             <w:r>
-              <w:t>• **Gestión Manual Descentralizada:** Pedidos anotados en cuadernos físicos o libretas de notas de celular con alto riesgo de pérdida.</w:t>
+              <w:t>• **Gestión Manual y Descentralizada:** Registro de pedidos en libretas físicas o notas de celular con alto riesgo de extravío y errores de transcripción.</w:t>
               <w:br/>
-              <w:t>• **Descoordinación de Inventario:** Ventas confirmadas sin stock real disponible debido a la falta de sincronización en tiempo real.</w:t>
+              <w:t>• **Descoordinación de Inventario:** Ventas confirmadas sin stock físico real, obligando a cancelaciones tardías y reclamos.</w:t>
               <w:br/>
-              <w:t>• **Tiempos Excesivos de Atención:** Promedio de 25 minutos por cliente respondiendo preguntas recurrentes de tallas, colores y precios.</w:t>
+              <w:t>• **Tiempos Excesivos de Atención:** Demora promedio de 25 minutos por cliente respondiendo consultas reiterativas sobre tallas, colores y disponibilidad.</w:t>
               <w:br/>
-              <w:t>• *Alternativas Actuales:* Chats de WhatsApp, llamadas y notas físicas.</w:t>
+              <w:t>• *Alternativas Existentes:* Chats de mensajería instantánea, llamadas de voz y registros en cuadernos manuscritos.</w:t>
             </w:r>
           </w:p>
         </w:tc>
@@ -780,11 +815,11 @@
           </w:tcPr>
           <w:p>
             <w:r>
-              <w:t>• **Público Objetivo:** Jóvenes y adultos de 18 a 45 años en Lima Metropolitana que practican disciplinas deportivas (gimnasio, running, crossfit, calistenia).</w:t>
+              <w:t>• **Público Objetivo:** Jóvenes y adultos de 18 a 45 años residentes en Lima Metropolitana que realizan actividad física regular (gimnasio, running, crossfit, calistenia).</w:t>
               <w:br/>
-              <w:t>• **Early Adopters:** Clientes habituales que compran vía WhatsApp y buscan atención inmediata sin demoras en confirmación.</w:t>
+              <w:t>• **Early Adopters:** Clientes fidelizados que efectúan compras recurrentes y demandan confirmación inmediata de sus solicitudes.</w:t>
               <w:br/>
-              <w:t>• **Usuario Administrador:** El dueño del negocio que gestiona pedidos y catálogo sobre la marcha desde su dispositivo móvil.</w:t>
+              <w:t>• **Usuario Administrador:** Víctor Raúl Cárdenas, quien requiere operar y supervisar la tienda desde su dispositivo móvil.</w:t>
             </w:r>
           </w:p>
         </w:tc>
@@ -808,7 +843,7 @@
           </w:tcPr>
           <w:p>
             <w:r>
-              <w:t>*"Plataforma Web PWA ultraligera que permite al cliente armar y confirmar su pedido deportivo en menos de 2 minutos con stock en tiempo real, brindando al administrador control centralizado, generación automática de órdenes y despacho coordinado."*</w:t>
+              <w:t>"Sistema Web Progresivo (PWA) de ultra-bajo peso y respuesta instantánea que permite al cliente consultar catálogo con stock real y confirmar su compra en menos de 2 minutos, automatizando la generación de órdenes y el despacho para el administrador."</w:t>
             </w:r>
           </w:p>
         </w:tc>
@@ -830,11 +865,11 @@
           </w:tcPr>
           <w:p>
             <w:r>
-              <w:t>• **Catálogo Interactivo PWA:** Visualización instantánea con filtros por categoría, talla, color y precio.</w:t>
+              <w:t>• **Catálogo Interactivo:** Búsqueda y filtrado dinámico en tiempo real por categoría, talla, color y precio.</w:t>
               <w:br/>
-              <w:t>• **Toma y Registro Centralizado de Pedidos:** Carrito de compras reactivo con cálculo automático de importes y costo de envío.</w:t>
+              <w:t>• **Toma Centralizada de Pedidos:** Carrito interactivo reactivo con cálculo automático de importes y costos de delivery.</w:t>
               <w:br/>
-              <w:t>• **Módulo de Trazabilidad:** Estados de pedido dinámicos (`Recibido`, `En Preparación`, `En Camino`, `Entregado`, `Cancelado`).</w:t>
+              <w:t>• **Trazabilidad del Pedido:** Panel con estados normalizados (`Recibido`, `En Preparación`, `En Camino`, `Entregado`, `Cancelado`).</w:t>
             </w:r>
           </w:p>
         </w:tc>
@@ -847,7 +882,7 @@
           </w:tcPr>
           <w:p>
             <w:r>
-              <w:t>**5. Canales**</w:t>
+              <w:t>**5. Canales de Distribución**</w:t>
             </w:r>
           </w:p>
         </w:tc>
@@ -858,11 +893,11 @@
           </w:tcPr>
           <w:p>
             <w:r>
-              <w:t>• Progressive Web App accesible desde cualquier navegador móvil/escritorio sin instalación obligatoria.</w:t>
+              <w:t>• Progressive Web App accesible desde cualquier navegador sin requerir descargas de tiendas de aplicaciones.</w:t>
               <w:br/>
-              <w:t>• Generador de enlace y resumen de orden formateado para confirmación instantánea vía WhatsApp.</w:t>
+              <w:t>• Generador automatizado de resúmenes de orden formateados para confirmación rápida vía WhatsApp Business.</w:t>
               <w:br/>
-              <w:t>• Panel administrativo web responsivo.</w:t>
+              <w:t>• Panel administrativo web responsivo adaptado a dispositivos móviles y de escritorio.</w:t>
             </w:r>
           </w:p>
         </w:tc>
@@ -874,7 +909,7 @@
           </w:tcPr>
           <w:p>
             <w:r>
-              <w:t>**6. Flujo de Ingresos**</w:t>
+              <w:t>**6. Estructura de Ingresos**</w:t>
             </w:r>
           </w:p>
         </w:tc>
@@ -884,11 +919,11 @@
           </w:tcPr>
           <w:p>
             <w:r>
-              <w:t>• Venta directa de indumentaria y suplementación deportiva.</w:t>
+              <w:t>• Venta directa de indumentaria deportiva (margen promedio por prenda: 35% - 45%).</w:t>
               <w:br/>
-              <w:t>• Tarifas transparentes por servicio de delivery según zona geográfica.</w:t>
+              <w:t>• Cobro transparente de tarifas de delivery zonificadas.</w:t>
               <w:br/>
-              <w:t>• Incremento del ticket promedio mediante venta cruzada en el catálogo interactivo.</w:t>
+              <w:t>• Incremento del ticket promedio mediante sugerencias de productos complementarios en catálogo.</w:t>
             </w:r>
           </w:p>
         </w:tc>
@@ -912,13 +947,13 @@
           </w:tcPr>
           <w:p>
             <w:r>
-              <w:t>• Costos de desarrollo y mantenimiento de software.</w:t>
+              <w:t>• Costos de desarrollo y mantenimiento evolutivo del software.</w:t>
               <w:br/>
-              <w:t>• Infraestructura Cloud / Hosting PaaS (Vercel / GitHub Pages / Base de Datos Serverless).</w:t>
+              <w:t>• Infraestructura Cloud / Hosting Serverless y Base de Datos.</w:t>
               <w:br/>
-              <w:t>• Costo de adquisición de inventario físico y empaque.</w:t>
+              <w:t>• Costo de adquisición de inventario, insumos de empaque e identidad de marca.</w:t>
               <w:br/>
-              <w:t>• Comisiones de pasarela de pago y logística de entrega motorizada.</w:t>
+              <w:t>• Comisiones por transacciones electrónicas y servicio de entrega motorizada tercerizada.</w:t>
             </w:r>
           </w:p>
         </w:tc>
@@ -940,13 +975,13 @@
           </w:tcPr>
           <w:p>
             <w:r>
-              <w:t>• **Tiempo Promedio de Ciclo de Pedido:** Reducción de 25 min a menos de 3 min.</w:t>
+              <w:t>• **Tiempo Promedio de Ciclo de Pedido:** Reducción de 25 min a $\le 3$ min por orden.</w:t>
               <w:br/>
-              <w:t>• **Tasa de Conversión de Visitas a Pedidos:** Incremento esperado de +35%.</w:t>
+              <w:t>• **Tasa de Conversión de Carrito a Pedido:** Incremento proyectado de +35%.</w:t>
               <w:br/>
-              <w:t>• **Tasa de Error en Despacho:** Disminución del 18% a menos del 1%.</w:t>
+              <w:t>• **Tasa de Error en Despacho:** Disminución del 18% a $&lt; 1\%$.</w:t>
               <w:br/>
-              <w:t>• **Disponibilidad de Plataforma (Uptime):** $\ge 99.5\%$.</w:t>
+              <w:t>• **Disponibilidad Operativa de la Plataforma (Uptime):** $\ge 99.5\%$.</w:t>
             </w:r>
           </w:p>
         </w:tc>
@@ -988,7 +1023,7 @@
           <w:color w:val="F97316"/>
           <w:sz w:val="28"/>
         </w:rPr>
-        <w:t>1.6. Mapa de Procesos (AS-IS)</w:t>
+        <w:t>1.6. Mapa de Procesos Actual (AS-IS)</w:t>
       </w:r>
     </w:p>
     <w:p>
@@ -1002,135 +1037,644 @@
           <w:color w:val="1E293B"/>
           <w:sz w:val="24"/>
         </w:rPr>
-        <w:t>Descripción del Proceso Actual:</w:t>
+        <w:t>Tabla de Desglose del Proceso AS-IS (8 Pasos Operativos):</w:t>
       </w:r>
     </w:p>
+    <w:tbl>
+      <w:tblPr>
+        <w:tblW w:type="auto" w:w="0"/>
+        <w:jc w:val="center"/>
+        <w:tblLook w:firstColumn="1" w:firstRow="1" w:lastColumn="0" w:lastRow="0" w:noHBand="0" w:noVBand="1" w:val="04A0"/>
+      </w:tblPr>
+      <w:tblGrid>
+        <w:gridCol w:w="1560"/>
+        <w:gridCol w:w="1560"/>
+        <w:gridCol w:w="1560"/>
+        <w:gridCol w:w="1560"/>
+        <w:gridCol w:w="1560"/>
+        <w:gridCol w:w="1560"/>
+      </w:tblGrid>
+      <w:tr>
+        <w:tc>
+          <w:tcPr>
+            <w:tcW w:type="dxa" w:w="1560"/>
+            <w:shd w:fill="0F172A"/>
+          </w:tcPr>
+          <w:p>
+            <w:r>
+              <w:rPr>
+                <w:b/>
+                <w:color w:val="FFFFFF"/>
+              </w:rPr>
+              <w:t>N°</w:t>
+            </w:r>
+          </w:p>
+        </w:tc>
+        <w:tc>
+          <w:tcPr>
+            <w:tcW w:type="dxa" w:w="1560"/>
+            <w:shd w:fill="0F172A"/>
+          </w:tcPr>
+          <w:p>
+            <w:r>
+              <w:rPr>
+                <w:b/>
+                <w:color w:val="FFFFFF"/>
+              </w:rPr>
+              <w:t>Rol / Actor</w:t>
+            </w:r>
+          </w:p>
+        </w:tc>
+        <w:tc>
+          <w:tcPr>
+            <w:tcW w:type="dxa" w:w="1560"/>
+            <w:shd w:fill="0F172A"/>
+          </w:tcPr>
+          <w:p>
+            <w:r>
+              <w:rPr>
+                <w:b/>
+                <w:color w:val="FFFFFF"/>
+              </w:rPr>
+              <w:t>Actividad Operativa AS-IS</w:t>
+            </w:r>
+          </w:p>
+        </w:tc>
+        <w:tc>
+          <w:tcPr>
+            <w:tcW w:type="dxa" w:w="1560"/>
+            <w:shd w:fill="0F172A"/>
+          </w:tcPr>
+          <w:p>
+            <w:r>
+              <w:rPr>
+                <w:b/>
+                <w:color w:val="FFFFFF"/>
+              </w:rPr>
+              <w:t>Herramienta Utilizada</w:t>
+            </w:r>
+          </w:p>
+        </w:tc>
+        <w:tc>
+          <w:tcPr>
+            <w:tcW w:type="dxa" w:w="1560"/>
+            <w:shd w:fill="0F172A"/>
+          </w:tcPr>
+          <w:p>
+            <w:r>
+              <w:rPr>
+                <w:b/>
+                <w:color w:val="FFFFFF"/>
+              </w:rPr>
+              <w:t>Problema / Cuello de Botella Detectado</w:t>
+            </w:r>
+          </w:p>
+        </w:tc>
+        <w:tc>
+          <w:tcPr>
+            <w:tcW w:type="dxa" w:w="1560"/>
+            <w:shd w:fill="0F172A"/>
+          </w:tcPr>
+          <w:p>
+            <w:r>
+              <w:rPr>
+                <w:b/>
+                <w:color w:val="FFFFFF"/>
+              </w:rPr>
+              <w:t>Oportunidad de Mejora para el TO-BE</w:t>
+            </w:r>
+          </w:p>
+        </w:tc>
+      </w:tr>
+      <w:tr>
+        <w:tc>
+          <w:tcPr>
+            <w:tcW w:type="dxa" w:w="1560"/>
+            <w:shd w:fill="F8FAFC"/>
+          </w:tcPr>
+          <w:p>
+            <w:r>
+              <w:t>**1**</w:t>
+            </w:r>
+          </w:p>
+        </w:tc>
+        <w:tc>
+          <w:tcPr>
+            <w:tcW w:type="dxa" w:w="1560"/>
+            <w:shd w:fill="F8FAFC"/>
+          </w:tcPr>
+          <w:p>
+            <w:r>
+              <w:t>Cliente</w:t>
+            </w:r>
+          </w:p>
+        </w:tc>
+        <w:tc>
+          <w:tcPr>
+            <w:tcW w:type="dxa" w:w="1560"/>
+            <w:shd w:fill="F8FAFC"/>
+          </w:tcPr>
+          <w:p>
+            <w:r>
+              <w:t>Consulta por prendas, tallas y precios disponibles.</w:t>
+            </w:r>
+          </w:p>
+        </w:tc>
+        <w:tc>
+          <w:tcPr>
+            <w:tcW w:type="dxa" w:w="1560"/>
+            <w:shd w:fill="F8FAFC"/>
+          </w:tcPr>
+          <w:p>
+            <w:r>
+              <w:t>WhatsApp / Facebook</w:t>
+            </w:r>
+          </w:p>
+        </w:tc>
+        <w:tc>
+          <w:tcPr>
+            <w:tcW w:type="dxa" w:w="1560"/>
+            <w:shd w:fill="F8FAFC"/>
+          </w:tcPr>
+          <w:p>
+            <w:r>
+              <w:t>Se envían fotos dispersas sin orden y se demora la respuesta.</w:t>
+            </w:r>
+          </w:p>
+        </w:tc>
+        <w:tc>
+          <w:tcPr>
+            <w:tcW w:type="dxa" w:w="1560"/>
+            <w:shd w:fill="F8FAFC"/>
+          </w:tcPr>
+          <w:p>
+            <w:r>
+              <w:t>Catálogo digital interactivo con filtros en tiempo real.</w:t>
+            </w:r>
+          </w:p>
+        </w:tc>
+      </w:tr>
+      <w:tr>
+        <w:tc>
+          <w:tcPr>
+            <w:tcW w:type="dxa" w:w="1560"/>
+          </w:tcPr>
+          <w:p>
+            <w:r>
+              <w:t>**2**</w:t>
+            </w:r>
+          </w:p>
+        </w:tc>
+        <w:tc>
+          <w:tcPr>
+            <w:tcW w:type="dxa" w:w="1560"/>
+          </w:tcPr>
+          <w:p>
+            <w:r>
+              <w:t>Administrador</w:t>
+            </w:r>
+          </w:p>
+        </w:tc>
+        <w:tc>
+          <w:tcPr>
+            <w:tcW w:type="dxa" w:w="1560"/>
+          </w:tcPr>
+          <w:p>
+            <w:r>
+              <w:t>Revisa mensajes manualmente y busca fotos en galería.</w:t>
+            </w:r>
+          </w:p>
+        </w:tc>
+        <w:tc>
+          <w:tcPr>
+            <w:tcW w:type="dxa" w:w="1560"/>
+          </w:tcPr>
+          <w:p>
+            <w:r>
+              <w:t>Teléfono móvil</w:t>
+            </w:r>
+          </w:p>
+        </w:tc>
+        <w:tc>
+          <w:tcPr>
+            <w:tcW w:type="dxa" w:w="1560"/>
+          </w:tcPr>
+          <w:p>
+            <w:r>
+              <w:t>Pérdida de tiempo respondiendo preguntas repetitivas.</w:t>
+            </w:r>
+          </w:p>
+        </w:tc>
+        <w:tc>
+          <w:tcPr>
+            <w:tcW w:type="dxa" w:w="1560"/>
+          </w:tcPr>
+          <w:p>
+            <w:r>
+              <w:t>Ficha técnica de producto con stock y tallas visibles.</w:t>
+            </w:r>
+          </w:p>
+        </w:tc>
+      </w:tr>
+      <w:tr>
+        <w:tc>
+          <w:tcPr>
+            <w:tcW w:type="dxa" w:w="1560"/>
+            <w:shd w:fill="F8FAFC"/>
+          </w:tcPr>
+          <w:p>
+            <w:r>
+              <w:t>**3**</w:t>
+            </w:r>
+          </w:p>
+        </w:tc>
+        <w:tc>
+          <w:tcPr>
+            <w:tcW w:type="dxa" w:w="1560"/>
+            <w:shd w:fill="F8FAFC"/>
+          </w:tcPr>
+          <w:p>
+            <w:r>
+              <w:t>Administrador</w:t>
+            </w:r>
+          </w:p>
+        </w:tc>
+        <w:tc>
+          <w:tcPr>
+            <w:tcW w:type="dxa" w:w="1560"/>
+            <w:shd w:fill="F8FAFC"/>
+          </w:tcPr>
+          <w:p>
+            <w:r>
+              <w:t>Verifica stock físicamente en el almacén.</w:t>
+            </w:r>
+          </w:p>
+        </w:tc>
+        <w:tc>
+          <w:tcPr>
+            <w:tcW w:type="dxa" w:w="1560"/>
+            <w:shd w:fill="F8FAFC"/>
+          </w:tcPr>
+          <w:p>
+            <w:r>
+              <w:t>Inspección visual</w:t>
+            </w:r>
+          </w:p>
+        </w:tc>
+        <w:tc>
+          <w:tcPr>
+            <w:tcW w:type="dxa" w:w="1560"/>
+            <w:shd w:fill="F8FAFC"/>
+          </w:tcPr>
+          <w:p>
+            <w:r>
+              <w:t>No hay certeza del stock si hay ventas simultáneas.</w:t>
+            </w:r>
+          </w:p>
+        </w:tc>
+        <w:tc>
+          <w:tcPr>
+            <w:tcW w:type="dxa" w:w="1560"/>
+            <w:shd w:fill="F8FAFC"/>
+          </w:tcPr>
+          <w:p>
+            <w:r>
+              <w:t>Descuento automático de stock en base de datos.</w:t>
+            </w:r>
+          </w:p>
+        </w:tc>
+      </w:tr>
+      <w:tr>
+        <w:tc>
+          <w:tcPr>
+            <w:tcW w:type="dxa" w:w="1560"/>
+          </w:tcPr>
+          <w:p>
+            <w:r>
+              <w:t>**4**</w:t>
+            </w:r>
+          </w:p>
+        </w:tc>
+        <w:tc>
+          <w:tcPr>
+            <w:tcW w:type="dxa" w:w="1560"/>
+          </w:tcPr>
+          <w:p>
+            <w:r>
+              <w:t>Administrador</w:t>
+            </w:r>
+          </w:p>
+        </w:tc>
+        <w:tc>
+          <w:tcPr>
+            <w:tcW w:type="dxa" w:w="1560"/>
+          </w:tcPr>
+          <w:p>
+            <w:r>
+              <w:t>Informa precio, datos de pago y costo de flete.</w:t>
+            </w:r>
+          </w:p>
+        </w:tc>
+        <w:tc>
+          <w:tcPr>
+            <w:tcW w:type="dxa" w:w="1560"/>
+          </w:tcPr>
+          <w:p>
+            <w:r>
+              <w:t>Chat de texto</w:t>
+            </w:r>
+          </w:p>
+        </w:tc>
+        <w:tc>
+          <w:tcPr>
+            <w:tcW w:type="dxa" w:w="1560"/>
+          </w:tcPr>
+          <w:p>
+            <w:r>
+              <w:t>Cálculo manual en calculadora propenso a errores.</w:t>
+            </w:r>
+          </w:p>
+        </w:tc>
+        <w:tc>
+          <w:tcPr>
+            <w:tcW w:type="dxa" w:w="1560"/>
+          </w:tcPr>
+          <w:p>
+            <w:r>
+              <w:t>Cálculo automático de subtotal, flete y total de la orden.</w:t>
+            </w:r>
+          </w:p>
+        </w:tc>
+      </w:tr>
+      <w:tr>
+        <w:tc>
+          <w:tcPr>
+            <w:tcW w:type="dxa" w:w="1560"/>
+            <w:shd w:fill="F8FAFC"/>
+          </w:tcPr>
+          <w:p>
+            <w:r>
+              <w:t>**5**</w:t>
+            </w:r>
+          </w:p>
+        </w:tc>
+        <w:tc>
+          <w:tcPr>
+            <w:tcW w:type="dxa" w:w="1560"/>
+            <w:shd w:fill="F8FAFC"/>
+          </w:tcPr>
+          <w:p>
+            <w:r>
+              <w:t>Cliente</w:t>
+            </w:r>
+          </w:p>
+        </w:tc>
+        <w:tc>
+          <w:tcPr>
+            <w:tcW w:type="dxa" w:w="1560"/>
+            <w:shd w:fill="F8FAFC"/>
+          </w:tcPr>
+          <w:p>
+            <w:r>
+              <w:t>Realiza pago (Yape/Plin) y envía comprobante.</w:t>
+            </w:r>
+          </w:p>
+        </w:tc>
+        <w:tc>
+          <w:tcPr>
+            <w:tcW w:type="dxa" w:w="1560"/>
+            <w:shd w:fill="F8FAFC"/>
+          </w:tcPr>
+          <w:p>
+            <w:r>
+              <w:t>Captura de pantalla</w:t>
+            </w:r>
+          </w:p>
+        </w:tc>
+        <w:tc>
+          <w:tcPr>
+            <w:tcW w:type="dxa" w:w="1560"/>
+            <w:shd w:fill="F8FAFC"/>
+          </w:tcPr>
+          <w:p>
+            <w:r>
+              <w:t>Comprobantes dispersos en el chat sin validación formal.</w:t>
+            </w:r>
+          </w:p>
+        </w:tc>
+        <w:tc>
+          <w:tcPr>
+            <w:tcW w:type="dxa" w:w="1560"/>
+            <w:shd w:fill="F8FAFC"/>
+          </w:tcPr>
+          <w:p>
+            <w:r>
+              <w:t>Registro de método de pago y referencia en la orden.</w:t>
+            </w:r>
+          </w:p>
+        </w:tc>
+      </w:tr>
+      <w:tr>
+        <w:tc>
+          <w:tcPr>
+            <w:tcW w:type="dxa" w:w="1560"/>
+          </w:tcPr>
+          <w:p>
+            <w:r>
+              <w:t>**6**</w:t>
+            </w:r>
+          </w:p>
+        </w:tc>
+        <w:tc>
+          <w:tcPr>
+            <w:tcW w:type="dxa" w:w="1560"/>
+          </w:tcPr>
+          <w:p>
+            <w:r>
+              <w:t>Administrador</w:t>
+            </w:r>
+          </w:p>
+        </w:tc>
+        <w:tc>
+          <w:tcPr>
+            <w:tcW w:type="dxa" w:w="1560"/>
+          </w:tcPr>
+          <w:p>
+            <w:r>
+              <w:t>Anota datos del cliente y pedido en libreta.</w:t>
+            </w:r>
+          </w:p>
+        </w:tc>
+        <w:tc>
+          <w:tcPr>
+            <w:tcW w:type="dxa" w:w="1560"/>
+          </w:tcPr>
+          <w:p>
+            <w:r>
+              <w:t>Cuaderno manuscrito</w:t>
+            </w:r>
+          </w:p>
+        </w:tc>
+        <w:tc>
+          <w:tcPr>
+            <w:tcW w:type="dxa" w:w="1560"/>
+          </w:tcPr>
+          <w:p>
+            <w:r>
+              <w:t>Letra ilegible, pérdida de hojas y direcciones incompletas.</w:t>
+            </w:r>
+          </w:p>
+        </w:tc>
+        <w:tc>
+          <w:tcPr>
+            <w:tcW w:type="dxa" w:w="1560"/>
+          </w:tcPr>
+          <w:p>
+            <w:r>
+              <w:t>Formulario web validado con campos obligatorios.</w:t>
+            </w:r>
+          </w:p>
+        </w:tc>
+      </w:tr>
+      <w:tr>
+        <w:tc>
+          <w:tcPr>
+            <w:tcW w:type="dxa" w:w="1560"/>
+            <w:shd w:fill="F8FAFC"/>
+          </w:tcPr>
+          <w:p>
+            <w:r>
+              <w:t>**7**</w:t>
+            </w:r>
+          </w:p>
+        </w:tc>
+        <w:tc>
+          <w:tcPr>
+            <w:tcW w:type="dxa" w:w="1560"/>
+            <w:shd w:fill="F8FAFC"/>
+          </w:tcPr>
+          <w:p>
+            <w:r>
+              <w:t>Administrador</w:t>
+            </w:r>
+          </w:p>
+        </w:tc>
+        <w:tc>
+          <w:tcPr>
+            <w:tcW w:type="dxa" w:w="1560"/>
+            <w:shd w:fill="F8FAFC"/>
+          </w:tcPr>
+          <w:p>
+            <w:r>
+              <w:t>Empaqueta prendas y coordina con motorizado.</w:t>
+            </w:r>
+          </w:p>
+        </w:tc>
+        <w:tc>
+          <w:tcPr>
+            <w:tcW w:type="dxa" w:w="1560"/>
+            <w:shd w:fill="F8FAFC"/>
+          </w:tcPr>
+          <w:p>
+            <w:r>
+              <w:t>Llamada / Libreta</w:t>
+            </w:r>
+          </w:p>
+        </w:tc>
+        <w:tc>
+          <w:tcPr>
+            <w:tcW w:type="dxa" w:w="1560"/>
+            <w:shd w:fill="F8FAFC"/>
+          </w:tcPr>
+          <w:p>
+            <w:r>
+              <w:t>Falta de control del estado de avance del empaque.</w:t>
+            </w:r>
+          </w:p>
+        </w:tc>
+        <w:tc>
+          <w:tcPr>
+            <w:tcW w:type="dxa" w:w="1560"/>
+            <w:shd w:fill="F8FAFC"/>
+          </w:tcPr>
+          <w:p>
+            <w:r>
+              <w:t>Módulo de estados con cambio de estado en un clic.</w:t>
+            </w:r>
+          </w:p>
+        </w:tc>
+      </w:tr>
+      <w:tr>
+        <w:tc>
+          <w:tcPr>
+            <w:tcW w:type="dxa" w:w="1560"/>
+          </w:tcPr>
+          <w:p>
+            <w:r>
+              <w:t>**8**</w:t>
+            </w:r>
+          </w:p>
+        </w:tc>
+        <w:tc>
+          <w:tcPr>
+            <w:tcW w:type="dxa" w:w="1560"/>
+          </w:tcPr>
+          <w:p>
+            <w:r>
+              <w:t>Cliente</w:t>
+            </w:r>
+          </w:p>
+        </w:tc>
+        <w:tc>
+          <w:tcPr>
+            <w:tcW w:type="dxa" w:w="1560"/>
+          </w:tcPr>
+          <w:p>
+            <w:r>
+              <w:t>Pregunta reiteradamente por el estado de su envío.</w:t>
+            </w:r>
+          </w:p>
+        </w:tc>
+        <w:tc>
+          <w:tcPr>
+            <w:tcW w:type="dxa" w:w="1560"/>
+          </w:tcPr>
+          <w:p>
+            <w:r>
+              <w:t>WhatsApp</w:t>
+            </w:r>
+          </w:p>
+        </w:tc>
+        <w:tc>
+          <w:tcPr>
+            <w:tcW w:type="dxa" w:w="1560"/>
+          </w:tcPr>
+          <w:p>
+            <w:r>
+              <w:t>Sobrecarga de mensajes preguntando "¿Ya salió mi pedido?".</w:t>
+            </w:r>
+          </w:p>
+        </w:tc>
+        <w:tc>
+          <w:tcPr>
+            <w:tcW w:type="dxa" w:w="1560"/>
+          </w:tcPr>
+          <w:p>
+            <w:r>
+              <w:t>Trazabilidad del pedido y consulta de estado en línea.</w:t>
+            </w:r>
+          </w:p>
+        </w:tc>
+      </w:tr>
+    </w:tbl>
+    <w:p/>
     <w:p>
       <w:pPr>
-        <w:spacing w:after="80"/>
+        <w:pStyle w:val="ListBullet"/>
+        <w:spacing w:after="40"/>
       </w:pPr>
       <w:r>
-        <w:t>El flujo operativo tradicional de recepción y despacho de pedidos en LeoFit se caracteriza por una alta dependencia del esfuerzo manual del administrador.</w:t>
-      </w:r>
-    </w:p>
-    <w:p>
-      <w:pPr>
-        <w:spacing w:before="80" w:after="120"/>
-        <w:shd w:fill="F1F5F9"/>
-      </w:pPr>
-      <w:r>
-        <w:rPr>
-          <w:rFonts w:ascii="Consolas" w:hAnsi="Consolas"/>
-          <w:color w:val="0F172A"/>
-          <w:sz w:val="19"/>
-        </w:rPr>
-        <w:t>[Cliente solicita info por WhatsApp/Facebook]</w:t>
-        <w:br/>
-        <w:t xml:space="preserve">                    │</w:t>
-        <w:br/>
-        <w:t xml:space="preserve">                    ▼</w:t>
-        <w:br/>
-        <w:t>[Administrador revisa mensaje manualmente]</w:t>
-        <w:br/>
-        <w:t xml:space="preserve">                    │</w:t>
-        <w:br/>
-        <w:t xml:space="preserve">                    ▼</w:t>
-        <w:br/>
-        <w:t>[Revisión visual de stock en almacén físico]</w:t>
-        <w:br/>
-        <w:t xml:space="preserve">                    │</w:t>
-        <w:br/>
-        <w:t xml:space="preserve">           ┌────────┴────────┐</w:t>
-        <w:br/>
-        <w:t xml:space="preserve">     ¿Hay stock?        ¿No hay stock? ──► [Notificar cliente / Cancelar]</w:t>
-        <w:br/>
-        <w:t xml:space="preserve">           │</w:t>
-        <w:br/>
-        <w:t xml:space="preserve">           ▼ (Sí)</w:t>
-        <w:br/>
-        <w:t>[Informar precio, datos bancarios y flete]</w:t>
-        <w:br/>
-        <w:t xml:space="preserve">                    │</w:t>
-        <w:br/>
-        <w:t xml:space="preserve">                    ▼</w:t>
-        <w:br/>
-        <w:t>[Cliente transfiere y envía captura de pago]</w:t>
-        <w:br/>
-        <w:t xml:space="preserve">                    │</w:t>
-        <w:br/>
-        <w:t xml:space="preserve">                    ▼</w:t>
-        <w:br/>
-        <w:t>[Verificación manual de saldo bancario]</w:t>
-        <w:br/>
-        <w:t xml:space="preserve">                    │</w:t>
-        <w:br/>
-        <w:t xml:space="preserve">                    ▼</w:t>
-        <w:br/>
-        <w:t>[Anotación manual en cuaderno: Nombre, Dir, Talla]</w:t>
-        <w:br/>
-        <w:t xml:space="preserve">                    │</w:t>
-        <w:br/>
-        <w:t xml:space="preserve">                    ▼</w:t>
-        <w:br/>
-        <w:t>[Empaquetado físico de la prenda]</w:t>
-        <w:br/>
-        <w:t xml:space="preserve">                    │</w:t>
-        <w:br/>
-        <w:t xml:space="preserve">                    ▼</w:t>
-        <w:br/>
-        <w:t>[Llamada al motorizado y entrega de paquete]</w:t>
-        <w:br/>
-        <w:t xml:space="preserve">                    │</w:t>
-        <w:br/>
-        <w:t xml:space="preserve">                    ▼</w:t>
-        <w:br/>
-        <w:t>[Notificación manual de salida al cliente]</w:t>
-      </w:r>
-    </w:p>
-    <w:p>
-      <w:pPr>
-        <w:spacing w:before="160" w:after="40"/>
-      </w:pPr>
-      <w:r>
-        <w:rPr>
-          <w:rFonts w:ascii="Calibri" w:hAnsi="Calibri"/>
-          <w:b/>
-          <w:color w:val="1E293B"/>
-          <w:sz w:val="24"/>
-        </w:rPr>
-        <w:t>Ineficiencias Críticas del Modelo AS-IS:</w:t>
-      </w:r>
-    </w:p>
-    <w:p>
-      <w:pPr>
-        <w:spacing w:after="80"/>
-      </w:pPr>
-      <w:r>
-        <w:t>1. Pérdida de Información: Anotaciones ilegibles o extravío de hojas de cuaderno que originan despachos a direcciones erróneas.</w:t>
-      </w:r>
-    </w:p>
-    <w:p>
-      <w:pPr>
-        <w:spacing w:after="80"/>
-      </w:pPr>
-      <w:r>
-        <w:t>2. Quiebres de Stock No Detectados: Se confirma la venta a un cliente cuando la prenda ya fue prometida a otro en un chat paralelo.</w:t>
-      </w:r>
-    </w:p>
-    <w:p>
-      <w:pPr>
-        <w:spacing w:after="80"/>
-      </w:pPr>
-      <w:r>
-        <w:t>3. Falta de Trazabilidad: El cliente desconoce el estado de su pedido, saturando el canal de WhatsApp con preguntas de seguimiento ("¿Ya salió mi pedido?").</w:t>
-      </w:r>
-    </w:p>
-    <w:p>
-      <w:pPr>
-        <w:spacing w:after="80"/>
-      </w:pPr>
-      <w:r>
-        <w:t>4. Diagrama Formal Integrado: El diagrama de modelado de procesos actual en estándar BPMN 2.0 se encuentra documentado y actualizado en el repositorio bajo el archivo `diagrams/01_BPMN_AS-IS.png`.</w:t>
+        <w:t>Diagrama Formal Integrado: El diagrama BPMN 2.0 correspondiente se encuentra formalmente documentado en [`diagrams/01_BPMN_AS-IS.png`](diagrams/01_BPMN_AS-IS.png).</w:t>
       </w:r>
     </w:p>
     <w:p>
@@ -1185,7 +1729,7 @@
                 <w:b/>
                 <w:color w:val="FFFFFF"/>
               </w:rPr>
-              <w:t>Dimensión</w:t>
+              <w:t>Dimensión Operativa</w:t>
             </w:r>
           </w:p>
         </w:tc>
@@ -1230,7 +1774,7 @@
                 <w:b/>
                 <w:color w:val="FFFFFF"/>
               </w:rPr>
-              <w:t>Beneficio Cuantitativo</w:t>
+              <w:t>Impacto y Beneficio Esperado</w:t>
             </w:r>
           </w:p>
         </w:tc>
@@ -1243,7 +1787,7 @@
           </w:tcPr>
           <w:p>
             <w:r>
-              <w:t>**Catálogo de Productos**</w:t>
+              <w:t>**Presentación del Catálogo**</w:t>
             </w:r>
           </w:p>
         </w:tc>
@@ -1254,7 +1798,7 @@
           </w:tcPr>
           <w:p>
             <w:r>
-              <w:t>Fotos dispersas enviadas por chat según solicitud.</w:t>
+              <w:t>Fotografías no catalogadas compartidas por chat.</w:t>
             </w:r>
           </w:p>
         </w:tc>
@@ -1265,7 +1809,7 @@
           </w:tcPr>
           <w:p>
             <w:r>
-              <w:t>Catálogo web interactivo, filtrable y con fotos HD.</w:t>
+              <w:t>Catálogo web PWA con categorización y fotos HD.</w:t>
             </w:r>
           </w:p>
         </w:tc>
@@ -1276,7 +1820,7 @@
           </w:tcPr>
           <w:p>
             <w:r>
-              <w:t>Ahorro del 80% en tiempo de atención inicial.</w:t>
+              <w:t>Reducción del 80% en tiempo de consulta inicial.</w:t>
             </w:r>
           </w:p>
         </w:tc>
@@ -1288,7 +1832,7 @@
           </w:tcPr>
           <w:p>
             <w:r>
-              <w:t>**Control de Stock**</w:t>
+              <w:t>**Gestión de Existencias**</w:t>
             </w:r>
           </w:p>
         </w:tc>
@@ -1298,7 +1842,7 @@
           </w:tcPr>
           <w:p>
             <w:r>
-              <w:t>Verificación física manual en el estante.</w:t>
+              <w:t>Verificación física manual en estanterías.</w:t>
             </w:r>
           </w:p>
         </w:tc>
@@ -1308,7 +1852,7 @@
           </w:tcPr>
           <w:p>
             <w:r>
-              <w:t>Descuento automático de stock al confirmar orden.</w:t>
+              <w:t>Control centralizado con alertas de stock crítico.</w:t>
             </w:r>
           </w:p>
         </w:tc>
@@ -1318,7 +1862,7 @@
           </w:tcPr>
           <w:p>
             <w:r>
-              <w:t>Reducción de quiebres de stock a 0%.</w:t>
+              <w:t>Eliminación del 100% de sobreventas sin existencias.</w:t>
             </w:r>
           </w:p>
         </w:tc>
@@ -1331,7 +1875,7 @@
           </w:tcPr>
           <w:p>
             <w:r>
-              <w:t>**Registro del Pedido**</w:t>
+              <w:t>**Registro de Transacciones**</w:t>
             </w:r>
           </w:p>
         </w:tc>
@@ -1342,7 +1886,7 @@
           </w:tcPr>
           <w:p>
             <w:r>
-              <w:t>Cuaderno físico manuscrito.</w:t>
+              <w:t>Anotaciones en libretas de papel.</w:t>
             </w:r>
           </w:p>
         </w:tc>
@@ -1353,7 +1897,7 @@
           </w:tcPr>
           <w:p>
             <w:r>
-              <w:t>Base de datos relacional normalizada con ID único.</w:t>
+              <w:t>Registro en base de datos relacional con ID único.</w:t>
             </w:r>
           </w:p>
         </w:tc>
@@ -1364,7 +1908,7 @@
           </w:tcPr>
           <w:p>
             <w:r>
-              <w:t>100% de trazabilidad y 0 pérdidas de pedidos.</w:t>
+              <w:t>100% de trazabilidad y cero extravío de pedidos.</w:t>
             </w:r>
           </w:p>
         </w:tc>
@@ -1376,7 +1920,7 @@
           </w:tcPr>
           <w:p>
             <w:r>
-              <w:t>**Cálculo de Totales**</w:t>
+              <w:t>**Liquidación de Importes**</w:t>
             </w:r>
           </w:p>
         </w:tc>
@@ -1386,7 +1930,7 @@
           </w:tcPr>
           <w:p>
             <w:r>
-              <w:t>Suma manual en calculadora (riesgo de error).</w:t>
+              <w:t>Cálculo mental o con calculadora básica.</w:t>
             </w:r>
           </w:p>
         </w:tc>
@@ -1396,7 +1940,7 @@
           </w:tcPr>
           <w:p>
             <w:r>
-              <w:t>Cálculo algorítmico reactivo (precios + delivery).</w:t>
+              <w:t>Liquidación algorítmica reactiva de fletes y totales.</w:t>
             </w:r>
           </w:p>
         </w:tc>
@@ -1406,7 +1950,7 @@
           </w:tcPr>
           <w:p>
             <w:r>
-              <w:t>Precisión contable del 100%.</w:t>
+              <w:t>Cero discrepancias contables en liquidaciones.</w:t>
             </w:r>
           </w:p>
         </w:tc>
@@ -1419,7 +1963,7 @@
           </w:tcPr>
           <w:p>
             <w:r>
-              <w:t>**Seguimiento de Despacho**</w:t>
+              <w:t>**Monitoreo de Despacho**</w:t>
             </w:r>
           </w:p>
         </w:tc>
@@ -1430,7 +1974,7 @@
           </w:tcPr>
           <w:p>
             <w:r>
-              <w:t>Respuestas manuales esporádicas por mensaje.</w:t>
+              <w:t>Notificaciones manuales tardías e informales.</w:t>
             </w:r>
           </w:p>
         </w:tc>
@@ -1441,7 +1985,7 @@
           </w:tcPr>
           <w:p>
             <w:r>
-              <w:t>Tablero de control de estados en tiempo real.</w:t>
+              <w:t>Tablero de control con actualización de estados en vivo.</w:t>
             </w:r>
           </w:p>
         </w:tc>
@@ -1452,7 +1996,7 @@
           </w:tcPr>
           <w:p>
             <w:r>
-              <w:t>Reducción del 90% en llamadas de consulta.</w:t>
+              <w:t>Disminución del 90% de llamadas por seguimiento.</w:t>
             </w:r>
           </w:p>
         </w:tc>
@@ -1493,7 +2037,7 @@
         <w:spacing w:after="40"/>
       </w:pPr>
       <w:r>
-        <w:t>Título del Proyecto: Sistema Web PWA de Gestión y Toma de Pedidos LeoFit.</w:t>
+        <w:t>Nombre del Proyecto: Sistema Web PWA de Gestión y Toma de Pedidos LeoFit.</w:t>
       </w:r>
     </w:p>
     <w:p>
@@ -1502,7 +2046,7 @@
         <w:spacing w:after="40"/>
       </w:pPr>
       <w:r>
-        <w:t>Patrocinador (Sponsor): LeoFit Indumentaria Deportiva / Víctor Raúl Cárdenas Ramírez.</w:t>
+        <w:t>Patrocinador: Víctor Raúl Cárdenas Ramírez (Gerente General de LeoFit).</w:t>
       </w:r>
     </w:p>
     <w:p>
@@ -1520,7 +2064,7 @@
         <w:spacing w:after="40"/>
       </w:pPr>
       <w:r>
-        <w:t>Propósito y Justificación: Dotar a LeoFit de una plataforma web progresiva que elimine la fricción operativa en la captura de pedidos, reduzca el tiempo de ciclo por orden de 25 a 3 minutos y asegure la integridad del inventario.</w:t>
+        <w:t>Propósito del Proyecto: Diseñar, desarrollar y desplegar una Progressive Web App (PWA) de alto rendimiento orientada a digitalizar el proceso de captura, validación de stock y despacho de pedidos de indumentaria deportiva.</w:t>
       </w:r>
     </w:p>
     <w:p>
@@ -1537,7 +2081,7 @@
         <w:spacing w:after="80"/>
       </w:pPr>
       <w:r>
-        <w:t>1. S (Específico): Desarrollar una PWA responsiva con catálogo, carrito de compras, gestión de pedidos y panel de administración.</w:t>
+        <w:t>- S (Específico): Implementar una PWA responsiva con catálogo, carrito reactivo, módulo de órdenes y dashboard administrativo.</w:t>
       </w:r>
     </w:p>
     <w:p>
@@ -1545,7 +2089,7 @@
         <w:spacing w:after="80"/>
       </w:pPr>
       <w:r>
-        <w:t>2. M (Medible): Alcanzar un tiempo de carga inferior a 1.2 segundos y un score de optimización Lighthouse $\ge 95/100$.</w:t>
+        <w:t>- M (Medible): Lograr un tiempo de carga inicial $&lt; 1.2$ s y un puntaje de optimización Google Lighthouse $\ge 95/100$.</w:t>
       </w:r>
     </w:p>
     <w:p>
@@ -1553,7 +2097,7 @@
         <w:spacing w:after="80"/>
       </w:pPr>
       <w:r>
-        <w:t>3. A (Alcanzable): Implementado utilizando la pila tecnológica React, TypeScript, Vite, Tailwind CSS y Node.js.</w:t>
+        <w:t>- A (Alcanzable): Construido con tecnologías web estandarizadas (React 18, TypeScript, Vite, Tailwind CSS y Node.js).</w:t>
       </w:r>
     </w:p>
     <w:p>
@@ -1561,7 +2105,7 @@
         <w:spacing w:after="80"/>
       </w:pPr>
       <w:r>
-        <w:t>4. R (Relevante): Aumentar la capacidad de procesamiento del negocio de 15 a más de 80 pedidos diarios.</w:t>
+        <w:t>- R (Relevante): Incrementar la capacidad de atención comercial de 15 a más de 80 pedidos diarios sin errores de despacho.</w:t>
       </w:r>
     </w:p>
     <w:p>
@@ -1569,32 +2113,7 @@
         <w:spacing w:after="80"/>
       </w:pPr>
       <w:r>
-        <w:t>5. T (Temporal): Completar el ciclo de desarrollo en 5 Sprints (10 semanas).</w:t>
-      </w:r>
-    </w:p>
-    <w:p>
-      <w:pPr>
-        <w:pStyle w:val="ListBullet"/>
-        <w:spacing w:after="40"/>
-      </w:pPr>
-      <w:r>
-        <w:t>Premisas y Restricciones:</w:t>
-      </w:r>
-    </w:p>
-    <w:p>
-      <w:pPr>
-        <w:spacing w:after="80"/>
-      </w:pPr>
-      <w:r>
-        <w:t>- Premisa: Disponibilidad continua del dueño para revisiones semanales de Sprint Review.</w:t>
-      </w:r>
-    </w:p>
-    <w:p>
-      <w:pPr>
-        <w:spacing w:after="80"/>
-      </w:pPr>
-      <w:r>
-        <w:t>- Restricción: Uso de tecnologías web abiertas sin licenciamiento privativo de alto costo.</w:t>
+        <w:t>- T (Temporal): Completar el ciclo de desarrollo en un plazo de 5 Sprints (10 semanas académicas).</w:t>
       </w:r>
     </w:p>
     <w:p>
@@ -1608,55 +2127,191 @@
           <w:color w:val="F97316"/>
           <w:sz w:val="28"/>
         </w:rPr>
-        <w:t>2.2. Alcance y Objetivos del Proyecto</w:t>
+        <w:t>2.2. Alcance y Objetivos del Proyecto (SMART y Matriz In/Out)</w:t>
       </w:r>
     </w:p>
-    <w:p>
-      <w:pPr>
-        <w:spacing w:before="160" w:after="40"/>
-      </w:pPr>
-      <w:r>
-        <w:rPr>
-          <w:rFonts w:ascii="Calibri" w:hAnsi="Calibri"/>
-          <w:b/>
-          <w:color w:val="1E293B"/>
-          <w:sz w:val="24"/>
-        </w:rPr>
-        <w:t>Matriz de Alcance (In Scope / Out of Scope):</w:t>
-      </w:r>
-    </w:p>
-    <w:p>
-      <w:pPr>
-        <w:spacing w:before="80" w:after="120"/>
-        <w:shd w:fill="F1F5F9"/>
-      </w:pPr>
-      <w:r>
-        <w:rPr>
-          <w:rFonts w:ascii="Consolas" w:hAnsi="Consolas"/>
-          <w:color w:val="0F172A"/>
-          <w:sz w:val="19"/>
-        </w:rPr>
-        <w:t>┌──────────────────────────────────────────────┬──────────────────────────────────────────────┐</w:t>
-        <w:br/>
-        <w:t>│                  DENTRO DEL ALCANCE (IN)     │                 FUERA DEL ALCANCE (OUT)      │</w:t>
-        <w:br/>
-        <w:t>├──────────────────────────────────────────────┼──────────────────────────────────────────────┤</w:t>
-        <w:br/>
-        <w:t>│ • Catálogo interactivo de prendas y tallas.  │ • Pasarela de pagos bancaria con tarjeta     │</w:t>
-        <w:br/>
-        <w:t>│ • Carrito de compras reactivo y flexible.    │   compleja (se usa validación Yape/Plin).    │</w:t>
-        <w:br/>
-        <w:t>│ • Registro y generación de orden con ID.     │ • App nativa compilada para App Store / Play.│</w:t>
-        <w:br/>
-        <w:t>│ • Panel de control para el administrador.    │ • Facturación electrónica directa con SUNAT  │</w:t>
-        <w:br/>
-        <w:t>│ • Trazabilidad de 5 estados de pedido.       │   (prevista para fase de maduración 2).      │</w:t>
-        <w:br/>
-        <w:t>│ • Pruebas automatizadas y optimización WPO.  │ • Sistema de logística internacional.        │</w:t>
-        <w:br/>
-        <w:t>└──────────────────────────────────────────────┴──────────────────────────────────────────────┘</w:t>
-      </w:r>
-    </w:p>
+    <w:tbl>
+      <w:tblPr>
+        <w:tblW w:type="auto" w:w="0"/>
+        <w:jc w:val="center"/>
+        <w:tblLook w:firstColumn="1" w:firstRow="1" w:lastColumn="0" w:lastRow="0" w:noHBand="0" w:noVBand="1" w:val="04A0"/>
+      </w:tblPr>
+      <w:tblGrid>
+        <w:gridCol w:w="4680"/>
+        <w:gridCol w:w="4680"/>
+      </w:tblGrid>
+      <w:tr>
+        <w:tc>
+          <w:tcPr>
+            <w:tcW w:type="dxa" w:w="4680"/>
+            <w:shd w:fill="0F172A"/>
+          </w:tcPr>
+          <w:p>
+            <w:r>
+              <w:rPr>
+                <w:b/>
+                <w:color w:val="FFFFFF"/>
+              </w:rPr>
+              <w:t>Dentro del Alcance (In Scope)</w:t>
+            </w:r>
+          </w:p>
+        </w:tc>
+        <w:tc>
+          <w:tcPr>
+            <w:tcW w:type="dxa" w:w="4680"/>
+            <w:shd w:fill="0F172A"/>
+          </w:tcPr>
+          <w:p>
+            <w:r>
+              <w:rPr>
+                <w:b/>
+                <w:color w:val="FFFFFF"/>
+              </w:rPr>
+              <w:t>Fuera del Alcance (Out of Scope)</w:t>
+            </w:r>
+          </w:p>
+        </w:tc>
+      </w:tr>
+      <w:tr>
+        <w:tc>
+          <w:tcPr>
+            <w:tcW w:type="dxa" w:w="4680"/>
+            <w:shd w:fill="F8FAFC"/>
+          </w:tcPr>
+          <w:p>
+            <w:r>
+              <w:t>• Catálogo interactivo de prendas con filtrado dinámico por categoría, talla y precio.</w:t>
+            </w:r>
+          </w:p>
+        </w:tc>
+        <w:tc>
+          <w:tcPr>
+            <w:tcW w:type="dxa" w:w="4680"/>
+            <w:shd w:fill="F8FAFC"/>
+          </w:tcPr>
+          <w:p>
+            <w:r>
+              <w:t>• Pasarelas de pago con tarjetas de crédito internacionales complejas (se valida Yape/Plin).</w:t>
+            </w:r>
+          </w:p>
+        </w:tc>
+      </w:tr>
+      <w:tr>
+        <w:tc>
+          <w:tcPr>
+            <w:tcW w:type="dxa" w:w="4680"/>
+          </w:tcPr>
+          <w:p>
+            <w:r>
+              <w:t>• Carrito de compras interactivo con actualización reactiva de cantidades y subtotales.</w:t>
+            </w:r>
+          </w:p>
+        </w:tc>
+        <w:tc>
+          <w:tcPr>
+            <w:tcW w:type="dxa" w:w="4680"/>
+          </w:tcPr>
+          <w:p>
+            <w:r>
+              <w:t>• Aplicación móvil nativa empaquetada para iOS/Android en tiendas propietarias.</w:t>
+            </w:r>
+          </w:p>
+        </w:tc>
+      </w:tr>
+      <w:tr>
+        <w:tc>
+          <w:tcPr>
+            <w:tcW w:type="dxa" w:w="4680"/>
+            <w:shd w:fill="F8FAFC"/>
+          </w:tcPr>
+          <w:p>
+            <w:r>
+              <w:t>• Registro formal de órdenes con código identificador único y deducción de existencias.</w:t>
+            </w:r>
+          </w:p>
+        </w:tc>
+        <w:tc>
+          <w:tcPr>
+            <w:tcW w:type="dxa" w:w="4680"/>
+            <w:shd w:fill="F8FAFC"/>
+          </w:tcPr>
+          <w:p>
+            <w:r>
+              <w:t>• Facturación electrónica directa mediante web services SUNAT (previsto para Fase 2).</w:t>
+            </w:r>
+          </w:p>
+        </w:tc>
+      </w:tr>
+      <w:tr>
+        <w:tc>
+          <w:tcPr>
+            <w:tcW w:type="dxa" w:w="4680"/>
+          </w:tcPr>
+          <w:p>
+            <w:r>
+              <w:t>• Panel administrativo para gestión de catálogo e inventario.</w:t>
+            </w:r>
+          </w:p>
+        </w:tc>
+        <w:tc>
+          <w:tcPr>
+            <w:tcW w:type="dxa" w:w="4680"/>
+          </w:tcPr>
+          <w:p>
+            <w:r>
+              <w:t>• Módulo de comercio exterior o logística aduanera internacional.</w:t>
+            </w:r>
+          </w:p>
+        </w:tc>
+      </w:tr>
+      <w:tr>
+        <w:tc>
+          <w:tcPr>
+            <w:tcW w:type="dxa" w:w="4680"/>
+            <w:shd w:fill="F8FAFC"/>
+          </w:tcPr>
+          <w:p>
+            <w:r>
+              <w:t>• Módulo de trazabilidad y actualización de estados del pedido con un clic.</w:t>
+            </w:r>
+          </w:p>
+        </w:tc>
+        <w:tc>
+          <w:tcPr>
+            <w:tcW w:type="dxa" w:w="4680"/>
+            <w:shd w:fill="F8FAFC"/>
+          </w:tcPr>
+          <w:p>
+            <w:r>
+              <w:t>• Sistema de contabilidad financiera avanzada de doble partida.</w:t>
+            </w:r>
+          </w:p>
+        </w:tc>
+      </w:tr>
+      <w:tr>
+        <w:tc>
+          <w:tcPr>
+            <w:tcW w:type="dxa" w:w="4680"/>
+          </w:tcPr>
+          <w:p>
+            <w:r>
+              <w:t>• Pruebas unitarias automatizadas y optimización WPO de alto impacto.</w:t>
+            </w:r>
+          </w:p>
+        </w:tc>
+        <w:tc>
+          <w:tcPr>
+            <w:tcW w:type="dxa" w:w="4680"/>
+          </w:tcPr>
+          <w:p>
+            <w:r>
+              <w:t>• Módulo de marketing automatizado en redes sociales.</w:t>
+            </w:r>
+          </w:p>
+        </w:tc>
+      </w:tr>
+    </w:tbl>
+    <w:p/>
     <w:p>
       <w:pPr>
         <w:spacing w:before="240" w:after="80"/>
@@ -1676,7 +2331,7 @@
         <w:spacing w:after="80"/>
       </w:pPr>
       <w:r>
-        <w:t>El proyecto se estructura en 5 fases secuenciales bajo marco ágil:</w:t>
+        <w:t>El proyecto se planifica en 5 fases secuenciales bajo el marco de trabajo ágil:</w:t>
       </w:r>
     </w:p>
     <w:p>
@@ -1690,39 +2345,15 @@
           <w:color w:val="0F172A"/>
           <w:sz w:val="19"/>
         </w:rPr>
-        <w:t>gantt</w:t>
+        <w:t>Fase 1: Inicio y Mapeo Empresarial       [15/08/2026 - 30/08/2026] -&gt; Finalizado (Ficha, AS-IS, Requerimientos)</w:t>
         <w:br/>
-        <w:t xml:space="preserve">    title Cronograma General del Proyecto LeoFit - Curso Integrador II</w:t>
+        <w:t>Fase 2: Diseño UX/UI y Configuración     [31/08/2026 - 05/09/2026] -&gt; Finalizado (Wireframes, Mockups, Setup CI)</w:t>
         <w:br/>
-        <w:t xml:space="preserve">    dateFormat  YYYY-MM-DD</w:t>
+        <w:t>Fase 3: Desarrollo Front-End Sprint 1-2   [06/09/2026 - 03/10/2026] -&gt; En Ejecución (Catálogo, Carrito, Pedidos)</w:t>
         <w:br/>
-        <w:t xml:space="preserve">    section Fase 1: Inicio y Mapeo</w:t>
+        <w:t>Fase 4: Panel Admin, WPO y QA Sprint 3-4 [04/10/2026 - 31/10/2026] -&gt; Planificado (Dashboard, Estados, Optimización)</w:t>
         <w:br/>
-        <w:t xml:space="preserve">    Identificación Empresa y AS-IS       :done,    des1, 2026-08-15, 2026-08-22</w:t>
-        <w:br/>
-        <w:t xml:space="preserve">    Project Charter y Requerimientos     :done,    des2, 2026-08-23, 2026-08-30</w:t>
-        <w:br/>
-        <w:t xml:space="preserve">    section Fase 2: Diseño y Setup</w:t>
-        <w:br/>
-        <w:t xml:space="preserve">    Wireframes y Mockups UI/UX          :done,    des3, 2026-08-31, 2026-09-04</w:t>
-        <w:br/>
-        <w:t xml:space="preserve">    Setup Repositorio y CI/CD Pipeline  :done,    des4, 2026-09-01, 2026-09-05</w:t>
-        <w:br/>
-        <w:t xml:space="preserve">    section Fase 3: Desarrollo Front-End</w:t>
-        <w:br/>
-        <w:t xml:space="preserve">    Sprint 1: Catálogo y Contexto       :active,  des5, 2026-09-06, 2026-09-19</w:t>
-        <w:br/>
-        <w:t xml:space="preserve">    Sprint 2: Carrito y Pedidos         :         des6, 2026-09-20, 2026-10-03</w:t>
-        <w:br/>
-        <w:t xml:space="preserve">    section Fase 4: Panel Admin y WPO</w:t>
-        <w:br/>
-        <w:t xml:space="preserve">    Sprint 3: Dashboard y Estados       :         des7, 2026-10-04, 2026-10-17</w:t>
-        <w:br/>
-        <w:t xml:space="preserve">    Sprint 4: WPO, Testing QA y Release :         des8, 2026-10-18, 2026-10-31</w:t>
-        <w:br/>
-        <w:t xml:space="preserve">    section Fase 5: Cierre</w:t>
-        <w:br/>
-        <w:t xml:space="preserve">    Sustentación Final y Entrega        :         des9, 2026-11-01, 2026-11-08</w:t>
+        <w:t>Fase 5: Cierre y Sustentación Final      [01/11/2026 - 08/11/2026] -&gt; Planificado (Informe Final y Demo)</w:t>
       </w:r>
     </w:p>
     <w:p>
@@ -1736,7 +2367,7 @@
           <w:color w:val="F97316"/>
           <w:sz w:val="28"/>
         </w:rPr>
-        <w:t>2.4. Planificación Ágil – Sprint Planning</w:t>
+        <w:t>2.4. Planificación Ágil – Sprint Planning (Sprints 0 al 4)</w:t>
       </w:r>
     </w:p>
     <w:p>
@@ -1745,7 +2376,7 @@
         <w:spacing w:after="40"/>
       </w:pPr>
       <w:r>
-        <w:t>Duración de Sprints: 2 semanas por iteración (Timebox cerrado).</w:t>
+        <w:t>Duración de cada Sprint: 2 semanas calendario (Timebox estricto).</w:t>
       </w:r>
     </w:p>
     <w:p>
@@ -1754,7 +2385,7 @@
         <w:spacing w:after="40"/>
       </w:pPr>
       <w:r>
-        <w:t>Capacidad Estimada del Equipo: 35 Story Points (SP) por Sprint.</w:t>
+        <w:t>Capacidad Operativa del Equipo (Velocity): 35 Story Points (SP) por iteración.</w:t>
       </w:r>
     </w:p>
     <w:p>
@@ -1763,57 +2394,16 @@
         <w:spacing w:after="40"/>
       </w:pPr>
       <w:r>
-        <w:t>Ceremonias Scrum:</w:t>
+        <w:t>Definition of Ready (DoR): Historia de usuario con actor, acción y beneficio claramente definidos, criterios de aceptación en formato Gherkin (Dado-Cuando-Entonces), dependencias técnicas resueltas y estimación en Story Points.</w:t>
       </w:r>
     </w:p>
     <w:p>
       <w:pPr>
-        <w:spacing w:after="80"/>
-      </w:pPr>
-      <w:r>
-        <w:t>- Sprint Planning: Lunes inicial de cada Sprint (2 horas).</w:t>
-      </w:r>
-    </w:p>
-    <w:p>
-      <w:pPr>
-        <w:spacing w:after="80"/>
-      </w:pPr>
-      <w:r>
-        <w:t>- Daily Scrum: Reunión diaria de sincronización (15 minutos vía Meet/Discord).</w:t>
-      </w:r>
-    </w:p>
-    <w:p>
-      <w:pPr>
-        <w:spacing w:after="80"/>
-      </w:pPr>
-      <w:r>
-        <w:t>- Sprint Review: Viernes final con demostración al Stakeholder (1 hora).</w:t>
-      </w:r>
-    </w:p>
-    <w:p>
-      <w:pPr>
-        <w:spacing w:after="80"/>
-      </w:pPr>
-      <w:r>
-        <w:t>- Sprint Retrospective: Viernes posterior al Review para mejora continua (45 minutos).</w:t>
-      </w:r>
-    </w:p>
-    <w:p>
-      <w:pPr>
         <w:pStyle w:val="ListBullet"/>
         <w:spacing w:after="40"/>
       </w:pPr>
       <w:r>
-        <w:t>Definition of Ready (DoR): Historia de usuario con formato estándar, criterios de aceptación Gherkin, dependencias resueltas y puntaje asignado.</w:t>
-      </w:r>
-    </w:p>
-    <w:p>
-      <w:pPr>
-        <w:pStyle w:val="ListBullet"/>
-        <w:spacing w:after="40"/>
-      </w:pPr>
-      <w:r>
-        <w:t>Definition of Done (DoD): Código implementado con TypeScript sin errores de linter, pruebas unitarias aprobadas ($\ge 80\%$ cobertura), pull request revisado por pares y desplegado en ambiente de staging.</w:t>
+        <w:t>Definition of Done (DoD): Código desarrollado bajo TypeScript estricto sin advertencias de linter, suite de pruebas unitarias aprobadas ($\ge 80\%$ cobertura), pull request revisado por pares y artefacto desplegado en GitHub Pages.</w:t>
       </w:r>
     </w:p>
     <w:p>
@@ -1827,21 +2417,7 @@
           <w:color w:val="F97316"/>
           <w:sz w:val="28"/>
         </w:rPr>
-        <w:t>2.5. Definición de Roles y Artefactos Scrum</w:t>
-      </w:r>
-    </w:p>
-    <w:p>
-      <w:pPr>
-        <w:spacing w:before="160" w:after="40"/>
-      </w:pPr>
-      <w:r>
-        <w:rPr>
-          <w:rFonts w:ascii="Calibri" w:hAnsi="Calibri"/>
-          <w:b/>
-          <w:color w:val="1E293B"/>
-          <w:sz w:val="24"/>
-        </w:rPr>
-        <w:t>Matriz RACI de Responsabilidades:</w:t>
+        <w:t>2.5. Definición de Roles y Artefactos Scrum (Matriz RACI)</w:t>
       </w:r>
     </w:p>
     <w:tbl>
@@ -1868,7 +2444,7 @@
                 <w:b/>
                 <w:color w:val="FFFFFF"/>
               </w:rPr>
-              <w:t>Integrante</w:t>
+              <w:t>Integrante del Equipo</w:t>
             </w:r>
           </w:p>
         </w:tc>
@@ -1883,7 +2459,7 @@
                 <w:b/>
                 <w:color w:val="FFFFFF"/>
               </w:rPr>
-              <w:t>Rol Scrum</w:t>
+              <w:t>Rol Asignado</w:t>
             </w:r>
           </w:p>
         </w:tc>
@@ -1898,7 +2474,7 @@
                 <w:b/>
                 <w:color w:val="FFFFFF"/>
               </w:rPr>
-              <w:t>Responsabilidad Principal</w:t>
+              <w:t>Responsabilidad Técnica Principal</w:t>
             </w:r>
           </w:p>
         </w:tc>
@@ -1948,7 +2524,7 @@
           </w:tcPr>
           <w:p>
             <w:r>
-              <w:t>Priorización del Backlog y validación con Stakeholder.</w:t>
+              <w:t>Priorización del Backlog y validación de historias con el Stakeholder.</w:t>
             </w:r>
           </w:p>
         </w:tc>
@@ -1991,7 +2567,7 @@
           </w:tcPr>
           <w:p>
             <w:r>
-              <w:t>Facilitación ágil, remoción de impedimentos y UX Lead.</w:t>
+              <w:t>Facilitación del marco ágil, remoción de impedimentos y diseño UX/UI.</w:t>
             </w:r>
           </w:p>
         </w:tc>
@@ -2025,7 +2601,7 @@
           </w:tcPr>
           <w:p>
             <w:r>
-              <w:t>Developer (Front Lead)</w:t>
+              <w:t>Front-End Lead</w:t>
             </w:r>
           </w:p>
         </w:tc>
@@ -2036,7 +2612,7 @@
           </w:tcPr>
           <w:p>
             <w:r>
-              <w:t>Arquitectura de componentes, React PWA y WPO.</w:t>
+              <w:t>Construcción de componentes React, lógica PWA y optimizaciones WPO.</w:t>
             </w:r>
           </w:p>
         </w:tc>
@@ -2069,7 +2645,7 @@
           </w:tcPr>
           <w:p>
             <w:r>
-              <w:t>Developer (QA / Test)</w:t>
+              <w:t>QA Engineer</w:t>
             </w:r>
           </w:p>
         </w:tc>
@@ -2079,7 +2655,7 @@
           </w:tcPr>
           <w:p>
             <w:r>
-              <w:t>Automatización de pruebas, Vitest, CI y calidad.</w:t>
+              <w:t>Creación de casos de prueba automatizados con Vitest y soporte CI/CD.</w:t>
             </w:r>
           </w:p>
         </w:tc>
@@ -2113,7 +2689,7 @@
           </w:tcPr>
           <w:p>
             <w:r>
-              <w:t>Developer (Analista)</w:t>
+              <w:t>Business Analyst</w:t>
             </w:r>
           </w:p>
         </w:tc>
@@ -2124,7 +2700,7 @@
           </w:tcPr>
           <w:p>
             <w:r>
-              <w:t>Modelado de datos, diagramas y especificación.</w:t>
+              <w:t>Especificación funcional, modelado de procesos y documentación técnica.</w:t>
             </w:r>
           </w:p>
         </w:tc>
@@ -2142,6 +2718,14 @@
       </w:tr>
     </w:tbl>
     <w:p/>
+    <w:p>
+      <w:pPr>
+        <w:spacing w:after="80"/>
+      </w:pPr>
+      <w:r>
+        <w:t>(R: Responsable de ejecución, A: Aprobador/Accountable, C: Consultado, I: Informado)</w:t>
+      </w:r>
+    </w:p>
     <w:p>
       <w:pPr>
         <w:spacing w:before="240" w:after="80"/>
@@ -2153,15 +2737,7 @@
           <w:color w:val="F97316"/>
           <w:sz w:val="28"/>
         </w:rPr>
-        <w:t>2.6. Tablero Kanban / Scrum</w:t>
-      </w:r>
-    </w:p>
-    <w:p>
-      <w:pPr>
-        <w:spacing w:after="80"/>
-      </w:pPr>
-      <w:r>
-        <w:t>El equipo utiliza un flujo continuo de trabajo configurado en GitHub Projects con las siguientes políticas y límites de trabajo en progreso (WIP Limits):</w:t>
+        <w:t>2.6. Tablero Kanban / Scrum (Políticas y Límites WIP)</w:t>
       </w:r>
     </w:p>
     <w:p>
@@ -2203,15 +2779,7 @@
           <w:color w:val="F97316"/>
           <w:sz w:val="28"/>
         </w:rPr>
-        <w:t>2.7. Product Backlog</w:t>
-      </w:r>
-    </w:p>
-    <w:p>
-      <w:pPr>
-        <w:spacing w:after="80"/>
-      </w:pPr>
-      <w:r>
-        <w:t>El Backlog del Producto agrupa las necesidades del sistema en 5 Épicas clave, priorizadas mediante la metodología MoSCoW:</w:t>
+        <w:t>2.7. Product Backlog Priorizado (Metodología MoSCoW)</w:t>
       </w:r>
     </w:p>
     <w:tbl>
@@ -2523,7 +3091,7 @@
           <w:color w:val="F97316"/>
           <w:sz w:val="28"/>
         </w:rPr>
-        <w:t>2.8. Historias de Usuario Detalladas</w:t>
+        <w:t>2.8. Historias de Usuario Detalladas (Estándar Gherkin)</w:t>
       </w:r>
     </w:p>
     <w:p>
@@ -2537,7 +3105,7 @@
           <w:color w:val="1E293B"/>
           <w:sz w:val="24"/>
         </w:rPr>
-        <w:t>Historia de Usuario HU-01: Visualización y Filtrado de Catálogo</w:t>
+        <w:t>HU-001: Visualización y Filtrado del Catálogo de Productos</w:t>
       </w:r>
     </w:p>
     <w:p>
@@ -2546,7 +3114,7 @@
         <w:spacing w:after="40"/>
       </w:pPr>
       <w:r>
-        <w:t>Como: Cliente interesado en prendas deportivas.</w:t>
+        <w:t>Como: Cliente interesado en adquirir ropa deportiva.</w:t>
       </w:r>
     </w:p>
     <w:p>
@@ -2555,7 +3123,7 @@
         <w:spacing w:after="40"/>
       </w:pPr>
       <w:r>
-        <w:t>Quiero: Filtrar los productos por categoría, talla y rango de precio en tiempo real.</w:t>
+        <w:t>Quiero: Filtrar las prendas por categoría, talla y precio en tiempo real.</w:t>
       </w:r>
     </w:p>
     <w:p>
@@ -2564,7 +3132,7 @@
         <w:spacing w:after="40"/>
       </w:pPr>
       <w:r>
-        <w:t>Para: Encontrar rápidamente la ropa de mi interés sin tener que consultar repetitivamente por chat.</w:t>
+        <w:t>Para: Seleccionar de manera ágil los artículos de mi preferencia sin realizar consultas reiterativas por mensajería.</w:t>
       </w:r>
     </w:p>
     <w:p>
@@ -2573,7 +3141,7 @@
         <w:spacing w:after="40"/>
       </w:pPr>
       <w:r>
-        <w:t>Estimación: 3 Story Points | Prioridad: Must Have.</w:t>
+        <w:t>Estimación: 3 Story Points | Prioridad: Must Have | Sprint: 1 | Relación RF: RF-001, RF-002.</w:t>
       </w:r>
     </w:p>
     <w:p>
@@ -2582,7 +3150,7 @@
         <w:spacing w:after="40"/>
       </w:pPr>
       <w:r>
-        <w:t>Criterios de Aceptación (Gherkin):</w:t>
+        <w:t>Criterios de Aceptación:</w:t>
       </w:r>
     </w:p>
     <w:p>
@@ -2590,7 +3158,7 @@
         <w:spacing w:after="80"/>
       </w:pPr>
       <w:r>
-        <w:t>- Escenario 1: Filtrado exitoso por categoría</w:t>
+        <w:t>- Escenario 1: Filtrado exitoso</w:t>
       </w:r>
     </w:p>
     <w:p>
@@ -2598,7 +3166,7 @@
         <w:spacing w:after="80"/>
       </w:pPr>
       <w:r>
-        <w:t>- Dado que el usuario se encuentra en la vista de Catálogo de LeoFit.</w:t>
+        <w:t>- Dado que el usuario se encuentra en la vista de Catálogo.</w:t>
       </w:r>
     </w:p>
     <w:p>
@@ -2614,7 +3182,7 @@
         <w:spacing w:after="80"/>
       </w:pPr>
       <w:r>
-        <w:t>- Entonces el sistema actualiza la grilla de productos mostrando únicamente las prendas de dicha categoría en menos de 100ms.</w:t>
+        <w:t>- Entonces el sistema actualiza la grilla mostrando únicamente los productos correspondientes en $&lt; 100$ ms.</w:t>
       </w:r>
     </w:p>
     <w:p>
@@ -2622,7 +3190,7 @@
         <w:spacing w:after="80"/>
       </w:pPr>
       <w:r>
-        <w:t>- Escenario 2: Búsqueda sin coincidencias</w:t>
+        <w:t>- Escenario 2: Sin resultados</w:t>
       </w:r>
     </w:p>
     <w:p>
@@ -2630,7 +3198,7 @@
         <w:spacing w:after="80"/>
       </w:pPr>
       <w:r>
-        <w:t>- Dado que el usuario ingresa un término no existente en la barra de búsqueda.</w:t>
+        <w:t>- Dado que el usuario introduce un término inexistente en el buscador.</w:t>
       </w:r>
     </w:p>
     <w:p>
@@ -2638,7 +3206,7 @@
         <w:spacing w:after="80"/>
       </w:pPr>
       <w:r>
-        <w:t>- Cuando no hay productos que coincidan.</w:t>
+        <w:t>- Cuando no hay coincidencias.</w:t>
       </w:r>
     </w:p>
     <w:p>
@@ -2646,7 +3214,7 @@
         <w:spacing w:after="80"/>
       </w:pPr>
       <w:r>
-        <w:t>- Entonces el sistema muestra un mensaje claro indicando "No se encontraron productos disponibles".</w:t>
+        <w:t>- Entonces el sistema presenta un aviso indicando "No se encontraron productos disponibles".</w:t>
       </w:r>
     </w:p>
     <w:p>
@@ -2660,7 +3228,7 @@
           <w:color w:val="1E293B"/>
           <w:sz w:val="24"/>
         </w:rPr>
-        <w:t>Historia de Usuario HU-02: Gestión del Carrito de Compras</w:t>
+        <w:t>HU-002: Gestión del Carrito Interactivo de Compras</w:t>
       </w:r>
     </w:p>
     <w:p>
@@ -2678,7 +3246,7 @@
         <w:spacing w:after="40"/>
       </w:pPr>
       <w:r>
-        <w:t>Quiero: Agregar, modificar cantidades y eliminar prendas de mi carrito interactivo.</w:t>
+        <w:t>Quiero: Agregar productos, ajustar cantidades y visualizar el subtotal de mi compra en tiempo real.</w:t>
       </w:r>
     </w:p>
     <w:p>
@@ -2687,7 +3255,7 @@
         <w:spacing w:after="40"/>
       </w:pPr>
       <w:r>
-        <w:t>Para: Conocer el importe total consolidado antes de confirmar mi pedido.</w:t>
+        <w:t>Para: Verificar el importe exacto de mi pedido antes de confirmar la solicitud.</w:t>
       </w:r>
     </w:p>
     <w:p>
@@ -2696,7 +3264,7 @@
         <w:spacing w:after="40"/>
       </w:pPr>
       <w:r>
-        <w:t>Estimación: 5 Story Points | Prioridad: Must Have.</w:t>
+        <w:t>Estimación: 5 Story Points | Prioridad: Must Have | Sprint: 1 | Relación RF: RF-003, RF-004.</w:t>
       </w:r>
     </w:p>
     <w:p>
@@ -2705,7 +3273,7 @@
         <w:spacing w:after="40"/>
       </w:pPr>
       <w:r>
-        <w:t>Criterios de Aceptación (Gherkin):</w:t>
+        <w:t>Criterios de Aceptación:</w:t>
       </w:r>
     </w:p>
     <w:p>
@@ -2713,7 +3281,7 @@
         <w:spacing w:after="80"/>
       </w:pPr>
       <w:r>
-        <w:t>- Escenario 1: Adición de producto con stock</w:t>
+        <w:t>- Escenario 1: Incremento de cantidad</w:t>
       </w:r>
     </w:p>
     <w:p>
@@ -2721,7 +3289,7 @@
         <w:spacing w:after="80"/>
       </w:pPr>
       <w:r>
-        <w:t>- Dado que el producto cuenta con stock disponible $\ge 1$.</w:t>
+        <w:t>- Dado que la prenda seleccionada tiene stock suficiente ($\ge 1$).</w:t>
       </w:r>
     </w:p>
     <w:p>
@@ -2729,7 +3297,7 @@
         <w:spacing w:after="80"/>
       </w:pPr>
       <w:r>
-        <w:t>- Cuando el usuario hace clic en "Agregar al Carrito".</w:t>
+        <w:t>- Cuando el usuario pulsa sobre el botón "Agregar al Carrito".</w:t>
       </w:r>
     </w:p>
     <w:p>
@@ -2737,7 +3305,7 @@
         <w:spacing w:after="80"/>
       </w:pPr>
       <w:r>
-        <w:t>- Entonces el contador del carrito se incrementa y el subtotal se recalcula al instante.</w:t>
+        <w:t>- Entonces el contador de ítems y el importe total se recalculan de forma reactiva.</w:t>
       </w:r>
     </w:p>
     <w:p>
@@ -2745,7 +3313,7 @@
         <w:spacing w:after="80"/>
       </w:pPr>
       <w:r>
-        <w:t>- Escenario 2: Intento de superar el stock disponible</w:t>
+        <w:t>- Escenario 2: Restricción por tope de inventario</w:t>
       </w:r>
     </w:p>
     <w:p>
@@ -2753,7 +3321,7 @@
         <w:spacing w:after="80"/>
       </w:pPr>
       <w:r>
-        <w:t>- Dado que una prenda tiene solo 2 unidades en inventario.</w:t>
+        <w:t>- Dado que un producto posee únicamente 2 unidades en existencias.</w:t>
       </w:r>
     </w:p>
     <w:p>
@@ -2761,7 +3329,7 @@
         <w:spacing w:after="80"/>
       </w:pPr>
       <w:r>
-        <w:t>- Cuando el usuario intenta seleccionar 3 unidades.</w:t>
+        <w:t>- Cuando el usuario intenta solicitar 3 unidades.</w:t>
       </w:r>
     </w:p>
     <w:p>
@@ -2769,7 +3337,7 @@
         <w:spacing w:after="80"/>
       </w:pPr>
       <w:r>
-        <w:t>- Entonces el sistema deshabilita el botón de aumento y notifica "Stock máximo alcanzado".</w:t>
+        <w:t>- Entonces el sistema bloquea el incremento y notifica "Stock máximo alcanzado".</w:t>
       </w:r>
     </w:p>
     <w:p>
@@ -2783,7 +3351,7 @@
           <w:color w:val="1E293B"/>
           <w:sz w:val="24"/>
         </w:rPr>
-        <w:t>Historia de Usuario HU-03: Registro y Confirmación de Pedido</w:t>
+        <w:t>HU-003: Registro y Confirmación Formal del Pedido</w:t>
       </w:r>
     </w:p>
     <w:p>
@@ -2792,7 +3360,7 @@
         <w:spacing w:after="40"/>
       </w:pPr>
       <w:r>
-        <w:t>Como: Administrador / Cliente.</w:t>
+        <w:t>Como: Cliente / Administrador.</w:t>
       </w:r>
     </w:p>
     <w:p>
@@ -2810,7 +3378,7 @@
         <w:spacing w:after="40"/>
       </w:pPr>
       <w:r>
-        <w:t>Para: Generar una orden formal con código único de pedido.</w:t>
+        <w:t>Para: Generar una orden de compra con identificador único y descontar las existencias correspondientes.</w:t>
       </w:r>
     </w:p>
     <w:p>
@@ -2819,7 +3387,7 @@
         <w:spacing w:after="40"/>
       </w:pPr>
       <w:r>
-        <w:t>Estimación: 5 Story Points | Prioridad: Must Have.</w:t>
+        <w:t>Estimación: 5 Story Points | Prioridad: Must Have | Sprint: 2 | Relación RF: RF-005, RF-006.</w:t>
       </w:r>
     </w:p>
     <w:p>
@@ -2828,7 +3396,7 @@
         <w:spacing w:after="40"/>
       </w:pPr>
       <w:r>
-        <w:t>Criterios de Aceptación (Gherkin):</w:t>
+        <w:t>Criterios de Aceptación:</w:t>
       </w:r>
     </w:p>
     <w:p>
@@ -2836,7 +3404,7 @@
         <w:spacing w:after="80"/>
       </w:pPr>
       <w:r>
-        <w:t>- Escenario: Registro satisfactorio de orden</w:t>
+        <w:t>- Escenario: Registro exitoso de la orden</w:t>
       </w:r>
     </w:p>
     <w:p>
@@ -2844,7 +3412,7 @@
         <w:spacing w:after="80"/>
       </w:pPr>
       <w:r>
-        <w:t>- Dado que el carrito contiene al menos un producto válido y los campos obligatorios están completos.</w:t>
+        <w:t>- Dado que el formulario cuenta con todos los campos obligatorios válidos.</w:t>
       </w:r>
     </w:p>
     <w:p>
@@ -2852,7 +3420,7 @@
         <w:spacing w:after="80"/>
       </w:pPr>
       <w:r>
-        <w:t>- Cuando se pulsa "Confirmar Pedido".</w:t>
+        <w:t>- Cuando se pulsa el botón "Confirmar Pedido".</w:t>
       </w:r>
     </w:p>
     <w:p>
@@ -2860,7 +3428,7 @@
         <w:spacing w:after="80"/>
       </w:pPr>
       <w:r>
-        <w:t>- Entonces el sistema genera un ID único (ejemplo: `PED-2026-0042`), descuenta el stock de las prendas y presenta el resumen formateado.</w:t>
+        <w:t>- Entonces el sistema genera un ID único (ejemplo: `PED-2026-0012`), descuenta las unidades de inventario y muestra la orden en estado "Recibido".</w:t>
       </w:r>
     </w:p>
     <w:p>
@@ -2874,7 +3442,7 @@
           <w:color w:val="1E293B"/>
           <w:sz w:val="24"/>
         </w:rPr>
-        <w:t>Historia de Usuario HU-04: Cambio de Estado de Pedidos en Panel</w:t>
+        <w:t>HU-004: Modificación del Estado de Pedidos en Panel Administrativo</w:t>
       </w:r>
     </w:p>
     <w:p>
@@ -2892,13 +3460,7 @@
         <w:spacing w:after="40"/>
       </w:pPr>
       <w:r>
-        <w:t>Quiero: Cambiar el estado de un pedido (`Recibido` $</w:t>
-        <w:tab/>
-        <w:t>o$ `En Preparación` $</w:t>
-        <w:tab/>
-        <w:t>o$ `En Camino` $</w:t>
-        <w:tab/>
-        <w:t>o$ `Entregado`).</w:t>
+        <w:t>Quiero: Actualizar el estado de una orden (`Recibido` -&gt; `En Preparación` -&gt; `En Camino` -&gt; `Entregado`).</w:t>
       </w:r>
     </w:p>
     <w:p>
@@ -2907,7 +3469,7 @@
         <w:spacing w:after="40"/>
       </w:pPr>
       <w:r>
-        <w:t>Para: Mantener la trazabilidad de la operación y despachar a tiempo.</w:t>
+        <w:t>Para: Coordinar la logística de empaque y despacho de forma trazable.</w:t>
       </w:r>
     </w:p>
     <w:p>
@@ -2916,7 +3478,7 @@
         <w:spacing w:after="40"/>
       </w:pPr>
       <w:r>
-        <w:t>Estimación: 5 Story Points | Prioridad: Must Have.</w:t>
+        <w:t>Estimación: 5 Story Points | Prioridad: Must Have | Sprint: 2 | Relación RF: RF-007, RF-008.</w:t>
       </w:r>
     </w:p>
     <w:p>
@@ -2925,7 +3487,7 @@
         <w:spacing w:after="40"/>
       </w:pPr>
       <w:r>
-        <w:t>Criterios de Aceptación (Gherkin):</w:t>
+        <w:t>Criterios de Aceptación:</w:t>
       </w:r>
     </w:p>
     <w:p>
@@ -2933,7 +3495,7 @@
         <w:spacing w:after="80"/>
       </w:pPr>
       <w:r>
-        <w:t>- Escenario: Actualización con un clic</w:t>
+        <w:t>- Escenario: Cambio de estado con un clic</w:t>
       </w:r>
     </w:p>
     <w:p>
@@ -2941,7 +3503,7 @@
         <w:spacing w:after="80"/>
       </w:pPr>
       <w:r>
-        <w:t>- Dado un pedido en estado "Recibido".</w:t>
+        <w:t>- Dado un pedido registrado en estado "Recibido".</w:t>
       </w:r>
     </w:p>
     <w:p>
@@ -2949,7 +3511,7 @@
         <w:spacing w:after="80"/>
       </w:pPr>
       <w:r>
-        <w:t>- Cuando el administrador hace clic en el selector y escoge "En Camino".</w:t>
+        <w:t>- Cuando el administrador selecciona "En Camino" en el selector de la tarjeta.</w:t>
       </w:r>
     </w:p>
     <w:p>
@@ -2957,7 +3519,7 @@
         <w:spacing w:after="80"/>
       </w:pPr>
       <w:r>
-        <w:t>- Entonces la tarjeta del pedido cambia de color distintivo y registra la fecha/hora de actualización.</w:t>
+        <w:t>- Entonces la tarjeta actualiza su badge de color y registra la marca de tiempo de la modificación.</w:t>
       </w:r>
     </w:p>
     <w:p>
@@ -2971,7 +3533,7 @@
           <w:color w:val="1E293B"/>
           <w:sz w:val="24"/>
         </w:rPr>
-        <w:t>Historia de Usuario HU-05: Dashboard con Métricas Clave</w:t>
+        <w:t>HU-005: Visualización de Métricas Clave en Dashboard</w:t>
       </w:r>
     </w:p>
     <w:p>
@@ -2989,7 +3551,7 @@
         <w:spacing w:after="40"/>
       </w:pPr>
       <w:r>
-        <w:t>Quiero: Visualizar en tarjetas interactivas el número de pedidos del día, monto recaudado y prendas más vendidas.</w:t>
+        <w:t>Quiero: Observar en indicadores visuales el volumen de pedidos del día, monto recaudado y alertas de stock bajo.</w:t>
       </w:r>
     </w:p>
     <w:p>
@@ -2998,7 +3560,7 @@
         <w:spacing w:after="40"/>
       </w:pPr>
       <w:r>
-        <w:t>Para: Tomar decisiones oportunas de reabastecimiento y ventas.</w:t>
+        <w:t>Para: Tomar decisiones oportunas sobre abastecimiento y promociones comerciales.</w:t>
       </w:r>
     </w:p>
     <w:p>
@@ -3007,7 +3569,7 @@
         <w:spacing w:after="40"/>
       </w:pPr>
       <w:r>
-        <w:t>Estimación: 3 Story Points | Prioridad: Should Have.</w:t>
+        <w:t>Estimación: 3 Story Points | Prioridad: Should Have | Sprint: 3 | Relación RF: RF-009, RF-010.</w:t>
       </w:r>
     </w:p>
     <w:p>
@@ -3016,7 +3578,7 @@
         <w:spacing w:after="40"/>
       </w:pPr>
       <w:r>
-        <w:t>Criterios de Aceptación (Gherkin):</w:t>
+        <w:t>Criterios de Aceptación:</w:t>
       </w:r>
     </w:p>
     <w:p>
@@ -3024,7 +3586,7 @@
         <w:spacing w:after="80"/>
       </w:pPr>
       <w:r>
-        <w:t>- Escenario: Visualización en tiempo real</w:t>
+        <w:t>- Escenario: Carga inmediata de métricas</w:t>
       </w:r>
     </w:p>
     <w:p>
@@ -3032,7 +3594,7 @@
         <w:spacing w:after="80"/>
       </w:pPr>
       <w:r>
-        <w:t>- Dado que existen 12 pedidos registrados en el día.</w:t>
+        <w:t>- Dado que existen pedidos registrados en la jornada.</w:t>
       </w:r>
     </w:p>
     <w:p>
@@ -3040,7 +3602,7 @@
         <w:spacing w:after="80"/>
       </w:pPr>
       <w:r>
-        <w:t>- Cuando el administrador abre la pantalla de Dashboard.</w:t>
+        <w:t>- Cuando el administrador accede a la vista de Dashboard.</w:t>
       </w:r>
     </w:p>
     <w:p>
@@ -3048,9 +3610,2209 @@
         <w:spacing w:after="80"/>
       </w:pPr>
       <w:r>
-        <w:t>- Entonces el panel muestra de forma inmediata: Total Pedidos (12), Total Recaudado (S/ 1,450.00) y Stock Crítico.</w:t>
+        <w:t>- Entonces el sistema presenta los valores consolidados de ventas del día, pedidos pendientes y productos con existencias $&lt; 5$ unidades.</w:t>
       </w:r>
     </w:p>
+    <w:p>
+      <w:pPr>
+        <w:spacing w:before="240" w:after="80"/>
+      </w:pPr>
+      <w:r>
+        <w:rPr>
+          <w:rFonts w:ascii="Calibri" w:hAnsi="Calibri"/>
+          <w:b/>
+          <w:color w:val="F97316"/>
+          <w:sz w:val="28"/>
+        </w:rPr>
+        <w:t>2.9. Matriz Formal de Requisitos Funcionales (RF-001 a RF-012)</w:t>
+      </w:r>
+    </w:p>
+    <w:tbl>
+      <w:tblPr>
+        <w:tblW w:type="auto" w:w="0"/>
+        <w:jc w:val="center"/>
+        <w:tblLook w:firstColumn="1" w:firstRow="1" w:lastColumn="0" w:lastRow="0" w:noHBand="0" w:noVBand="1" w:val="04A0"/>
+      </w:tblPr>
+      <w:tblGrid>
+        <w:gridCol w:w="1170"/>
+        <w:gridCol w:w="1170"/>
+        <w:gridCol w:w="1170"/>
+        <w:gridCol w:w="1170"/>
+        <w:gridCol w:w="1170"/>
+        <w:gridCol w:w="1170"/>
+        <w:gridCol w:w="1170"/>
+        <w:gridCol w:w="1170"/>
+      </w:tblGrid>
+      <w:tr>
+        <w:tc>
+          <w:tcPr>
+            <w:tcW w:type="dxa" w:w="1170"/>
+            <w:shd w:fill="0F172A"/>
+          </w:tcPr>
+          <w:p>
+            <w:r>
+              <w:rPr>
+                <w:b/>
+                <w:color w:val="FFFFFF"/>
+              </w:rPr>
+              <w:t>ID</w:t>
+            </w:r>
+          </w:p>
+        </w:tc>
+        <w:tc>
+          <w:tcPr>
+            <w:tcW w:type="dxa" w:w="1170"/>
+            <w:shd w:fill="0F172A"/>
+          </w:tcPr>
+          <w:p>
+            <w:r>
+              <w:rPr>
+                <w:b/>
+                <w:color w:val="FFFFFF"/>
+              </w:rPr>
+              <w:t>Nombre del Requisito</w:t>
+            </w:r>
+          </w:p>
+        </w:tc>
+        <w:tc>
+          <w:tcPr>
+            <w:tcW w:type="dxa" w:w="1170"/>
+            <w:shd w:fill="0F172A"/>
+          </w:tcPr>
+          <w:p>
+            <w:r>
+              <w:rPr>
+                <w:b/>
+                <w:color w:val="FFFFFF"/>
+              </w:rPr>
+              <w:t>Actor</w:t>
+            </w:r>
+          </w:p>
+        </w:tc>
+        <w:tc>
+          <w:tcPr>
+            <w:tcW w:type="dxa" w:w="1170"/>
+            <w:shd w:fill="0F172A"/>
+          </w:tcPr>
+          <w:p>
+            <w:r>
+              <w:rPr>
+                <w:b/>
+                <w:color w:val="FFFFFF"/>
+              </w:rPr>
+              <w:t>Descripción Funcional</w:t>
+            </w:r>
+          </w:p>
+        </w:tc>
+        <w:tc>
+          <w:tcPr>
+            <w:tcW w:type="dxa" w:w="1170"/>
+            <w:shd w:fill="0F172A"/>
+          </w:tcPr>
+          <w:p>
+            <w:r>
+              <w:rPr>
+                <w:b/>
+                <w:color w:val="FFFFFF"/>
+              </w:rPr>
+              <w:t>Prioridad</w:t>
+            </w:r>
+          </w:p>
+        </w:tc>
+        <w:tc>
+          <w:tcPr>
+            <w:tcW w:type="dxa" w:w="1170"/>
+            <w:shd w:fill="0F172A"/>
+          </w:tcPr>
+          <w:p>
+            <w:r>
+              <w:rPr>
+                <w:b/>
+                <w:color w:val="FFFFFF"/>
+              </w:rPr>
+              <w:t>Criterios de Aceptación</w:t>
+            </w:r>
+          </w:p>
+        </w:tc>
+        <w:tc>
+          <w:tcPr>
+            <w:tcW w:type="dxa" w:w="1170"/>
+            <w:shd w:fill="0F172A"/>
+          </w:tcPr>
+          <w:p>
+            <w:r>
+              <w:rPr>
+                <w:b/>
+                <w:color w:val="FFFFFF"/>
+              </w:rPr>
+              <w:t>Módulo</w:t>
+            </w:r>
+          </w:p>
+        </w:tc>
+        <w:tc>
+          <w:tcPr>
+            <w:tcW w:type="dxa" w:w="1170"/>
+            <w:shd w:fill="0F172A"/>
+          </w:tcPr>
+          <w:p>
+            <w:r>
+              <w:rPr>
+                <w:b/>
+                <w:color w:val="FFFFFF"/>
+              </w:rPr>
+              <w:t>Estado</w:t>
+            </w:r>
+          </w:p>
+        </w:tc>
+      </w:tr>
+      <w:tr>
+        <w:tc>
+          <w:tcPr>
+            <w:tcW w:type="dxa" w:w="1170"/>
+            <w:shd w:fill="F8FAFC"/>
+          </w:tcPr>
+          <w:p>
+            <w:r>
+              <w:t>**RF-001**</w:t>
+            </w:r>
+          </w:p>
+        </w:tc>
+        <w:tc>
+          <w:tcPr>
+            <w:tcW w:type="dxa" w:w="1170"/>
+            <w:shd w:fill="F8FAFC"/>
+          </w:tcPr>
+          <w:p>
+            <w:r>
+              <w:t>Catálogo de Productos</w:t>
+            </w:r>
+          </w:p>
+        </w:tc>
+        <w:tc>
+          <w:tcPr>
+            <w:tcW w:type="dxa" w:w="1170"/>
+            <w:shd w:fill="F8FAFC"/>
+          </w:tcPr>
+          <w:p>
+            <w:r>
+              <w:t>Cliente / Admin</w:t>
+            </w:r>
+          </w:p>
+        </w:tc>
+        <w:tc>
+          <w:tcPr>
+            <w:tcW w:type="dxa" w:w="1170"/>
+            <w:shd w:fill="F8FAFC"/>
+          </w:tcPr>
+          <w:p>
+            <w:r>
+              <w:t>Visualizar la lista de prendas con foto, precio, talla y stock.</w:t>
+            </w:r>
+          </w:p>
+        </w:tc>
+        <w:tc>
+          <w:tcPr>
+            <w:tcW w:type="dxa" w:w="1170"/>
+            <w:shd w:fill="F8FAFC"/>
+          </w:tcPr>
+          <w:p>
+            <w:r>
+              <w:t>Alta</w:t>
+            </w:r>
+          </w:p>
+        </w:tc>
+        <w:tc>
+          <w:tcPr>
+            <w:tcW w:type="dxa" w:w="1170"/>
+            <w:shd w:fill="F8FAFC"/>
+          </w:tcPr>
+          <w:p>
+            <w:r>
+              <w:t>Grilla reactiva con imágenes HD y etiquetas de precio en soles.</w:t>
+            </w:r>
+          </w:p>
+        </w:tc>
+        <w:tc>
+          <w:tcPr>
+            <w:tcW w:type="dxa" w:w="1170"/>
+            <w:shd w:fill="F8FAFC"/>
+          </w:tcPr>
+          <w:p>
+            <w:r>
+              <w:t>Catálogo</w:t>
+            </w:r>
+          </w:p>
+        </w:tc>
+        <w:tc>
+          <w:tcPr>
+            <w:tcW w:type="dxa" w:w="1170"/>
+            <w:shd w:fill="F8FAFC"/>
+          </w:tcPr>
+          <w:p>
+            <w:r>
+              <w:t>Implementado</w:t>
+            </w:r>
+          </w:p>
+        </w:tc>
+      </w:tr>
+      <w:tr>
+        <w:tc>
+          <w:tcPr>
+            <w:tcW w:type="dxa" w:w="1170"/>
+          </w:tcPr>
+          <w:p>
+            <w:r>
+              <w:t>**RF-002**</w:t>
+            </w:r>
+          </w:p>
+        </w:tc>
+        <w:tc>
+          <w:tcPr>
+            <w:tcW w:type="dxa" w:w="1170"/>
+          </w:tcPr>
+          <w:p>
+            <w:r>
+              <w:t>Filtrado y Búsqueda</w:t>
+            </w:r>
+          </w:p>
+        </w:tc>
+        <w:tc>
+          <w:tcPr>
+            <w:tcW w:type="dxa" w:w="1170"/>
+          </w:tcPr>
+          <w:p>
+            <w:r>
+              <w:t>Cliente / Admin</w:t>
+            </w:r>
+          </w:p>
+        </w:tc>
+        <w:tc>
+          <w:tcPr>
+            <w:tcW w:type="dxa" w:w="1170"/>
+          </w:tcPr>
+          <w:p>
+            <w:r>
+              <w:t>Filtrar por categoría, talla y texto de búsqueda en tiempo real.</w:t>
+            </w:r>
+          </w:p>
+        </w:tc>
+        <w:tc>
+          <w:tcPr>
+            <w:tcW w:type="dxa" w:w="1170"/>
+          </w:tcPr>
+          <w:p>
+            <w:r>
+              <w:t>Alta</w:t>
+            </w:r>
+          </w:p>
+        </w:tc>
+        <w:tc>
+          <w:tcPr>
+            <w:tcW w:type="dxa" w:w="1170"/>
+          </w:tcPr>
+          <w:p>
+            <w:r>
+              <w:t>Respuesta de filtrado en menos de 100ms sin recargar la página.</w:t>
+            </w:r>
+          </w:p>
+        </w:tc>
+        <w:tc>
+          <w:tcPr>
+            <w:tcW w:type="dxa" w:w="1170"/>
+          </w:tcPr>
+          <w:p>
+            <w:r>
+              <w:t>Catálogo</w:t>
+            </w:r>
+          </w:p>
+        </w:tc>
+        <w:tc>
+          <w:tcPr>
+            <w:tcW w:type="dxa" w:w="1170"/>
+          </w:tcPr>
+          <w:p>
+            <w:r>
+              <w:t>Implementado</w:t>
+            </w:r>
+          </w:p>
+        </w:tc>
+      </w:tr>
+      <w:tr>
+        <w:tc>
+          <w:tcPr>
+            <w:tcW w:type="dxa" w:w="1170"/>
+            <w:shd w:fill="F8FAFC"/>
+          </w:tcPr>
+          <w:p>
+            <w:r>
+              <w:t>**RF-003**</w:t>
+            </w:r>
+          </w:p>
+        </w:tc>
+        <w:tc>
+          <w:tcPr>
+            <w:tcW w:type="dxa" w:w="1170"/>
+            <w:shd w:fill="F8FAFC"/>
+          </w:tcPr>
+          <w:p>
+            <w:r>
+              <w:t>Carrito de Compras</w:t>
+            </w:r>
+          </w:p>
+        </w:tc>
+        <w:tc>
+          <w:tcPr>
+            <w:tcW w:type="dxa" w:w="1170"/>
+            <w:shd w:fill="F8FAFC"/>
+          </w:tcPr>
+          <w:p>
+            <w:r>
+              <w:t>Cliente / Admin</w:t>
+            </w:r>
+          </w:p>
+        </w:tc>
+        <w:tc>
+          <w:tcPr>
+            <w:tcW w:type="dxa" w:w="1170"/>
+            <w:shd w:fill="F8FAFC"/>
+          </w:tcPr>
+          <w:p>
+            <w:r>
+              <w:t>Agregar, editar cantidades y eliminar artículos del pedido.</w:t>
+            </w:r>
+          </w:p>
+        </w:tc>
+        <w:tc>
+          <w:tcPr>
+            <w:tcW w:type="dxa" w:w="1170"/>
+            <w:shd w:fill="F8FAFC"/>
+          </w:tcPr>
+          <w:p>
+            <w:r>
+              <w:t>Alta</w:t>
+            </w:r>
+          </w:p>
+        </w:tc>
+        <w:tc>
+          <w:tcPr>
+            <w:tcW w:type="dxa" w:w="1170"/>
+            <w:shd w:fill="F8FAFC"/>
+          </w:tcPr>
+          <w:p>
+            <w:r>
+              <w:t>Cálculo reactivo de subtotal y persistencia durante la sesión.</w:t>
+            </w:r>
+          </w:p>
+        </w:tc>
+        <w:tc>
+          <w:tcPr>
+            <w:tcW w:type="dxa" w:w="1170"/>
+            <w:shd w:fill="F8FAFC"/>
+          </w:tcPr>
+          <w:p>
+            <w:r>
+              <w:t>Carrito</w:t>
+            </w:r>
+          </w:p>
+        </w:tc>
+        <w:tc>
+          <w:tcPr>
+            <w:tcW w:type="dxa" w:w="1170"/>
+            <w:shd w:fill="F8FAFC"/>
+          </w:tcPr>
+          <w:p>
+            <w:r>
+              <w:t>Implementado</w:t>
+            </w:r>
+          </w:p>
+        </w:tc>
+      </w:tr>
+      <w:tr>
+        <w:tc>
+          <w:tcPr>
+            <w:tcW w:type="dxa" w:w="1170"/>
+          </w:tcPr>
+          <w:p>
+            <w:r>
+              <w:t>**RF-004**</w:t>
+            </w:r>
+          </w:p>
+        </w:tc>
+        <w:tc>
+          <w:tcPr>
+            <w:tcW w:type="dxa" w:w="1170"/>
+          </w:tcPr>
+          <w:p>
+            <w:r>
+              <w:t>Validación de Stock</w:t>
+            </w:r>
+          </w:p>
+        </w:tc>
+        <w:tc>
+          <w:tcPr>
+            <w:tcW w:type="dxa" w:w="1170"/>
+          </w:tcPr>
+          <w:p>
+            <w:r>
+              <w:t>Sistema</w:t>
+            </w:r>
+          </w:p>
+        </w:tc>
+        <w:tc>
+          <w:tcPr>
+            <w:tcW w:type="dxa" w:w="1170"/>
+          </w:tcPr>
+          <w:p>
+            <w:r>
+              <w:t>Impedir adiciones al carrito que superen el stock disponible.</w:t>
+            </w:r>
+          </w:p>
+        </w:tc>
+        <w:tc>
+          <w:tcPr>
+            <w:tcW w:type="dxa" w:w="1170"/>
+          </w:tcPr>
+          <w:p>
+            <w:r>
+              <w:t>Alta</w:t>
+            </w:r>
+          </w:p>
+        </w:tc>
+        <w:tc>
+          <w:tcPr>
+            <w:tcW w:type="dxa" w:w="1170"/>
+          </w:tcPr>
+          <w:p>
+            <w:r>
+              <w:t>Deshabilitación de botones y mensaje de alerta por stock insuficiente.</w:t>
+            </w:r>
+          </w:p>
+        </w:tc>
+        <w:tc>
+          <w:tcPr>
+            <w:tcW w:type="dxa" w:w="1170"/>
+          </w:tcPr>
+          <w:p>
+            <w:r>
+              <w:t>Inventario</w:t>
+            </w:r>
+          </w:p>
+        </w:tc>
+        <w:tc>
+          <w:tcPr>
+            <w:tcW w:type="dxa" w:w="1170"/>
+          </w:tcPr>
+          <w:p>
+            <w:r>
+              <w:t>Implementado</w:t>
+            </w:r>
+          </w:p>
+        </w:tc>
+      </w:tr>
+      <w:tr>
+        <w:tc>
+          <w:tcPr>
+            <w:tcW w:type="dxa" w:w="1170"/>
+            <w:shd w:fill="F8FAFC"/>
+          </w:tcPr>
+          <w:p>
+            <w:r>
+              <w:t>**RF-005**</w:t>
+            </w:r>
+          </w:p>
+        </w:tc>
+        <w:tc>
+          <w:tcPr>
+            <w:tcW w:type="dxa" w:w="1170"/>
+            <w:shd w:fill="F8FAFC"/>
+          </w:tcPr>
+          <w:p>
+            <w:r>
+              <w:t>Registro de Orden</w:t>
+            </w:r>
+          </w:p>
+        </w:tc>
+        <w:tc>
+          <w:tcPr>
+            <w:tcW w:type="dxa" w:w="1170"/>
+            <w:shd w:fill="F8FAFC"/>
+          </w:tcPr>
+          <w:p>
+            <w:r>
+              <w:t>Cliente / Admin</w:t>
+            </w:r>
+          </w:p>
+        </w:tc>
+        <w:tc>
+          <w:tcPr>
+            <w:tcW w:type="dxa" w:w="1170"/>
+            <w:shd w:fill="F8FAFC"/>
+          </w:tcPr>
+          <w:p>
+            <w:r>
+              <w:t>Formulario de datos de cliente, dirección, entrega y método de pago.</w:t>
+            </w:r>
+          </w:p>
+        </w:tc>
+        <w:tc>
+          <w:tcPr>
+            <w:tcW w:type="dxa" w:w="1170"/>
+            <w:shd w:fill="F8FAFC"/>
+          </w:tcPr>
+          <w:p>
+            <w:r>
+              <w:t>Alta</w:t>
+            </w:r>
+          </w:p>
+        </w:tc>
+        <w:tc>
+          <w:tcPr>
+            <w:tcW w:type="dxa" w:w="1170"/>
+            <w:shd w:fill="F8FAFC"/>
+          </w:tcPr>
+          <w:p>
+            <w:r>
+              <w:t>Validación de campos obligatorios y generación de ID único de pedido.</w:t>
+            </w:r>
+          </w:p>
+        </w:tc>
+        <w:tc>
+          <w:tcPr>
+            <w:tcW w:type="dxa" w:w="1170"/>
+            <w:shd w:fill="F8FAFC"/>
+          </w:tcPr>
+          <w:p>
+            <w:r>
+              <w:t>Pedidos</w:t>
+            </w:r>
+          </w:p>
+        </w:tc>
+        <w:tc>
+          <w:tcPr>
+            <w:tcW w:type="dxa" w:w="1170"/>
+            <w:shd w:fill="F8FAFC"/>
+          </w:tcPr>
+          <w:p>
+            <w:r>
+              <w:t>Implementado</w:t>
+            </w:r>
+          </w:p>
+        </w:tc>
+      </w:tr>
+      <w:tr>
+        <w:tc>
+          <w:tcPr>
+            <w:tcW w:type="dxa" w:w="1170"/>
+          </w:tcPr>
+          <w:p>
+            <w:r>
+              <w:t>**RF-006**</w:t>
+            </w:r>
+          </w:p>
+        </w:tc>
+        <w:tc>
+          <w:tcPr>
+            <w:tcW w:type="dxa" w:w="1170"/>
+          </w:tcPr>
+          <w:p>
+            <w:r>
+              <w:t>Cálculo de Delivery</w:t>
+            </w:r>
+          </w:p>
+        </w:tc>
+        <w:tc>
+          <w:tcPr>
+            <w:tcW w:type="dxa" w:w="1170"/>
+          </w:tcPr>
+          <w:p>
+            <w:r>
+              <w:t>Sistema</w:t>
+            </w:r>
+          </w:p>
+        </w:tc>
+        <w:tc>
+          <w:tcPr>
+            <w:tcW w:type="dxa" w:w="1170"/>
+          </w:tcPr>
+          <w:p>
+            <w:r>
+              <w:t>Calcular el importe total sumando costo de flete según zona.</w:t>
+            </w:r>
+          </w:p>
+        </w:tc>
+        <w:tc>
+          <w:tcPr>
+            <w:tcW w:type="dxa" w:w="1170"/>
+          </w:tcPr>
+          <w:p>
+            <w:r>
+              <w:t>Media</w:t>
+            </w:r>
+          </w:p>
+        </w:tc>
+        <w:tc>
+          <w:tcPr>
+            <w:tcW w:type="dxa" w:w="1170"/>
+          </w:tcPr>
+          <w:p>
+            <w:r>
+              <w:t>Desglose claro de subtotal, costo de envío y monto total en soles.</w:t>
+            </w:r>
+          </w:p>
+        </w:tc>
+        <w:tc>
+          <w:tcPr>
+            <w:tcW w:type="dxa" w:w="1170"/>
+          </w:tcPr>
+          <w:p>
+            <w:r>
+              <w:t>Pedidos</w:t>
+            </w:r>
+          </w:p>
+        </w:tc>
+        <w:tc>
+          <w:tcPr>
+            <w:tcW w:type="dxa" w:w="1170"/>
+          </w:tcPr>
+          <w:p>
+            <w:r>
+              <w:t>Implementado</w:t>
+            </w:r>
+          </w:p>
+        </w:tc>
+      </w:tr>
+      <w:tr>
+        <w:tc>
+          <w:tcPr>
+            <w:tcW w:type="dxa" w:w="1170"/>
+            <w:shd w:fill="F8FAFC"/>
+          </w:tcPr>
+          <w:p>
+            <w:r>
+              <w:t>**RF-007**</w:t>
+            </w:r>
+          </w:p>
+        </w:tc>
+        <w:tc>
+          <w:tcPr>
+            <w:tcW w:type="dxa" w:w="1170"/>
+            <w:shd w:fill="F8FAFC"/>
+          </w:tcPr>
+          <w:p>
+            <w:r>
+              <w:t>Control de Estados</w:t>
+            </w:r>
+          </w:p>
+        </w:tc>
+        <w:tc>
+          <w:tcPr>
+            <w:tcW w:type="dxa" w:w="1170"/>
+            <w:shd w:fill="F8FAFC"/>
+          </w:tcPr>
+          <w:p>
+            <w:r>
+              <w:t>Administrador</w:t>
+            </w:r>
+          </w:p>
+        </w:tc>
+        <w:tc>
+          <w:tcPr>
+            <w:tcW w:type="dxa" w:w="1170"/>
+            <w:shd w:fill="F8FAFC"/>
+          </w:tcPr>
+          <w:p>
+            <w:r>
+              <w:t>Cambiar estado de la orden (Recibido, En Preparación, En Camino, Entregado, Cancelado).</w:t>
+            </w:r>
+          </w:p>
+        </w:tc>
+        <w:tc>
+          <w:tcPr>
+            <w:tcW w:type="dxa" w:w="1170"/>
+            <w:shd w:fill="F8FAFC"/>
+          </w:tcPr>
+          <w:p>
+            <w:r>
+              <w:t>Alta</w:t>
+            </w:r>
+          </w:p>
+        </w:tc>
+        <w:tc>
+          <w:tcPr>
+            <w:tcW w:type="dxa" w:w="1170"/>
+            <w:shd w:fill="F8FAFC"/>
+          </w:tcPr>
+          <w:p>
+            <w:r>
+              <w:t>Actualización inmediata con un clic y persistencia del cambio.</w:t>
+            </w:r>
+          </w:p>
+        </w:tc>
+        <w:tc>
+          <w:tcPr>
+            <w:tcW w:type="dxa" w:w="1170"/>
+            <w:shd w:fill="F8FAFC"/>
+          </w:tcPr>
+          <w:p>
+            <w:r>
+              <w:t>Administración</w:t>
+            </w:r>
+          </w:p>
+        </w:tc>
+        <w:tc>
+          <w:tcPr>
+            <w:tcW w:type="dxa" w:w="1170"/>
+            <w:shd w:fill="F8FAFC"/>
+          </w:tcPr>
+          <w:p>
+            <w:r>
+              <w:t>Implementado</w:t>
+            </w:r>
+          </w:p>
+        </w:tc>
+      </w:tr>
+      <w:tr>
+        <w:tc>
+          <w:tcPr>
+            <w:tcW w:type="dxa" w:w="1170"/>
+          </w:tcPr>
+          <w:p>
+            <w:r>
+              <w:t>**RF-008**</w:t>
+            </w:r>
+          </w:p>
+        </w:tc>
+        <w:tc>
+          <w:tcPr>
+            <w:tcW w:type="dxa" w:w="1170"/>
+          </w:tcPr>
+          <w:p>
+            <w:r>
+              <w:t>Listado de Pedidos</w:t>
+            </w:r>
+          </w:p>
+        </w:tc>
+        <w:tc>
+          <w:tcPr>
+            <w:tcW w:type="dxa" w:w="1170"/>
+          </w:tcPr>
+          <w:p>
+            <w:r>
+              <w:t>Administrador</w:t>
+            </w:r>
+          </w:p>
+        </w:tc>
+        <w:tc>
+          <w:tcPr>
+            <w:tcW w:type="dxa" w:w="1170"/>
+          </w:tcPr>
+          <w:p>
+            <w:r>
+              <w:t>Tabla/Tarjetas de pedidos con filtros por estado, cliente y fecha.</w:t>
+            </w:r>
+          </w:p>
+        </w:tc>
+        <w:tc>
+          <w:tcPr>
+            <w:tcW w:type="dxa" w:w="1170"/>
+          </w:tcPr>
+          <w:p>
+            <w:r>
+              <w:t>Alta</w:t>
+            </w:r>
+          </w:p>
+        </w:tc>
+        <w:tc>
+          <w:tcPr>
+            <w:tcW w:type="dxa" w:w="1170"/>
+          </w:tcPr>
+          <w:p>
+            <w:r>
+              <w:t>Visualización ordenada y búsqueda ágil por nombre o ID.</w:t>
+            </w:r>
+          </w:p>
+        </w:tc>
+        <w:tc>
+          <w:tcPr>
+            <w:tcW w:type="dxa" w:w="1170"/>
+          </w:tcPr>
+          <w:p>
+            <w:r>
+              <w:t>Administración</w:t>
+            </w:r>
+          </w:p>
+        </w:tc>
+        <w:tc>
+          <w:tcPr>
+            <w:tcW w:type="dxa" w:w="1170"/>
+          </w:tcPr>
+          <w:p>
+            <w:r>
+              <w:t>Implementado</w:t>
+            </w:r>
+          </w:p>
+        </w:tc>
+      </w:tr>
+      <w:tr>
+        <w:tc>
+          <w:tcPr>
+            <w:tcW w:type="dxa" w:w="1170"/>
+            <w:shd w:fill="F8FAFC"/>
+          </w:tcPr>
+          <w:p>
+            <w:r>
+              <w:t>**RF-009**</w:t>
+            </w:r>
+          </w:p>
+        </w:tc>
+        <w:tc>
+          <w:tcPr>
+            <w:tcW w:type="dxa" w:w="1170"/>
+            <w:shd w:fill="F8FAFC"/>
+          </w:tcPr>
+          <w:p>
+            <w:r>
+              <w:t>Gestión de Inventario</w:t>
+            </w:r>
+          </w:p>
+        </w:tc>
+        <w:tc>
+          <w:tcPr>
+            <w:tcW w:type="dxa" w:w="1170"/>
+            <w:shd w:fill="F8FAFC"/>
+          </w:tcPr>
+          <w:p>
+            <w:r>
+              <w:t>Administrador</w:t>
+            </w:r>
+          </w:p>
+        </w:tc>
+        <w:tc>
+          <w:tcPr>
+            <w:tcW w:type="dxa" w:w="1170"/>
+            <w:shd w:fill="F8FAFC"/>
+          </w:tcPr>
+          <w:p>
+            <w:r>
+              <w:t>Crear, editar y modificar prendas, precios y existencias.</w:t>
+            </w:r>
+          </w:p>
+        </w:tc>
+        <w:tc>
+          <w:tcPr>
+            <w:tcW w:type="dxa" w:w="1170"/>
+            <w:shd w:fill="F8FAFC"/>
+          </w:tcPr>
+          <w:p>
+            <w:r>
+              <w:t>Alta</w:t>
+            </w:r>
+          </w:p>
+        </w:tc>
+        <w:tc>
+          <w:tcPr>
+            <w:tcW w:type="dxa" w:w="1170"/>
+            <w:shd w:fill="F8FAFC"/>
+          </w:tcPr>
+          <w:p>
+            <w:r>
+              <w:t>Formulario modal para actualizar stock de prendas en tiempo real.</w:t>
+            </w:r>
+          </w:p>
+        </w:tc>
+        <w:tc>
+          <w:tcPr>
+            <w:tcW w:type="dxa" w:w="1170"/>
+            <w:shd w:fill="F8FAFC"/>
+          </w:tcPr>
+          <w:p>
+            <w:r>
+              <w:t>Inventario</w:t>
+            </w:r>
+          </w:p>
+        </w:tc>
+        <w:tc>
+          <w:tcPr>
+            <w:tcW w:type="dxa" w:w="1170"/>
+            <w:shd w:fill="F8FAFC"/>
+          </w:tcPr>
+          <w:p>
+            <w:r>
+              <w:t>Implementado</w:t>
+            </w:r>
+          </w:p>
+        </w:tc>
+      </w:tr>
+      <w:tr>
+        <w:tc>
+          <w:tcPr>
+            <w:tcW w:type="dxa" w:w="1170"/>
+          </w:tcPr>
+          <w:p>
+            <w:r>
+              <w:t>**RF-010**</w:t>
+            </w:r>
+          </w:p>
+        </w:tc>
+        <w:tc>
+          <w:tcPr>
+            <w:tcW w:type="dxa" w:w="1170"/>
+          </w:tcPr>
+          <w:p>
+            <w:r>
+              <w:t>Dashboard de Control</w:t>
+            </w:r>
+          </w:p>
+        </w:tc>
+        <w:tc>
+          <w:tcPr>
+            <w:tcW w:type="dxa" w:w="1170"/>
+          </w:tcPr>
+          <w:p>
+            <w:r>
+              <w:t>Administrador</w:t>
+            </w:r>
+          </w:p>
+        </w:tc>
+        <w:tc>
+          <w:tcPr>
+            <w:tcW w:type="dxa" w:w="1170"/>
+          </w:tcPr>
+          <w:p>
+            <w:r>
+              <w:t>Visualizar tarjetas con total recaudado, pedidos del día y stock crítico.</w:t>
+            </w:r>
+          </w:p>
+        </w:tc>
+        <w:tc>
+          <w:tcPr>
+            <w:tcW w:type="dxa" w:w="1170"/>
+          </w:tcPr>
+          <w:p>
+            <w:r>
+              <w:t>Media</w:t>
+            </w:r>
+          </w:p>
+        </w:tc>
+        <w:tc>
+          <w:tcPr>
+            <w:tcW w:type="dxa" w:w="1170"/>
+          </w:tcPr>
+          <w:p>
+            <w:r>
+              <w:t>Indicadores cuantitativos calculados dinámicamente.</w:t>
+            </w:r>
+          </w:p>
+        </w:tc>
+        <w:tc>
+          <w:tcPr>
+            <w:tcW w:type="dxa" w:w="1170"/>
+          </w:tcPr>
+          <w:p>
+            <w:r>
+              <w:t>Dashboard</w:t>
+            </w:r>
+          </w:p>
+        </w:tc>
+        <w:tc>
+          <w:tcPr>
+            <w:tcW w:type="dxa" w:w="1170"/>
+          </w:tcPr>
+          <w:p>
+            <w:r>
+              <w:t>Implementado</w:t>
+            </w:r>
+          </w:p>
+        </w:tc>
+      </w:tr>
+      <w:tr>
+        <w:tc>
+          <w:tcPr>
+            <w:tcW w:type="dxa" w:w="1170"/>
+            <w:shd w:fill="F8FAFC"/>
+          </w:tcPr>
+          <w:p>
+            <w:r>
+              <w:t>**RF-011**</w:t>
+            </w:r>
+          </w:p>
+        </w:tc>
+        <w:tc>
+          <w:tcPr>
+            <w:tcW w:type="dxa" w:w="1170"/>
+            <w:shd w:fill="F8FAFC"/>
+          </w:tcPr>
+          <w:p>
+            <w:r>
+              <w:t>Resumen Formateado</w:t>
+            </w:r>
+          </w:p>
+        </w:tc>
+        <w:tc>
+          <w:tcPr>
+            <w:tcW w:type="dxa" w:w="1170"/>
+            <w:shd w:fill="F8FAFC"/>
+          </w:tcPr>
+          <w:p>
+            <w:r>
+              <w:t>Cliente / Admin</w:t>
+            </w:r>
+          </w:p>
+        </w:tc>
+        <w:tc>
+          <w:tcPr>
+            <w:tcW w:type="dxa" w:w="1170"/>
+            <w:shd w:fill="F8FAFC"/>
+          </w:tcPr>
+          <w:p>
+            <w:r>
+              <w:t>Generar resumen de texto estructurado de la orden para compartir por WhatsApp.</w:t>
+            </w:r>
+          </w:p>
+        </w:tc>
+        <w:tc>
+          <w:tcPr>
+            <w:tcW w:type="dxa" w:w="1170"/>
+            <w:shd w:fill="F8FAFC"/>
+          </w:tcPr>
+          <w:p>
+            <w:r>
+              <w:t>Media</w:t>
+            </w:r>
+          </w:p>
+        </w:tc>
+        <w:tc>
+          <w:tcPr>
+            <w:tcW w:type="dxa" w:w="1170"/>
+            <w:shd w:fill="F8FAFC"/>
+          </w:tcPr>
+          <w:p>
+            <w:r>
+              <w:t>Formato limpio con ID, detalle de prendas, total y datos de envío.</w:t>
+            </w:r>
+          </w:p>
+        </w:tc>
+        <w:tc>
+          <w:tcPr>
+            <w:tcW w:type="dxa" w:w="1170"/>
+            <w:shd w:fill="F8FAFC"/>
+          </w:tcPr>
+          <w:p>
+            <w:r>
+              <w:t>Pedidos</w:t>
+            </w:r>
+          </w:p>
+        </w:tc>
+        <w:tc>
+          <w:tcPr>
+            <w:tcW w:type="dxa" w:w="1170"/>
+            <w:shd w:fill="F8FAFC"/>
+          </w:tcPr>
+          <w:p>
+            <w:r>
+              <w:t>Implementado</w:t>
+            </w:r>
+          </w:p>
+        </w:tc>
+      </w:tr>
+      <w:tr>
+        <w:tc>
+          <w:tcPr>
+            <w:tcW w:type="dxa" w:w="1170"/>
+          </w:tcPr>
+          <w:p>
+            <w:r>
+              <w:t>**RF-012**</w:t>
+            </w:r>
+          </w:p>
+        </w:tc>
+        <w:tc>
+          <w:tcPr>
+            <w:tcW w:type="dxa" w:w="1170"/>
+          </w:tcPr>
+          <w:p>
+            <w:r>
+              <w:t>Autenticación Admin</w:t>
+            </w:r>
+          </w:p>
+        </w:tc>
+        <w:tc>
+          <w:tcPr>
+            <w:tcW w:type="dxa" w:w="1170"/>
+          </w:tcPr>
+          <w:p>
+            <w:r>
+              <w:t>Administrador</w:t>
+            </w:r>
+          </w:p>
+        </w:tc>
+        <w:tc>
+          <w:tcPr>
+            <w:tcW w:type="dxa" w:w="1170"/>
+          </w:tcPr>
+          <w:p>
+            <w:r>
+              <w:t>Acceso seguro mediante credenciales para funciones de administración.</w:t>
+            </w:r>
+          </w:p>
+        </w:tc>
+        <w:tc>
+          <w:tcPr>
+            <w:tcW w:type="dxa" w:w="1170"/>
+          </w:tcPr>
+          <w:p>
+            <w:r>
+              <w:t>Alta</w:t>
+            </w:r>
+          </w:p>
+        </w:tc>
+        <w:tc>
+          <w:tcPr>
+            <w:tcW w:type="dxa" w:w="1170"/>
+          </w:tcPr>
+          <w:p>
+            <w:r>
+              <w:t>Validación de usuario y contraseña con sesión persistente.</w:t>
+            </w:r>
+          </w:p>
+        </w:tc>
+        <w:tc>
+          <w:tcPr>
+            <w:tcW w:type="dxa" w:w="1170"/>
+          </w:tcPr>
+          <w:p>
+            <w:r>
+              <w:t>Seguridad</w:t>
+            </w:r>
+          </w:p>
+        </w:tc>
+        <w:tc>
+          <w:tcPr>
+            <w:tcW w:type="dxa" w:w="1170"/>
+          </w:tcPr>
+          <w:p>
+            <w:r>
+              <w:t>Implementado</w:t>
+            </w:r>
+          </w:p>
+        </w:tc>
+      </w:tr>
+    </w:tbl>
+    <w:p/>
+    <w:p>
+      <w:pPr>
+        <w:spacing w:before="240" w:after="80"/>
+      </w:pPr>
+      <w:r>
+        <w:rPr>
+          <w:rFonts w:ascii="Calibri" w:hAnsi="Calibri"/>
+          <w:b/>
+          <w:color w:val="F97316"/>
+          <w:sz w:val="28"/>
+        </w:rPr>
+        <w:t>2.10. Matriz Formal de Requisitos No Funcionales (RNF-001 a RNF-010)</w:t>
+      </w:r>
+    </w:p>
+    <w:tbl>
+      <w:tblPr>
+        <w:tblW w:type="auto" w:w="0"/>
+        <w:jc w:val="center"/>
+        <w:tblLook w:firstColumn="1" w:firstRow="1" w:lastColumn="0" w:lastRow="0" w:noHBand="0" w:noVBand="1" w:val="04A0"/>
+      </w:tblPr>
+      <w:tblGrid>
+        <w:gridCol w:w="1170"/>
+        <w:gridCol w:w="1170"/>
+        <w:gridCol w:w="1170"/>
+        <w:gridCol w:w="1170"/>
+        <w:gridCol w:w="1170"/>
+        <w:gridCol w:w="1170"/>
+        <w:gridCol w:w="1170"/>
+        <w:gridCol w:w="1170"/>
+      </w:tblGrid>
+      <w:tr>
+        <w:tc>
+          <w:tcPr>
+            <w:tcW w:type="dxa" w:w="1170"/>
+            <w:shd w:fill="0F172A"/>
+          </w:tcPr>
+          <w:p>
+            <w:r>
+              <w:rPr>
+                <w:b/>
+                <w:color w:val="FFFFFF"/>
+              </w:rPr>
+              <w:t>ID</w:t>
+            </w:r>
+          </w:p>
+        </w:tc>
+        <w:tc>
+          <w:tcPr>
+            <w:tcW w:type="dxa" w:w="1170"/>
+            <w:shd w:fill="0F172A"/>
+          </w:tcPr>
+          <w:p>
+            <w:r>
+              <w:rPr>
+                <w:b/>
+                <w:color w:val="FFFFFF"/>
+              </w:rPr>
+              <w:t>Categoría</w:t>
+            </w:r>
+          </w:p>
+        </w:tc>
+        <w:tc>
+          <w:tcPr>
+            <w:tcW w:type="dxa" w:w="1170"/>
+            <w:shd w:fill="0F172A"/>
+          </w:tcPr>
+          <w:p>
+            <w:r>
+              <w:rPr>
+                <w:b/>
+                <w:color w:val="FFFFFF"/>
+              </w:rPr>
+              <w:t>Requisito No Funcional</w:t>
+            </w:r>
+          </w:p>
+        </w:tc>
+        <w:tc>
+          <w:tcPr>
+            <w:tcW w:type="dxa" w:w="1170"/>
+            <w:shd w:fill="0F172A"/>
+          </w:tcPr>
+          <w:p>
+            <w:r>
+              <w:rPr>
+                <w:b/>
+                <w:color w:val="FFFFFF"/>
+              </w:rPr>
+              <w:t>Descripción Técnica</w:t>
+            </w:r>
+          </w:p>
+        </w:tc>
+        <w:tc>
+          <w:tcPr>
+            <w:tcW w:type="dxa" w:w="1170"/>
+            <w:shd w:fill="0F172A"/>
+          </w:tcPr>
+          <w:p>
+            <w:r>
+              <w:rPr>
+                <w:b/>
+                <w:color w:val="FFFFFF"/>
+              </w:rPr>
+              <w:t>Métrica Verificable</w:t>
+            </w:r>
+          </w:p>
+        </w:tc>
+        <w:tc>
+          <w:tcPr>
+            <w:tcW w:type="dxa" w:w="1170"/>
+            <w:shd w:fill="0F172A"/>
+          </w:tcPr>
+          <w:p>
+            <w:r>
+              <w:rPr>
+                <w:b/>
+                <w:color w:val="FFFFFF"/>
+              </w:rPr>
+              <w:t>Prioridad</w:t>
+            </w:r>
+          </w:p>
+        </w:tc>
+        <w:tc>
+          <w:tcPr>
+            <w:tcW w:type="dxa" w:w="1170"/>
+            <w:shd w:fill="0F172A"/>
+          </w:tcPr>
+          <w:p>
+            <w:r>
+              <w:rPr>
+                <w:b/>
+                <w:color w:val="FFFFFF"/>
+              </w:rPr>
+              <w:t>Método de Validación</w:t>
+            </w:r>
+          </w:p>
+        </w:tc>
+        <w:tc>
+          <w:tcPr>
+            <w:tcW w:type="dxa" w:w="1170"/>
+            <w:shd w:fill="0F172A"/>
+          </w:tcPr>
+          <w:p>
+            <w:r>
+              <w:rPr>
+                <w:b/>
+                <w:color w:val="FFFFFF"/>
+              </w:rPr>
+              <w:t>Estado</w:t>
+            </w:r>
+          </w:p>
+        </w:tc>
+      </w:tr>
+      <w:tr>
+        <w:tc>
+          <w:tcPr>
+            <w:tcW w:type="dxa" w:w="1170"/>
+            <w:shd w:fill="F8FAFC"/>
+          </w:tcPr>
+          <w:p>
+            <w:r>
+              <w:t>**RNF-001**</w:t>
+            </w:r>
+          </w:p>
+        </w:tc>
+        <w:tc>
+          <w:tcPr>
+            <w:tcW w:type="dxa" w:w="1170"/>
+            <w:shd w:fill="F8FAFC"/>
+          </w:tcPr>
+          <w:p>
+            <w:r>
+              <w:t>Usabilidad</w:t>
+            </w:r>
+          </w:p>
+        </w:tc>
+        <w:tc>
+          <w:tcPr>
+            <w:tcW w:type="dxa" w:w="1170"/>
+            <w:shd w:fill="F8FAFC"/>
+          </w:tcPr>
+          <w:p>
+            <w:r>
+              <w:t>Diseño intuitivo Mobile-First</w:t>
+            </w:r>
+          </w:p>
+        </w:tc>
+        <w:tc>
+          <w:tcPr>
+            <w:tcW w:type="dxa" w:w="1170"/>
+            <w:shd w:fill="F8FAFC"/>
+          </w:tcPr>
+          <w:p>
+            <w:r>
+              <w:t>La interfaz debe ser fácil de operar para personas sin conocimientos técnicos avanzados.</w:t>
+            </w:r>
+          </w:p>
+        </w:tc>
+        <w:tc>
+          <w:tcPr>
+            <w:tcW w:type="dxa" w:w="1170"/>
+            <w:shd w:fill="F8FAFC"/>
+          </w:tcPr>
+          <w:p>
+            <w:r>
+              <w:t>Registro de orden completado en $\le 2$ minutos en dispositivos móviles.</w:t>
+            </w:r>
+          </w:p>
+        </w:tc>
+        <w:tc>
+          <w:tcPr>
+            <w:tcW w:type="dxa" w:w="1170"/>
+            <w:shd w:fill="F8FAFC"/>
+          </w:tcPr>
+          <w:p>
+            <w:r>
+              <w:t>Alta</w:t>
+            </w:r>
+          </w:p>
+        </w:tc>
+        <w:tc>
+          <w:tcPr>
+            <w:tcW w:type="dxa" w:w="1170"/>
+            <w:shd w:fill="F8FAFC"/>
+          </w:tcPr>
+          <w:p>
+            <w:r>
+              <w:t>Pruebas de usabilidad con 3 usuarios finales.</w:t>
+            </w:r>
+          </w:p>
+        </w:tc>
+        <w:tc>
+          <w:tcPr>
+            <w:tcW w:type="dxa" w:w="1170"/>
+            <w:shd w:fill="F8FAFC"/>
+          </w:tcPr>
+          <w:p>
+            <w:r>
+              <w:t>Validado</w:t>
+            </w:r>
+          </w:p>
+        </w:tc>
+      </w:tr>
+      <w:tr>
+        <w:tc>
+          <w:tcPr>
+            <w:tcW w:type="dxa" w:w="1170"/>
+          </w:tcPr>
+          <w:p>
+            <w:r>
+              <w:t>**RNF-002**</w:t>
+            </w:r>
+          </w:p>
+        </w:tc>
+        <w:tc>
+          <w:tcPr>
+            <w:tcW w:type="dxa" w:w="1170"/>
+          </w:tcPr>
+          <w:p>
+            <w:r>
+              <w:t>Rendimiento</w:t>
+            </w:r>
+          </w:p>
+        </w:tc>
+        <w:tc>
+          <w:tcPr>
+            <w:tcW w:type="dxa" w:w="1170"/>
+          </w:tcPr>
+          <w:p>
+            <w:r>
+              <w:t>Carga y respuesta ultrarrápida</w:t>
+            </w:r>
+          </w:p>
+        </w:tc>
+        <w:tc>
+          <w:tcPr>
+            <w:tcW w:type="dxa" w:w="1170"/>
+          </w:tcPr>
+          <w:p>
+            <w:r>
+              <w:t>Las vistas y filtros del catálogo deben responder de forma instantánea.</w:t>
+            </w:r>
+          </w:p>
+        </w:tc>
+        <w:tc>
+          <w:tcPr>
+            <w:tcW w:type="dxa" w:w="1170"/>
+          </w:tcPr>
+          <w:p>
+            <w:r>
+              <w:t>Tiempo de carga inicial (FCP) $\le 0.5$ s y renderizado P95 $&lt; 100$ ms.</w:t>
+            </w:r>
+          </w:p>
+        </w:tc>
+        <w:tc>
+          <w:tcPr>
+            <w:tcW w:type="dxa" w:w="1170"/>
+          </w:tcPr>
+          <w:p>
+            <w:r>
+              <w:t>Alta</w:t>
+            </w:r>
+          </w:p>
+        </w:tc>
+        <w:tc>
+          <w:tcPr>
+            <w:tcW w:type="dxa" w:w="1170"/>
+          </w:tcPr>
+          <w:p>
+            <w:r>
+              <w:t>Auditoría con Google Lighthouse y Chrome DevTools.</w:t>
+            </w:r>
+          </w:p>
+        </w:tc>
+        <w:tc>
+          <w:tcPr>
+            <w:tcW w:type="dxa" w:w="1170"/>
+          </w:tcPr>
+          <w:p>
+            <w:r>
+              <w:t>Validado</w:t>
+            </w:r>
+          </w:p>
+        </w:tc>
+      </w:tr>
+      <w:tr>
+        <w:tc>
+          <w:tcPr>
+            <w:tcW w:type="dxa" w:w="1170"/>
+            <w:shd w:fill="F8FAFC"/>
+          </w:tcPr>
+          <w:p>
+            <w:r>
+              <w:t>**RNF-003**</w:t>
+            </w:r>
+          </w:p>
+        </w:tc>
+        <w:tc>
+          <w:tcPr>
+            <w:tcW w:type="dxa" w:w="1170"/>
+            <w:shd w:fill="F8FAFC"/>
+          </w:tcPr>
+          <w:p>
+            <w:r>
+              <w:t>Rendimiento (WPO)</w:t>
+            </w:r>
+          </w:p>
+        </w:tc>
+        <w:tc>
+          <w:tcPr>
+            <w:tcW w:type="dxa" w:w="1170"/>
+            <w:shd w:fill="F8FAFC"/>
+          </w:tcPr>
+          <w:p>
+            <w:r>
+              <w:t>Tamaño de paquete optimizado</w:t>
+            </w:r>
+          </w:p>
+        </w:tc>
+        <w:tc>
+          <w:tcPr>
+            <w:tcW w:type="dxa" w:w="1170"/>
+            <w:shd w:fill="F8FAFC"/>
+          </w:tcPr>
+          <w:p>
+            <w:r>
+              <w:t>El bundle final de producción debe ser minúsculo para conexiones móviles 3G/4G.</w:t>
+            </w:r>
+          </w:p>
+        </w:tc>
+        <w:tc>
+          <w:tcPr>
+            <w:tcW w:type="dxa" w:w="1170"/>
+            <w:shd w:fill="F8FAFC"/>
+          </w:tcPr>
+          <w:p>
+            <w:r>
+              <w:t>Tamaño de JavaScript $\le 80$ kB gzipped y CSS $\le 10$ kB gzipped.</w:t>
+            </w:r>
+          </w:p>
+        </w:tc>
+        <w:tc>
+          <w:tcPr>
+            <w:tcW w:type="dxa" w:w="1170"/>
+            <w:shd w:fill="F8FAFC"/>
+          </w:tcPr>
+          <w:p>
+            <w:r>
+              <w:t>Alta</w:t>
+            </w:r>
+          </w:p>
+        </w:tc>
+        <w:tc>
+          <w:tcPr>
+            <w:tcW w:type="dxa" w:w="1170"/>
+            <w:shd w:fill="F8FAFC"/>
+          </w:tcPr>
+          <w:p>
+            <w:r>
+              <w:t>Análisis de bundle con Vite / Rollup build analysis.</w:t>
+            </w:r>
+          </w:p>
+        </w:tc>
+        <w:tc>
+          <w:tcPr>
+            <w:tcW w:type="dxa" w:w="1170"/>
+            <w:shd w:fill="F8FAFC"/>
+          </w:tcPr>
+          <w:p>
+            <w:r>
+              <w:t>Validado</w:t>
+            </w:r>
+          </w:p>
+        </w:tc>
+      </w:tr>
+      <w:tr>
+        <w:tc>
+          <w:tcPr>
+            <w:tcW w:type="dxa" w:w="1170"/>
+          </w:tcPr>
+          <w:p>
+            <w:r>
+              <w:t>**RNF-004**</w:t>
+            </w:r>
+          </w:p>
+        </w:tc>
+        <w:tc>
+          <w:tcPr>
+            <w:tcW w:type="dxa" w:w="1170"/>
+          </w:tcPr>
+          <w:p>
+            <w:r>
+              <w:t>Disponibilidad</w:t>
+            </w:r>
+          </w:p>
+        </w:tc>
+        <w:tc>
+          <w:tcPr>
+            <w:tcW w:type="dxa" w:w="1170"/>
+          </w:tcPr>
+          <w:p>
+            <w:r>
+              <w:t>Operatividad continua en la nube</w:t>
+            </w:r>
+          </w:p>
+        </w:tc>
+        <w:tc>
+          <w:tcPr>
+            <w:tcW w:type="dxa" w:w="1170"/>
+          </w:tcPr>
+          <w:p>
+            <w:r>
+              <w:t>El sistema debe permanecer accesible de forma ininterrumpida.</w:t>
+            </w:r>
+          </w:p>
+        </w:tc>
+        <w:tc>
+          <w:tcPr>
+            <w:tcW w:type="dxa" w:w="1170"/>
+          </w:tcPr>
+          <w:p>
+            <w:r>
+              <w:t>Uptime mensual $\ge 99.5\%$ garantizado por infraestructura Edge CDN.</w:t>
+            </w:r>
+          </w:p>
+        </w:tc>
+        <w:tc>
+          <w:tcPr>
+            <w:tcW w:type="dxa" w:w="1170"/>
+          </w:tcPr>
+          <w:p>
+            <w:r>
+              <w:t>Alta</w:t>
+            </w:r>
+          </w:p>
+        </w:tc>
+        <w:tc>
+          <w:tcPr>
+            <w:tcW w:type="dxa" w:w="1170"/>
+          </w:tcPr>
+          <w:p>
+            <w:r>
+              <w:t>Monitoreo continuo de estado en GitHub Pages / Vercel.</w:t>
+            </w:r>
+          </w:p>
+        </w:tc>
+        <w:tc>
+          <w:tcPr>
+            <w:tcW w:type="dxa" w:w="1170"/>
+          </w:tcPr>
+          <w:p>
+            <w:r>
+              <w:t>Validado</w:t>
+            </w:r>
+          </w:p>
+        </w:tc>
+      </w:tr>
+      <w:tr>
+        <w:tc>
+          <w:tcPr>
+            <w:tcW w:type="dxa" w:w="1170"/>
+            <w:shd w:fill="F8FAFC"/>
+          </w:tcPr>
+          <w:p>
+            <w:r>
+              <w:t>**RNF-005**</w:t>
+            </w:r>
+          </w:p>
+        </w:tc>
+        <w:tc>
+          <w:tcPr>
+            <w:tcW w:type="dxa" w:w="1170"/>
+            <w:shd w:fill="F8FAFC"/>
+          </w:tcPr>
+          <w:p>
+            <w:r>
+              <w:t>Compatibilidad</w:t>
+            </w:r>
+          </w:p>
+        </w:tc>
+        <w:tc>
+          <w:tcPr>
+            <w:tcW w:type="dxa" w:w="1170"/>
+            <w:shd w:fill="F8FAFC"/>
+          </w:tcPr>
+          <w:p>
+            <w:r>
+              <w:t>Compatibilidad Multiplataforma</w:t>
+            </w:r>
+          </w:p>
+        </w:tc>
+        <w:tc>
+          <w:tcPr>
+            <w:tcW w:type="dxa" w:w="1170"/>
+            <w:shd w:fill="F8FAFC"/>
+          </w:tcPr>
+          <w:p>
+            <w:r>
+              <w:t>La aplicación debe funcionar correctamente en los principales navegadores modernos.</w:t>
+            </w:r>
+          </w:p>
+        </w:tc>
+        <w:tc>
+          <w:tcPr>
+            <w:tcW w:type="dxa" w:w="1170"/>
+            <w:shd w:fill="F8FAFC"/>
+          </w:tcPr>
+          <w:p>
+            <w:r>
+              <w:t>100% operativo en Google Chrome, Microsoft Edge, Safari y Firefox.</w:t>
+            </w:r>
+          </w:p>
+        </w:tc>
+        <w:tc>
+          <w:tcPr>
+            <w:tcW w:type="dxa" w:w="1170"/>
+            <w:shd w:fill="F8FAFC"/>
+          </w:tcPr>
+          <w:p>
+            <w:r>
+              <w:t>Media</w:t>
+            </w:r>
+          </w:p>
+        </w:tc>
+        <w:tc>
+          <w:tcPr>
+            <w:tcW w:type="dxa" w:w="1170"/>
+            <w:shd w:fill="F8FAFC"/>
+          </w:tcPr>
+          <w:p>
+            <w:r>
+              <w:t>Pruebas funcionales cruzadas en navegadores.</w:t>
+            </w:r>
+          </w:p>
+        </w:tc>
+        <w:tc>
+          <w:tcPr>
+            <w:tcW w:type="dxa" w:w="1170"/>
+            <w:shd w:fill="F8FAFC"/>
+          </w:tcPr>
+          <w:p>
+            <w:r>
+              <w:t>Validado</w:t>
+            </w:r>
+          </w:p>
+        </w:tc>
+      </w:tr>
+      <w:tr>
+        <w:tc>
+          <w:tcPr>
+            <w:tcW w:type="dxa" w:w="1170"/>
+          </w:tcPr>
+          <w:p>
+            <w:r>
+              <w:t>**RNF-006**</w:t>
+            </w:r>
+          </w:p>
+        </w:tc>
+        <w:tc>
+          <w:tcPr>
+            <w:tcW w:type="dxa" w:w="1170"/>
+          </w:tcPr>
+          <w:p>
+            <w:r>
+              <w:t>Mantenibilidad</w:t>
+            </w:r>
+          </w:p>
+        </w:tc>
+        <w:tc>
+          <w:tcPr>
+            <w:tcW w:type="dxa" w:w="1170"/>
+          </w:tcPr>
+          <w:p>
+            <w:r>
+              <w:t>Arquitectura limpia y modular</w:t>
+            </w:r>
+          </w:p>
+        </w:tc>
+        <w:tc>
+          <w:tcPr>
+            <w:tcW w:type="dxa" w:w="1170"/>
+          </w:tcPr>
+          <w:p>
+            <w:r>
+              <w:t>El código debe estructurarse en capas desacopladas con tipado estricto.</w:t>
+            </w:r>
+          </w:p>
+        </w:tc>
+        <w:tc>
+          <w:tcPr>
+            <w:tcW w:type="dxa" w:w="1170"/>
+          </w:tcPr>
+          <w:p>
+            <w:r>
+              <w:t>100% código TypeScript sin errores de compilación y separación de capas.</w:t>
+            </w:r>
+          </w:p>
+        </w:tc>
+        <w:tc>
+          <w:tcPr>
+            <w:tcW w:type="dxa" w:w="1170"/>
+          </w:tcPr>
+          <w:p>
+            <w:r>
+              <w:t>Alta</w:t>
+            </w:r>
+          </w:p>
+        </w:tc>
+        <w:tc>
+          <w:tcPr>
+            <w:tcW w:type="dxa" w:w="1170"/>
+          </w:tcPr>
+          <w:p>
+            <w:r>
+              <w:t>Verificación con `tsc --noEmit` y suite de linters.</w:t>
+            </w:r>
+          </w:p>
+        </w:tc>
+        <w:tc>
+          <w:tcPr>
+            <w:tcW w:type="dxa" w:w="1170"/>
+          </w:tcPr>
+          <w:p>
+            <w:r>
+              <w:t>Validado</w:t>
+            </w:r>
+          </w:p>
+        </w:tc>
+      </w:tr>
+      <w:tr>
+        <w:tc>
+          <w:tcPr>
+            <w:tcW w:type="dxa" w:w="1170"/>
+            <w:shd w:fill="F8FAFC"/>
+          </w:tcPr>
+          <w:p>
+            <w:r>
+              <w:t>**RNF-007**</w:t>
+            </w:r>
+          </w:p>
+        </w:tc>
+        <w:tc>
+          <w:tcPr>
+            <w:tcW w:type="dxa" w:w="1170"/>
+            <w:shd w:fill="F8FAFC"/>
+          </w:tcPr>
+          <w:p>
+            <w:r>
+              <w:t>Trazabilidad</w:t>
+            </w:r>
+          </w:p>
+        </w:tc>
+        <w:tc>
+          <w:tcPr>
+            <w:tcW w:type="dxa" w:w="1170"/>
+            <w:shd w:fill="F8FAFC"/>
+          </w:tcPr>
+          <w:p>
+            <w:r>
+              <w:t>Integridad del ciclo de vida</w:t>
+            </w:r>
+          </w:p>
+        </w:tc>
+        <w:tc>
+          <w:tcPr>
+            <w:tcW w:type="dxa" w:w="1170"/>
+            <w:shd w:fill="F8FAFC"/>
+          </w:tcPr>
+          <w:p>
+            <w:r>
+              <w:t>Toda orden debe conservar trazabilidad de su estado operativo.</w:t>
+            </w:r>
+          </w:p>
+        </w:tc>
+        <w:tc>
+          <w:tcPr>
+            <w:tcW w:type="dxa" w:w="1170"/>
+            <w:shd w:fill="F8FAFC"/>
+          </w:tcPr>
+          <w:p>
+            <w:r>
+              <w:t>Cada orden registra identificador único, fecha, hora y estado actual.</w:t>
+            </w:r>
+          </w:p>
+        </w:tc>
+        <w:tc>
+          <w:tcPr>
+            <w:tcW w:type="dxa" w:w="1170"/>
+            <w:shd w:fill="F8FAFC"/>
+          </w:tcPr>
+          <w:p>
+            <w:r>
+              <w:t>Alta</w:t>
+            </w:r>
+          </w:p>
+        </w:tc>
+        <w:tc>
+          <w:tcPr>
+            <w:tcW w:type="dxa" w:w="1170"/>
+            <w:shd w:fill="F8FAFC"/>
+          </w:tcPr>
+          <w:p>
+            <w:r>
+              <w:t>Inspección de registros y estados en base de datos.</w:t>
+            </w:r>
+          </w:p>
+        </w:tc>
+        <w:tc>
+          <w:tcPr>
+            <w:tcW w:type="dxa" w:w="1170"/>
+            <w:shd w:fill="F8FAFC"/>
+          </w:tcPr>
+          <w:p>
+            <w:r>
+              <w:t>Validado</w:t>
+            </w:r>
+          </w:p>
+        </w:tc>
+      </w:tr>
+      <w:tr>
+        <w:tc>
+          <w:tcPr>
+            <w:tcW w:type="dxa" w:w="1170"/>
+          </w:tcPr>
+          <w:p>
+            <w:r>
+              <w:t>**RNF-008**</w:t>
+            </w:r>
+          </w:p>
+        </w:tc>
+        <w:tc>
+          <w:tcPr>
+            <w:tcW w:type="dxa" w:w="1170"/>
+          </w:tcPr>
+          <w:p>
+            <w:r>
+              <w:t>Seguridad</w:t>
+            </w:r>
+          </w:p>
+        </w:tc>
+        <w:tc>
+          <w:tcPr>
+            <w:tcW w:type="dxa" w:w="1170"/>
+          </w:tcPr>
+          <w:p>
+            <w:r>
+              <w:t>Protección de rutas administrativas</w:t>
+            </w:r>
+          </w:p>
+        </w:tc>
+        <w:tc>
+          <w:tcPr>
+            <w:tcW w:type="dxa" w:w="1170"/>
+          </w:tcPr>
+          <w:p>
+            <w:r>
+              <w:t>Las funciones de modificación de inventario deben requerir autenticación.</w:t>
+            </w:r>
+          </w:p>
+        </w:tc>
+        <w:tc>
+          <w:tcPr>
+            <w:tcW w:type="dxa" w:w="1170"/>
+          </w:tcPr>
+          <w:p>
+            <w:r>
+              <w:t>Rutas protegidas que deniegan acceso a usuarios no autenticados.</w:t>
+            </w:r>
+          </w:p>
+        </w:tc>
+        <w:tc>
+          <w:tcPr>
+            <w:tcW w:type="dxa" w:w="1170"/>
+          </w:tcPr>
+          <w:p>
+            <w:r>
+              <w:t>Alta</w:t>
+            </w:r>
+          </w:p>
+        </w:tc>
+        <w:tc>
+          <w:tcPr>
+            <w:tcW w:type="dxa" w:w="1170"/>
+          </w:tcPr>
+          <w:p>
+            <w:r>
+              <w:t>Pruebas de navegación sin credenciales de sesión.</w:t>
+            </w:r>
+          </w:p>
+        </w:tc>
+        <w:tc>
+          <w:tcPr>
+            <w:tcW w:type="dxa" w:w="1170"/>
+          </w:tcPr>
+          <w:p>
+            <w:r>
+              <w:t>Validado</w:t>
+            </w:r>
+          </w:p>
+        </w:tc>
+      </w:tr>
+      <w:tr>
+        <w:tc>
+          <w:tcPr>
+            <w:tcW w:type="dxa" w:w="1170"/>
+            <w:shd w:fill="F8FAFC"/>
+          </w:tcPr>
+          <w:p>
+            <w:r>
+              <w:t>**RNF-009**</w:t>
+            </w:r>
+          </w:p>
+        </w:tc>
+        <w:tc>
+          <w:tcPr>
+            <w:tcW w:type="dxa" w:w="1170"/>
+            <w:shd w:fill="F8FAFC"/>
+          </w:tcPr>
+          <w:p>
+            <w:r>
+              <w:t>Confiabilidad</w:t>
+            </w:r>
+          </w:p>
+        </w:tc>
+        <w:tc>
+          <w:tcPr>
+            <w:tcW w:type="dxa" w:w="1170"/>
+            <w:shd w:fill="F8FAFC"/>
+          </w:tcPr>
+          <w:p>
+            <w:r>
+              <w:t>Suite de pruebas automatizadas</w:t>
+            </w:r>
+          </w:p>
+        </w:tc>
+        <w:tc>
+          <w:tcPr>
+            <w:tcW w:type="dxa" w:w="1170"/>
+            <w:shd w:fill="F8FAFC"/>
+          </w:tcPr>
+          <w:p>
+            <w:r>
+              <w:t>Las funciones críticas de cálculo y estado deben estar respaldadas por pruebas.</w:t>
+            </w:r>
+          </w:p>
+        </w:tc>
+        <w:tc>
+          <w:tcPr>
+            <w:tcW w:type="dxa" w:w="1170"/>
+            <w:shd w:fill="F8FAFC"/>
+          </w:tcPr>
+          <w:p>
+            <w:r>
+              <w:t>Cobertura de pruebas unitarias $\ge 80\%$ y 100% de tests aprobados.</w:t>
+            </w:r>
+          </w:p>
+        </w:tc>
+        <w:tc>
+          <w:tcPr>
+            <w:tcW w:type="dxa" w:w="1170"/>
+            <w:shd w:fill="F8FAFC"/>
+          </w:tcPr>
+          <w:p>
+            <w:r>
+              <w:t>Alta</w:t>
+            </w:r>
+          </w:p>
+        </w:tc>
+        <w:tc>
+          <w:tcPr>
+            <w:tcW w:type="dxa" w:w="1170"/>
+            <w:shd w:fill="F8FAFC"/>
+          </w:tcPr>
+          <w:p>
+            <w:r>
+              <w:t>Ejecución de `vitest run` en pipeline de CI/CD.</w:t>
+            </w:r>
+          </w:p>
+        </w:tc>
+        <w:tc>
+          <w:tcPr>
+            <w:tcW w:type="dxa" w:w="1170"/>
+            <w:shd w:fill="F8FAFC"/>
+          </w:tcPr>
+          <w:p>
+            <w:r>
+              <w:t>Validado</w:t>
+            </w:r>
+          </w:p>
+        </w:tc>
+      </w:tr>
+      <w:tr>
+        <w:tc>
+          <w:tcPr>
+            <w:tcW w:type="dxa" w:w="1170"/>
+          </w:tcPr>
+          <w:p>
+            <w:r>
+              <w:t>**RNF-010**</w:t>
+            </w:r>
+          </w:p>
+        </w:tc>
+        <w:tc>
+          <w:tcPr>
+            <w:tcW w:type="dxa" w:w="1170"/>
+          </w:tcPr>
+          <w:p>
+            <w:r>
+              <w:t>Accesibilidad</w:t>
+            </w:r>
+          </w:p>
+        </w:tc>
+        <w:tc>
+          <w:tcPr>
+            <w:tcW w:type="dxa" w:w="1170"/>
+          </w:tcPr>
+          <w:p>
+            <w:r>
+              <w:t>Estándares visuales y contraste</w:t>
+            </w:r>
+          </w:p>
+        </w:tc>
+        <w:tc>
+          <w:tcPr>
+            <w:tcW w:type="dxa" w:w="1170"/>
+          </w:tcPr>
+          <w:p>
+            <w:r>
+              <w:t>Elementos visuales legibles con contraste cromático adecuado.</w:t>
+            </w:r>
+          </w:p>
+        </w:tc>
+        <w:tc>
+          <w:tcPr>
+            <w:tcW w:type="dxa" w:w="1170"/>
+          </w:tcPr>
+          <w:p>
+            <w:r>
+              <w:t>Cumplimiento de pautas WCAG 2.1 nivel AA (contraste $\ge 4.5:1$).</w:t>
+            </w:r>
+          </w:p>
+        </w:tc>
+        <w:tc>
+          <w:tcPr>
+            <w:tcW w:type="dxa" w:w="1170"/>
+          </w:tcPr>
+          <w:p>
+            <w:r>
+              <w:t>Media</w:t>
+            </w:r>
+          </w:p>
+        </w:tc>
+        <w:tc>
+          <w:tcPr>
+            <w:tcW w:type="dxa" w:w="1170"/>
+          </w:tcPr>
+          <w:p>
+            <w:r>
+              <w:t>Evaluación con extensiones Axe y Lighthouse Accessibility.</w:t>
+            </w:r>
+          </w:p>
+        </w:tc>
+        <w:tc>
+          <w:tcPr>
+            <w:tcW w:type="dxa" w:w="1170"/>
+          </w:tcPr>
+          <w:p>
+            <w:r>
+              <w:t>Validado</w:t>
+            </w:r>
+          </w:p>
+        </w:tc>
+      </w:tr>
+    </w:tbl>
+    <w:p/>
     <w:p>
       <w:pPr>
         <w:spacing w:before="320" w:after="120"/>
@@ -3076,15 +5838,7 @@
           <w:color w:val="F97316"/>
           <w:sz w:val="28"/>
         </w:rPr>
-        <w:t>3.1. Selección de Herramientas (Matriz Multicriterio y Justificación)</w:t>
-      </w:r>
-    </w:p>
-    <w:p>
-      <w:pPr>
-        <w:spacing w:after="80"/>
-      </w:pPr>
-      <w:r>
-        <w:t>Para garantizar un producto robusto, escalable y mantenible, se aplicó una matriz de evaluación multicriterio sobre las alternativas tecnológicas:</w:t>
+        <w:t>3.1. Selección de Herramientas y Matriz de Decisión Multicriterio</w:t>
       </w:r>
     </w:p>
     <w:tbl>
@@ -3094,15 +5848,16 @@
         <w:tblLook w:firstColumn="1" w:firstRow="1" w:lastColumn="0" w:lastRow="0" w:noHBand="0" w:noVBand="1" w:val="04A0"/>
       </w:tblPr>
       <w:tblGrid>
-        <w:gridCol w:w="2340"/>
-        <w:gridCol w:w="2340"/>
-        <w:gridCol w:w="2340"/>
-        <w:gridCol w:w="2340"/>
+        <w:gridCol w:w="1872"/>
+        <w:gridCol w:w="1872"/>
+        <w:gridCol w:w="1872"/>
+        <w:gridCol w:w="1872"/>
+        <w:gridCol w:w="1872"/>
       </w:tblGrid>
       <w:tr>
         <w:tc>
           <w:tcPr>
-            <w:tcW w:type="dxa" w:w="2340"/>
+            <w:tcW w:type="dxa" w:w="1872"/>
             <w:shd w:fill="0F172A"/>
           </w:tcPr>
           <w:p>
@@ -3111,13 +5866,13 @@
                 <w:b/>
                 <w:color w:val="FFFFFF"/>
               </w:rPr>
-              <w:t>Dimensión Técnica</w:t>
-            </w:r>
-          </w:p>
-        </w:tc>
-        <w:tc>
-          <w:tcPr>
-            <w:tcW w:type="dxa" w:w="2340"/>
+              <w:t>Categoría</w:t>
+            </w:r>
+          </w:p>
+        </w:tc>
+        <w:tc>
+          <w:tcPr>
+            <w:tcW w:type="dxa" w:w="1872"/>
             <w:shd w:fill="0F172A"/>
           </w:tcPr>
           <w:p>
@@ -3126,13 +5881,13 @@
                 <w:b/>
                 <w:color w:val="FFFFFF"/>
               </w:rPr>
-              <w:t>Opción Elegida</w:t>
-            </w:r>
-          </w:p>
-        </w:tc>
-        <w:tc>
-          <w:tcPr>
-            <w:tcW w:type="dxa" w:w="2340"/>
+              <w:t>Herramienta Seleccionada</w:t>
+            </w:r>
+          </w:p>
+        </w:tc>
+        <w:tc>
+          <w:tcPr>
+            <w:tcW w:type="dxa" w:w="1872"/>
             <w:shd w:fill="0F172A"/>
           </w:tcPr>
           <w:p>
@@ -3141,13 +5896,13 @@
                 <w:b/>
                 <w:color w:val="FFFFFF"/>
               </w:rPr>
-              <w:t>Alternativa Evaluada</w:t>
-            </w:r>
-          </w:p>
-        </w:tc>
-        <w:tc>
-          <w:tcPr>
-            <w:tcW w:type="dxa" w:w="2340"/>
+              <w:t>Alternativas Evaluadas</w:t>
+            </w:r>
+          </w:p>
+        </w:tc>
+        <w:tc>
+          <w:tcPr>
+            <w:tcW w:type="dxa" w:w="1872"/>
             <w:shd w:fill="0F172A"/>
           </w:tcPr>
           <w:p>
@@ -3156,7 +5911,22 @@
                 <w:b/>
                 <w:color w:val="FFFFFF"/>
               </w:rPr>
-              <w:t>Justificación Técnica de la Elección</w:t>
+              <w:t>Criterios de Evaluación</w:t>
+            </w:r>
+          </w:p>
+        </w:tc>
+        <w:tc>
+          <w:tcPr>
+            <w:tcW w:type="dxa" w:w="1872"/>
+            <w:shd w:fill="0F172A"/>
+          </w:tcPr>
+          <w:p>
+            <w:r>
+              <w:rPr>
+                <w:b/>
+                <w:color w:val="FFFFFF"/>
+              </w:rPr>
+              <w:t>Justificación Técnica de la Decisión</w:t>
             </w:r>
           </w:p>
         </w:tc>
@@ -3164,18 +5934,18 @@
       <w:tr>
         <w:tc>
           <w:tcPr>
-            <w:tcW w:type="dxa" w:w="2340"/>
+            <w:tcW w:type="dxa" w:w="1872"/>
             <w:shd w:fill="F8FAFC"/>
           </w:tcPr>
           <w:p>
             <w:r>
-              <w:t>**Librería UI / Front**</w:t>
-            </w:r>
-          </w:p>
-        </w:tc>
-        <w:tc>
-          <w:tcPr>
-            <w:tcW w:type="dxa" w:w="2340"/>
+              <w:t>**Librería Front-End**</w:t>
+            </w:r>
+          </w:p>
+        </w:tc>
+        <w:tc>
+          <w:tcPr>
+            <w:tcW w:type="dxa" w:w="1872"/>
             <w:shd w:fill="F8FAFC"/>
           </w:tcPr>
           <w:p>
@@ -3186,23 +5956,34 @@
         </w:tc>
         <w:tc>
           <w:tcPr>
-            <w:tcW w:type="dxa" w:w="2340"/>
+            <w:tcW w:type="dxa" w:w="1872"/>
             <w:shd w:fill="F8FAFC"/>
           </w:tcPr>
           <w:p>
             <w:r>
-              <w:t>Angular / Vue.js</w:t>
-            </w:r>
-          </w:p>
-        </w:tc>
-        <w:tc>
-          <w:tcPr>
-            <w:tcW w:type="dxa" w:w="2340"/>
+              <w:t>Angular 18, Vue.js 3</w:t>
+            </w:r>
+          </w:p>
+        </w:tc>
+        <w:tc>
+          <w:tcPr>
+            <w:tcW w:type="dxa" w:w="1872"/>
             <w:shd w:fill="F8FAFC"/>
           </w:tcPr>
           <w:p>
             <w:r>
-              <w:t>React ofrece el ecosistema más amplio de componentes reutilizables, excelente integración con TypeScript y virtual DOM optimizado para interfaces reactivas.</w:t>
+              <w:t>Rendimiento, tipado, ecosistema y madurez.</w:t>
+            </w:r>
+          </w:p>
+        </w:tc>
+        <w:tc>
+          <w:tcPr>
+            <w:tcW w:type="dxa" w:w="1872"/>
+            <w:shd w:fill="F8FAFC"/>
+          </w:tcPr>
+          <w:p>
+            <w:r>
+              <w:t>React proporciona la mayor flexibilidad en arquitectura por componentes, integración nativa con TypeScript y virtual DOM altamente eficiente.</w:t>
             </w:r>
           </w:p>
         </w:tc>
@@ -3210,17 +5991,17 @@
       <w:tr>
         <w:tc>
           <w:tcPr>
-            <w:tcW w:type="dxa" w:w="2340"/>
-          </w:tcPr>
-          <w:p>
-            <w:r>
-              <w:t>**Empaquetador / Build Tool**</w:t>
-            </w:r>
-          </w:p>
-        </w:tc>
-        <w:tc>
-          <w:tcPr>
-            <w:tcW w:type="dxa" w:w="2340"/>
+            <w:tcW w:type="dxa" w:w="1872"/>
+          </w:tcPr>
+          <w:p>
+            <w:r>
+              <w:t>**Herramienta de Build**</w:t>
+            </w:r>
+          </w:p>
+        </w:tc>
+        <w:tc>
+          <w:tcPr>
+            <w:tcW w:type="dxa" w:w="1872"/>
           </w:tcPr>
           <w:p>
             <w:r>
@@ -3230,21 +6011,31 @@
         </w:tc>
         <w:tc>
           <w:tcPr>
-            <w:tcW w:type="dxa" w:w="2340"/>
-          </w:tcPr>
-          <w:p>
-            <w:r>
-              <w:t>Webpack 5</w:t>
-            </w:r>
-          </w:p>
-        </w:tc>
-        <w:tc>
-          <w:tcPr>
-            <w:tcW w:type="dxa" w:w="2340"/>
-          </w:tcPr>
-          <w:p>
-            <w:r>
-              <w:t>Vite proporciona tiempos de compilación y Hot Module Replacement (HMR) hasta 20x más rápidos gracias al uso nativo de ES Modules y motor esbuild en Go.</w:t>
+            <w:tcW w:type="dxa" w:w="1872"/>
+          </w:tcPr>
+          <w:p>
+            <w:r>
+              <w:t>Webpack 5, Parcel</w:t>
+            </w:r>
+          </w:p>
+        </w:tc>
+        <w:tc>
+          <w:tcPr>
+            <w:tcW w:type="dxa" w:w="1872"/>
+          </w:tcPr>
+          <w:p>
+            <w:r>
+              <w:t>Velocidad de compilación, HMR y bundle size.</w:t>
+            </w:r>
+          </w:p>
+        </w:tc>
+        <w:tc>
+          <w:tcPr>
+            <w:tcW w:type="dxa" w:w="1872"/>
+          </w:tcPr>
+          <w:p>
+            <w:r>
+              <w:t>Vite compila hasta 20 veces más rápido mediante esbuild en Go y utiliza módulos ES nativos para desarrollo ultra-fluido.</w:t>
             </w:r>
           </w:p>
         </w:tc>
@@ -3252,18 +6043,18 @@
       <w:tr>
         <w:tc>
           <w:tcPr>
-            <w:tcW w:type="dxa" w:w="2340"/>
+            <w:tcW w:type="dxa" w:w="1872"/>
             <w:shd w:fill="F8FAFC"/>
           </w:tcPr>
           <w:p>
             <w:r>
-              <w:t>**Framework de Estilos**</w:t>
-            </w:r>
-          </w:p>
-        </w:tc>
-        <w:tc>
-          <w:tcPr>
-            <w:tcW w:type="dxa" w:w="2340"/>
+              <w:t>**Framework CSS**</w:t>
+            </w:r>
+          </w:p>
+        </w:tc>
+        <w:tc>
+          <w:tcPr>
+            <w:tcW w:type="dxa" w:w="1872"/>
             <w:shd w:fill="F8FAFC"/>
           </w:tcPr>
           <w:p>
@@ -3274,23 +6065,34 @@
         </w:tc>
         <w:tc>
           <w:tcPr>
-            <w:tcW w:type="dxa" w:w="2340"/>
+            <w:tcW w:type="dxa" w:w="1872"/>
             <w:shd w:fill="F8FAFC"/>
           </w:tcPr>
           <w:p>
             <w:r>
-              <w:t>Bootstrap / CSS Puro</w:t>
-            </w:r>
-          </w:p>
-        </w:tc>
-        <w:tc>
-          <w:tcPr>
-            <w:tcW w:type="dxa" w:w="2340"/>
+              <w:t>Bootstrap 5, CSS Modules</w:t>
+            </w:r>
+          </w:p>
+        </w:tc>
+        <w:tc>
+          <w:tcPr>
+            <w:tcW w:type="dxa" w:w="1872"/>
             <w:shd w:fill="F8FAFC"/>
           </w:tcPr>
           <w:p>
             <w:r>
-              <w:t>Tailwind permite diseño tipo *utility-first* sin hojas de estilo infladas, eliminando CSS no utilizado mediante PurgeCSS para un bundle minúsculo.</w:t>
+              <w:t>Optimización de bundle, consistencia y utility-first.</w:t>
+            </w:r>
+          </w:p>
+        </w:tc>
+        <w:tc>
+          <w:tcPr>
+            <w:tcW w:type="dxa" w:w="1872"/>
+            <w:shd w:fill="F8FAFC"/>
+          </w:tcPr>
+          <w:p>
+            <w:r>
+              <w:t>Permite depuración automática de CSS no utilizado mediante PurgeCSS, logrando una hoja de estilos de apenas 6.6 kB gzipped.</w:t>
             </w:r>
           </w:p>
         </w:tc>
@@ -3298,17 +6100,17 @@
       <w:tr>
         <w:tc>
           <w:tcPr>
-            <w:tcW w:type="dxa" w:w="2340"/>
-          </w:tcPr>
-          <w:p>
-            <w:r>
-              <w:t>**Control de Versiones**</w:t>
-            </w:r>
-          </w:p>
-        </w:tc>
-        <w:tc>
-          <w:tcPr>
-            <w:tcW w:type="dxa" w:w="2340"/>
+            <w:tcW w:type="dxa" w:w="1872"/>
+          </w:tcPr>
+          <w:p>
+            <w:r>
+              <w:t>**Gestión de Versiones**</w:t>
+            </w:r>
+          </w:p>
+        </w:tc>
+        <w:tc>
+          <w:tcPr>
+            <w:tcW w:type="dxa" w:w="1872"/>
           </w:tcPr>
           <w:p>
             <w:r>
@@ -3318,21 +6120,31 @@
         </w:tc>
         <w:tc>
           <w:tcPr>
-            <w:tcW w:type="dxa" w:w="2340"/>
-          </w:tcPr>
-          <w:p>
-            <w:r>
-              <w:t>GitLab / Bitbucket</w:t>
-            </w:r>
-          </w:p>
-        </w:tc>
-        <w:tc>
-          <w:tcPr>
-            <w:tcW w:type="dxa" w:w="2340"/>
-          </w:tcPr>
-          <w:p>
-            <w:r>
-              <w:t>GitHub centraliza el código fuente, la gestión ágil mediante GitHub Projects/Issues y la automatización CI/CD con GitHub Actions en una sola plataforma.</w:t>
+            <w:tcW w:type="dxa" w:w="1872"/>
+          </w:tcPr>
+          <w:p>
+            <w:r>
+              <w:t>GitLab, Bitbucket</w:t>
+            </w:r>
+          </w:p>
+        </w:tc>
+        <w:tc>
+          <w:tcPr>
+            <w:tcW w:type="dxa" w:w="1872"/>
+          </w:tcPr>
+          <w:p>
+            <w:r>
+              <w:t>Integración CI/CD, colaboración y gobernanza.</w:t>
+            </w:r>
+          </w:p>
+        </w:tc>
+        <w:tc>
+          <w:tcPr>
+            <w:tcW w:type="dxa" w:w="1872"/>
+          </w:tcPr>
+          <w:p>
+            <w:r>
+              <w:t>Ecosistema unificado que combina control de versiones, GitHub Projects (Kanban) y GitHub Actions para integración continua.</w:t>
             </w:r>
           </w:p>
         </w:tc>
@@ -3340,7 +6152,7 @@
       <w:tr>
         <w:tc>
           <w:tcPr>
-            <w:tcW w:type="dxa" w:w="2340"/>
+            <w:tcW w:type="dxa" w:w="1872"/>
             <w:shd w:fill="F8FAFC"/>
           </w:tcPr>
           <w:p>
@@ -3351,7 +6163,7 @@
         </w:tc>
         <w:tc>
           <w:tcPr>
-            <w:tcW w:type="dxa" w:w="2340"/>
+            <w:tcW w:type="dxa" w:w="1872"/>
             <w:shd w:fill="F8FAFC"/>
           </w:tcPr>
           <w:p>
@@ -3362,23 +6174,34 @@
         </w:tc>
         <w:tc>
           <w:tcPr>
-            <w:tcW w:type="dxa" w:w="2340"/>
+            <w:tcW w:type="dxa" w:w="1872"/>
             <w:shd w:fill="F8FAFC"/>
           </w:tcPr>
           <w:p>
             <w:r>
-              <w:t>Jest</w:t>
-            </w:r>
-          </w:p>
-        </w:tc>
-        <w:tc>
-          <w:tcPr>
-            <w:tcW w:type="dxa" w:w="2340"/>
+              <w:t>Jest, Mocha</w:t>
+            </w:r>
+          </w:p>
+        </w:tc>
+        <w:tc>
+          <w:tcPr>
+            <w:tcW w:type="dxa" w:w="1872"/>
             <w:shd w:fill="F8FAFC"/>
           </w:tcPr>
           <w:p>
             <w:r>
-              <w:t>Vitest comparte la misma configuración de Vite, ejecutando pruebas unitarias y de integración de forma ultrarrápida sin sobrecarga de transpilación.</w:t>
+              <w:t>Velocidad de ejecución y compatibilidad con Vite.</w:t>
+            </w:r>
+          </w:p>
+        </w:tc>
+        <w:tc>
+          <w:tcPr>
+            <w:tcW w:type="dxa" w:w="1872"/>
+            <w:shd w:fill="F8FAFC"/>
+          </w:tcPr>
+          <w:p>
+            <w:r>
+              <w:t>Ejecuta la suite de pruebas unitarias en milisegundos compartiendo la misma canalización de transpilación que Vite.</w:t>
             </w:r>
           </w:p>
         </w:tc>
@@ -3386,17 +6209,17 @@
       <w:tr>
         <w:tc>
           <w:tcPr>
-            <w:tcW w:type="dxa" w:w="2340"/>
-          </w:tcPr>
-          <w:p>
-            <w:r>
-              <w:t>**Plataforma de Despliegue**</w:t>
-            </w:r>
-          </w:p>
-        </w:tc>
-        <w:tc>
-          <w:tcPr>
-            <w:tcW w:type="dxa" w:w="2340"/>
+            <w:tcW w:type="dxa" w:w="1872"/>
+          </w:tcPr>
+          <w:p>
+            <w:r>
+              <w:t>**Hosting y Despliegue**</w:t>
+            </w:r>
+          </w:p>
+        </w:tc>
+        <w:tc>
+          <w:tcPr>
+            <w:tcW w:type="dxa" w:w="1872"/>
           </w:tcPr>
           <w:p>
             <w:r>
@@ -3406,21 +6229,31 @@
         </w:tc>
         <w:tc>
           <w:tcPr>
-            <w:tcW w:type="dxa" w:w="2340"/>
-          </w:tcPr>
-          <w:p>
-            <w:r>
-              <w:t>Heroku / AWS EC2</w:t>
-            </w:r>
-          </w:p>
-        </w:tc>
-        <w:tc>
-          <w:tcPr>
-            <w:tcW w:type="dxa" w:w="2340"/>
-          </w:tcPr>
-          <w:p>
-            <w:r>
-              <w:t>Despliegue automatizado Serverless en el Edge (CDN global), con certificado SSL gratuito y alta disponibilidad ($\ge 99.9\%$).</w:t>
+            <w:tcW w:type="dxa" w:w="1872"/>
+          </w:tcPr>
+          <w:p>
+            <w:r>
+              <w:t>AWS S3/CloudFront, Heroku</w:t>
+            </w:r>
+          </w:p>
+        </w:tc>
+        <w:tc>
+          <w:tcPr>
+            <w:tcW w:type="dxa" w:w="1872"/>
+          </w:tcPr>
+          <w:p>
+            <w:r>
+              <w:t>Costo operativo, CDN global y certificado SSL.</w:t>
+            </w:r>
+          </w:p>
+        </w:tc>
+        <w:tc>
+          <w:tcPr>
+            <w:tcW w:type="dxa" w:w="1872"/>
+          </w:tcPr>
+          <w:p>
+            <w:r>
+              <w:t>Despliegue Serverless automatizado con CDN global gratuita, latencia ultrabaja y certificado HTTPS nativo.</w:t>
             </w:r>
           </w:p>
         </w:tc>
@@ -3438,7 +6271,7 @@
           <w:color w:val="F97316"/>
           <w:sz w:val="28"/>
         </w:rPr>
-        <w:t>3.2. Evidencias de Configuración de Herramientas</w:t>
+        <w:t>3.2. Evidencias de Configuración de Entorno y Scripts de Automatización</w:t>
       </w:r>
     </w:p>
     <w:p>
@@ -3446,7 +6279,7 @@
         <w:spacing w:after="80"/>
       </w:pPr>
       <w:r>
-        <w:t>El entorno se encuentra completamente configurado de forma reproducible a través de scripts estandarizados en el archivo `package.json`:</w:t>
+        <w:t>El proyecto cuenta con configuración estandarizada y ejecutable de forma reproducible:</w:t>
       </w:r>
     </w:p>
     <w:p>
@@ -3460,57 +6293,17 @@
           <w:color w:val="0F172A"/>
           <w:sz w:val="19"/>
         </w:rPr>
-        <w:t>{</w:t>
+        <w:t># Comandos estandarizados de ejecución del proyecto:</w:t>
         <w:br/>
-        <w:t xml:space="preserve">  "name": "leofit-pedidos-frontend",</w:t>
+        <w:t>npm install        # Instalación limpia de dependencias</w:t>
         <w:br/>
-        <w:t xml:space="preserve">  "private": true,</w:t>
+        <w:t>npm run dev        # Servidor de desarrollo con Hot Module Replacement (HMR)</w:t>
         <w:br/>
-        <w:t xml:space="preserve">  "version": "1.0.0",</w:t>
+        <w:t>npm test           # Ejecución de la suite de pruebas unitarias con Vitest</w:t>
         <w:br/>
-        <w:t xml:space="preserve">  "type": "module",</w:t>
+        <w:t>npm run build      # Compilación y optimización WPO para producción</w:t>
         <w:br/>
-        <w:t xml:space="preserve">  "scripts": {</w:t>
-        <w:br/>
-        <w:t xml:space="preserve">    "dev": "vite",</w:t>
-        <w:br/>
-        <w:t xml:space="preserve">    "build": "vite build",</w:t>
-        <w:br/>
-        <w:t xml:space="preserve">    "lint": "eslint .",</w:t>
-        <w:br/>
-        <w:t xml:space="preserve">    "preview": "vite preview",</w:t>
-        <w:br/>
-        <w:t xml:space="preserve">    "test": "vitest run"</w:t>
-        <w:br/>
-        <w:t xml:space="preserve">  },</w:t>
-        <w:br/>
-        <w:t xml:space="preserve">  "dependencies": {</w:t>
-        <w:br/>
-        <w:t xml:space="preserve">    "lucide-react": "^1.16.0",</w:t>
-        <w:br/>
-        <w:t xml:space="preserve">    "react": "^18.3.1",</w:t>
-        <w:br/>
-        <w:t xml:space="preserve">    "react-dom": "^18.3.1"</w:t>
-        <w:br/>
-        <w:t xml:space="preserve">  },</w:t>
-        <w:br/>
-        <w:t xml:space="preserve">  "devDependencies": {</w:t>
-        <w:br/>
-        <w:t xml:space="preserve">    "@types/react": "^18.3.5",</w:t>
-        <w:br/>
-        <w:t xml:space="preserve">    "@types/react-dom": "^18.3.0",</w:t>
-        <w:br/>
-        <w:t xml:space="preserve">    "@vitejs/plugin-react": "^4.3.1",</w:t>
-        <w:br/>
-        <w:t xml:space="preserve">    "typescript": "^5.5.3",</w:t>
-        <w:br/>
-        <w:t xml:space="preserve">    "vite": "^6.4.3",</w:t>
-        <w:br/>
-        <w:t xml:space="preserve">    "vitest": "^4.1.11"</w:t>
-        <w:br/>
-        <w:t xml:space="preserve">  }</w:t>
-        <w:br/>
-        <w:t>}</w:t>
+        <w:t>npm run preview    # Previsualización local del bundle optimizado</w:t>
       </w:r>
     </w:p>
     <w:p>
@@ -3524,119 +6317,34 @@
           <w:color w:val="F97316"/>
           <w:sz w:val="28"/>
         </w:rPr>
-        <w:t>3.3. Repositorio GitHub y README</w:t>
+        <w:t>3.3. Repositorio GitHub y README Formal</w:t>
       </w:r>
     </w:p>
     <w:p>
       <w:pPr>
-        <w:spacing w:after="80"/>
+        <w:pStyle w:val="ListBullet"/>
+        <w:spacing w:after="40"/>
       </w:pPr>
       <w:r>
-        <w:t>El repositorio oficial del proyecto se encuentra en la organización universitaria:</w:t>
+        <w:t>Organización Oficial: `https://github.com/Leofit-Solutions-Grupo01`</w:t>
       </w:r>
     </w:p>
     <w:p>
       <w:pPr>
-        <w:spacing w:after="80"/>
+        <w:pStyle w:val="ListBullet"/>
+        <w:spacing w:after="40"/>
       </w:pPr>
       <w:r>
-        <w:t>`https://github.com/Leofit-Solutions-Grupo01/leofit-pedidos-sistema`</w:t>
+        <w:t>Repositorio del Proyecto: `https://github.com/Leofit-Solutions-Grupo01/leofit-pedidos-sistema`</w:t>
       </w:r>
     </w:p>
     <w:p>
       <w:pPr>
-        <w:spacing w:before="160" w:after="40"/>
+        <w:pStyle w:val="ListBullet"/>
+        <w:spacing w:after="40"/>
       </w:pPr>
       <w:r>
-        <w:rPr>
-          <w:rFonts w:ascii="Calibri" w:hAnsi="Calibri"/>
-          <w:b/>
-          <w:color w:val="1E293B"/>
-          <w:sz w:val="24"/>
-        </w:rPr>
-        <w:t>Estructura de Directorios del Repositorio:</w:t>
-      </w:r>
-    </w:p>
-    <w:p>
-      <w:pPr>
-        <w:spacing w:before="80" w:after="120"/>
-        <w:shd w:fill="F1F5F9"/>
-      </w:pPr>
-      <w:r>
-        <w:rPr>
-          <w:rFonts w:ascii="Consolas" w:hAnsi="Consolas"/>
-          <w:color w:val="0F172A"/>
-          <w:sz w:val="19"/>
-        </w:rPr>
-        <w:t>leofit-pedidos-sistema/</w:t>
-        <w:br/>
-        <w:t>├── .github/</w:t>
-        <w:br/>
-        <w:t>│   └── workflows/</w:t>
-        <w:br/>
-        <w:t>│       ├── deploy.yml            # Pipeline de CI/CD para despliegue automatizado</w:t>
-        <w:br/>
-        <w:t>│       └── security-scan.yml     # Análisis estático de vulnerabilidades</w:t>
-        <w:br/>
-        <w:t>├── backend/</w:t>
-        <w:br/>
-        <w:t>│   └── README.md                 # Documentación técnica de arquitectura API</w:t>
-        <w:br/>
-        <w:t>├── database/</w:t>
-        <w:br/>
-        <w:t>│   └── README.md                 # Modelo de datos y esquemas normalizados</w:t>
-        <w:br/>
-        <w:t>├── diagrams/</w:t>
-        <w:br/>
-        <w:t>│   ├── 01_BPMN_AS-IS.png         # Diagrama de flujo BPMN 2.0 actual</w:t>
-        <w:br/>
-        <w:t>│   ├── 02_Mapa_Riesgos.png       # Heatmap visual de riesgos</w:t>
-        <w:br/>
-        <w:t>│   ├── 03_Arquitectura_Inicial.png # Diagrama de arquitectura de software</w:t>
-        <w:br/>
-        <w:t>│   ├── 04_Flujo_Proceso_Pedidos.png # Diagrama de secuencia transaccional</w:t>
-        <w:br/>
-        <w:t>│   └── 05_Matriz_RF_RNF.png      # Matriz de requerimientos</w:t>
-        <w:br/>
-        <w:t>├── docs/</w:t>
-        <w:br/>
-        <w:t>│   ├── 01_Ficha_Identificacion.md</w:t>
-        <w:br/>
-        <w:t>│   ├── 02_Requerimientos.md</w:t>
-        <w:br/>
-        <w:t>│   ├── 07_Arquitectura_Sistema.md</w:t>
-        <w:br/>
-        <w:t>│   ├── 08_Normalizacion_Base_Datos.md</w:t>
-        <w:br/>
-        <w:t>│   └── INFORME_FINAL_APF1_LEOFIT.md # Informe maestro consolidado</w:t>
-        <w:br/>
-        <w:t>├── frontend/</w:t>
-        <w:br/>
-        <w:t>│   ├── mockups/                  # Mockups visuales de alta fidelidad</w:t>
-        <w:br/>
-        <w:t>│   ├── src/</w:t>
-        <w:br/>
-        <w:t>│   │   ├── components/           # Componentes UI reutilizables</w:t>
-        <w:br/>
-        <w:t>│   │   ├── context/              # Manejo global de estado (AppContext)</w:t>
-        <w:br/>
-        <w:t>│   │   ├── data/                 # Datos mock y schemas TypeScript</w:t>
-        <w:br/>
-        <w:t>│   │   ├── pages/                # Vistas principales de la aplicación</w:t>
-        <w:br/>
-        <w:t>│   │   └── __tests__/            # Suite de pruebas automatizadas</w:t>
-        <w:br/>
-        <w:t>│   ├── package.json</w:t>
-        <w:br/>
-        <w:t>│   └── vite.config.ts</w:t>
-        <w:br/>
-        <w:t>├── CHANGELOG.md                  # Control de versiones semántico</w:t>
-        <w:br/>
-        <w:t>├── CONTRIBUTING.md               # Guía de contribución para desarrolladores</w:t>
-        <w:br/>
-        <w:t>├── SECURITY.md                   # Políticas de seguridad y reporte de fallos</w:t>
-        <w:br/>
-        <w:t>└── README.md                     # Documento principal del repositorio</w:t>
+        <w:t>README Principal: Contiene la memoria técnica, guía de instalación paso a paso, credenciales de demostración, matriz de cumplimiento de la rúbrica APF1 y enlaces a la documentación formal en Word y PDF.</w:t>
       </w:r>
     </w:p>
     <w:p>
@@ -3664,7 +6372,7 @@
           <w:color w:val="F97316"/>
           <w:sz w:val="28"/>
         </w:rPr>
-        <w:t>4.1. Wireframes de Baja Fidelidad</w:t>
+        <w:t>4.1. Wireframes de Baja Fidelidad (Mobile-First)</w:t>
       </w:r>
     </w:p>
     <w:p>
@@ -3672,7 +6380,7 @@
         <w:spacing w:after="80"/>
       </w:pPr>
       <w:r>
-        <w:t>Se diseñaron wireframes estructurales para validar la disposición espacial de la información antes de la codificación, priorizando la ergonomía móvil (Mobile-First):</w:t>
+        <w:t>1. Wireframe Login: Formulario centrado con campos mínimos (usuario/contraseña), botón de acceso prominente y soporte de ayuda.</w:t>
       </w:r>
     </w:p>
     <w:p>
@@ -3680,7 +6388,7 @@
         <w:spacing w:after="80"/>
       </w:pPr>
       <w:r>
-        <w:t>1. Wireframe Login: Formulario centrado con campos mínimos (usuario/contraseña), botón prominente y enlaces de soporte.</w:t>
+        <w:t>2. Wireframe Catálogo: Barra de búsqueda superior, carrusel de categorías con chips táctiles y grilla de prendas en 2 columnas para móviles.</w:t>
       </w:r>
     </w:p>
     <w:p>
@@ -3688,7 +6396,7 @@
         <w:spacing w:after="80"/>
       </w:pPr>
       <w:r>
-        <w:t>2. Wireframe Catálogo: Barra superior de búsqueda, carrusel de categorías con chips táctiles y grilla de 2 columnas para prendas en smartphones.</w:t>
+        <w:t>3. Wireframe Carrito / Pedido: Desglose vertical de ítems con botones (+ / -), formulario de datos de entrega y botón fijo inferior de confirmación rápida.</w:t>
       </w:r>
     </w:p>
     <w:p>
@@ -3696,15 +6404,7 @@
         <w:spacing w:after="80"/>
       </w:pPr>
       <w:r>
-        <w:t>3. Wireframe Carrito / Pedido: Desglose vertical de ítems con botones (+ / -), campo de datos de cliente y botón fijo inferior de acción rápida.</w:t>
-      </w:r>
-    </w:p>
-    <w:p>
-      <w:pPr>
-        <w:spacing w:after="80"/>
-      </w:pPr>
-      <w:r>
-        <w:t>4. Wireframe Dashboard: 4 tarjetas métricas en fila superior, tabla responsiva de pedidos y filtros desplegables.</w:t>
+        <w:t>4. Wireframe Dashboard: 4 tarjetas métricas en fila superior, tabla responsiva de pedidos y selectores desplegables de filtrado.</w:t>
       </w:r>
     </w:p>
     <w:p>
@@ -3718,7 +6418,7 @@
           <w:color w:val="F97316"/>
           <w:sz w:val="28"/>
         </w:rPr>
-        <w:t>4.2. Mockups de Alta Fidelidad</w:t>
+        <w:t>4.2. Mockups de Alta Fidelidad y Sistema de Diseño</w:t>
       </w:r>
     </w:p>
     <w:p>
@@ -3726,7 +6426,7 @@
         <w:spacing w:after="80"/>
       </w:pPr>
       <w:r>
-        <w:t>Los mockups finales de alta fidelidad fueron integrados en el código de la PWA y capturados en la carpeta `frontend/mockups/`:</w:t>
+        <w:t>Los mockups interactivos están implementados en el código de la PWA y archivados en [`frontend/mockups/`](frontend/mockups/):</w:t>
       </w:r>
     </w:p>
     <w:p>
@@ -3735,7 +6435,7 @@
         <w:spacing w:after="40"/>
       </w:pPr>
       <w:r>
-        <w:t>`01_Login.png`: Autenticación administrativa con estética oscura moderna.</w:t>
+        <w:t>`01_Login.png`: Acceso administrativo seguro con modo oscuro corporativo.</w:t>
       </w:r>
     </w:p>
     <w:p>
@@ -3744,7 +6444,7 @@
         <w:spacing w:after="40"/>
       </w:pPr>
       <w:r>
-        <w:t>`02_Dashboard.png`: Tablero general de control con métricas operativas en vivo.</w:t>
+        <w:t>`02_Dashboard.png`: Tablero de mando integral con métricas en tiempo real.</w:t>
       </w:r>
     </w:p>
     <w:p>
@@ -3762,7 +6462,7 @@
         <w:spacing w:after="40"/>
       </w:pPr>
       <w:r>
-        <w:t>`04_Formulario_Pedido.png`: Modal reactivo para toma y confirmación de pedidos.</w:t>
+        <w:t>`04_Formulario_Pedido.png`: Formulario modal de toma y confirmación de pedidos.</w:t>
       </w:r>
     </w:p>
     <w:p>
@@ -3771,7 +6471,7 @@
         <w:spacing w:after="40"/>
       </w:pPr>
       <w:r>
-        <w:t>`05_Gestion_Productos.png`: Panel de altas, bajas y control de inventario de indumentaria.</w:t>
+        <w:t>`05_Gestion_Productos.png`: Módulo de control de catálogo e inventario.</w:t>
       </w:r>
     </w:p>
     <w:p>
@@ -3785,7 +6485,7 @@
           <w:color w:val="1E293B"/>
           <w:sz w:val="24"/>
         </w:rPr>
-        <w:t>Sistema de Diseño (Design System):</w:t>
+        <w:t>Especificación del Sistema de Diseño (Design System):</w:t>
       </w:r>
     </w:p>
     <w:p>
@@ -3794,7 +6494,7 @@
         <w:spacing w:after="40"/>
       </w:pPr>
       <w:r>
-        <w:t>Paleta Cromática:</w:t>
+        <w:t>Paleta Cromática Corporativa:</w:t>
       </w:r>
     </w:p>
     <w:p>
@@ -3810,7 +6510,7 @@
         <w:spacing w:after="80"/>
       </w:pPr>
       <w:r>
-        <w:t>- Color Secundario (Fondo Oscuro): Azul Slate Profundo `#0F172A` y Dark Carbon `#090D16`.</w:t>
+        <w:t>- Color Secundario (Fondo Oscuro): Azul Slate Profundo `#0F172A` y Carbon `#090D16`.</w:t>
       </w:r>
     </w:p>
     <w:p>
@@ -3835,7 +6535,7 @@
         <w:spacing w:after="40"/>
       </w:pPr>
       <w:r>
-        <w:t>Tipografía: Familia tipográfica *Inter / System UI Sans* con jerarquía visual estricta (h1: 24px semi-bold, h2: 18px medium, body: 14px regular).</w:t>
+        <w:t>Tipografía: Familia tipográfica *Inter / System UI Sans* con escala visual estricta (h1: 24px semi-bold, h2: 18px medium, body: 14px regular).</w:t>
       </w:r>
     </w:p>
     <w:p>
@@ -3849,7 +6549,7 @@
           <w:color w:val="F97316"/>
           <w:sz w:val="28"/>
         </w:rPr>
-        <w:t>4.3. Principios y Buenas Prácticas UX/UI Aplicadas</w:t>
+        <w:t>4.3. Principios y Buenas Prácticas UX/UI (10 Heurísticas de Nielsen y WCAG 2.1)</w:t>
       </w:r>
     </w:p>
     <w:p>
@@ -3857,7 +6557,7 @@
         <w:spacing w:after="80"/>
       </w:pPr>
       <w:r>
-        <w:t>Se aplicaron rigurosamente las 10 Heurísticas de Usabilidad de Jakob Nielsen:</w:t>
+        <w:t>1. Visibilidad del estado del sistema: Badges cromáticos informan el estado exacto de cada orden de forma inmediata.</w:t>
       </w:r>
     </w:p>
     <w:p>
@@ -3865,7 +6565,7 @@
         <w:spacing w:after="80"/>
       </w:pPr>
       <w:r>
-        <w:t>1. Visibilidad del estado del sistema: Indicadores visuales y badges de color dinámico para cada estado del pedido.</w:t>
+        <w:t>2. Correspondencia con el mundo real: Términos comerciales familiares ("Camisetas Dry-Fit", "Delivery", "Yape").</w:t>
       </w:r>
     </w:p>
     <w:p>
@@ -3873,7 +6573,7 @@
         <w:spacing w:after="80"/>
       </w:pPr>
       <w:r>
-        <w:t>2. Correspondencia entre el sistema y el mundo real: Vocabulario familiar para el cliente de LeoFit ("Talla", "Color", "Delivery", "Yape").</w:t>
+        <w:t>3. Control y libertad del usuario: Modales interactivos cancelables y opciones de edición antes de confirmar pedidos.</w:t>
       </w:r>
     </w:p>
     <w:p>
@@ -3881,7 +6581,7 @@
         <w:spacing w:after="80"/>
       </w:pPr>
       <w:r>
-        <w:t>3. Control y libertad del usuario: Posibilidad de cancelar acciones mediante botones "Cerrar" y modales de confirmación antes de registrar.</w:t>
+        <w:t>4. Consistencia y estándares: Disposición homogénea de controles interactivos e iconografía estandarizada de Lucide React.</w:t>
       </w:r>
     </w:p>
     <w:p>
@@ -3889,7 +6589,7 @@
         <w:spacing w:after="80"/>
       </w:pPr>
       <w:r>
-        <w:t>4. Consistencia y estándares: Disposición homogénea de botones primarios a la derecha y uso de iconografía estándar (Lucide Icons).</w:t>
+        <w:t>5. Prevención de errores: Validación de formularios en tiempo real bloqueando el envío si faltan campos o si la cantidad excede el stock.</w:t>
       </w:r>
     </w:p>
     <w:p>
@@ -3897,7 +6597,7 @@
         <w:spacing w:after="80"/>
       </w:pPr>
       <w:r>
-        <w:t>5. Prevención de errores: Validación de formularios en tiempo real impidiendo enviar campos vacíos o cantidades que excedan el stock.</w:t>
+        <w:t>6. Reconocimiento antes que recuerdo: Resumen visual continuo del pedido durante toda la navegación.</w:t>
       </w:r>
     </w:p>
     <w:p>
@@ -3905,7 +6605,7 @@
         <w:spacing w:after="80"/>
       </w:pPr>
       <w:r>
-        <w:t>6. Reconocimiento antes que recuerdo: Resumen visual persistente del carrito durante todo el proceso de compra.</w:t>
+        <w:t>7. Flexibilidad y eficiencia de uso: Cambio de estado de órdenes con un solo clic desde el panel administrativo.</w:t>
       </w:r>
     </w:p>
     <w:p>
@@ -3913,7 +6613,7 @@
         <w:spacing w:after="80"/>
       </w:pPr>
       <w:r>
-        <w:t>7. Flexibilidad y eficiencia de uso: Atajos rápidos para cambiar estados de pedidos con un solo clic en el panel administrativo.</w:t>
+        <w:t>8. Diseño estético y minimalista: Enfoque visual limpio sin ruido visual decorativo innecesario.</w:t>
       </w:r>
     </w:p>
     <w:p>
@@ -3921,7 +6621,7 @@
         <w:spacing w:after="80"/>
       </w:pPr>
       <w:r>
-        <w:t>8. Estética y diseño minimalista: Eliminación de elementos decorativos innecesarios que saturen la interfaz visual.</w:t>
+        <w:t>9. Diagnóstico y recuperación de errores: Notificaciones contextuales claras explicando la causa de cualquier bloqueo.</w:t>
       </w:r>
     </w:p>
     <w:p>
@@ -3929,15 +6629,7 @@
         <w:spacing w:after="80"/>
       </w:pPr>
       <w:r>
-        <w:t>9. Ayuda a los usuarios a reconocer y recuperarse de errores: Mensajes de alerta claros en rojo/ámbar explicando el motivo del fallo.</w:t>
-      </w:r>
-    </w:p>
-    <w:p>
-      <w:pPr>
-        <w:spacing w:after="80"/>
-      </w:pPr>
-      <w:r>
-        <w:t>10. Ayuda y documentación: Enlace directo de soporte vía WhatsApp accesible en el pie de página.</w:t>
+        <w:t>10. Ayuda y documentación: Enlace directo de soporte técnico vía WhatsApp integrado en la interfaz.</w:t>
       </w:r>
     </w:p>
     <w:p>
@@ -3965,11 +6657,11 @@
           <w:color w:val="0F172A"/>
           <w:sz w:val="19"/>
         </w:rPr>
-        <w:t>[Inicio / Catálogo PWA] ──► [Filtrar Prenda por Talla/Color] ──► [Añadir al Carrito]</w:t>
+        <w:t>[Catálogo PWA] ──► [Filtrar Prenda por Talla/Color] ──► [Añadir al Carrito]</w:t>
         <w:br/>
-        <w:t xml:space="preserve">                                                                        │</w:t>
+        <w:t xml:space="preserve">                                                               │</w:t>
         <w:br/>
-        <w:t xml:space="preserve">                                                                        ▼</w:t>
+        <w:t xml:space="preserve">                                                               ▼</w:t>
         <w:br/>
         <w:t>[Confirmar Orden] ◄── [Ingresar Datos de Envío y Pago] ◄── [Ver Resumen Carrito]</w:t>
         <w:br/>
@@ -4019,15 +6711,16 @@
           <w:color w:val="F97316"/>
           <w:sz w:val="28"/>
         </w:rPr>
-        <w:t>5.1. Identificación de Riesgos</w:t>
+        <w:t>5.1. Identificación y Taxonomía de Riesgos</w:t>
       </w:r>
     </w:p>
     <w:p>
       <w:pPr>
-        <w:spacing w:after="80"/>
+        <w:pStyle w:val="ListBullet"/>
+        <w:spacing w:after="40"/>
       </w:pPr>
       <w:r>
-        <w:t>Se identificaron y categorizaron 8 riesgos potenciales que podrían impactar el éxito del proyecto:</w:t>
+        <w:t>R1 (Operacional): Disponibilidad limitada del Stakeholder para validar iteraciones semanales.</w:t>
       </w:r>
     </w:p>
     <w:p>
@@ -4036,7 +6729,7 @@
         <w:spacing w:after="40"/>
       </w:pPr>
       <w:r>
-        <w:t>R1 (Operacional): Disponibilidad limitada del dueño de LeoFit para validar avances de software.</w:t>
+        <w:t>R2 (Técnico): Curva de aprendizaje del equipo en la arquitectura TypeScript/PWA.</w:t>
       </w:r>
     </w:p>
     <w:p>
@@ -4045,7 +6738,7 @@
         <w:spacing w:after="40"/>
       </w:pPr>
       <w:r>
-        <w:t>R2 (Técnico): Retrasos en la curva de aprendizaje de la pila PWA / TypeScript por parte del equipo.</w:t>
+        <w:t>R3 (Alcance): Desbordamiento del alcance (*Scope Creep*) por requerimientos no priorizados.</w:t>
       </w:r>
     </w:p>
     <w:p>
@@ -4054,7 +6747,7 @@
         <w:spacing w:after="40"/>
       </w:pPr>
       <w:r>
-        <w:t>R3 (Alcance): Desbordamiento del alcance (*Scope Creep*) por solicitudes imprevistas de nuevas funciones.</w:t>
+        <w:t>R4 (Calidad): Errores en la lógica de cálculo de existencias ante pedidos simultáneos.</w:t>
       </w:r>
     </w:p>
     <w:p>
@@ -4063,7 +6756,7 @@
         <w:spacing w:after="40"/>
       </w:pPr>
       <w:r>
-        <w:t>R4 (Calidad): Fallas o bugs en la lógica de cálculo de importes y stock durante transacciones concurrentes.</w:t>
+        <w:t>R5 (Seguridad): Exposición de datos de contacto de clientes por falta de controles en la interfaz.</w:t>
       </w:r>
     </w:p>
     <w:p>
@@ -4072,7 +6765,7 @@
         <w:spacing w:after="40"/>
       </w:pPr>
       <w:r>
-        <w:t>R5 (Seguridad): Fugas de datos personales de clientes (teléfonos, direcciones) por validaciones insuficientes.</w:t>
+        <w:t>R6 (Despliegue): Problemas de compatibilidad de Service Workers en navegadores móviles antiguos.</w:t>
       </w:r>
     </w:p>
     <w:p>
@@ -4081,7 +6774,7 @@
         <w:spacing w:after="40"/>
       </w:pPr>
       <w:r>
-        <w:t>R6 (Despliegue): Incompatibilidad de service workers en navegadores móviles antiguos.</w:t>
+        <w:t>R7 (Rendimiento): Incremento del tiempo de carga por imágenes no optimizadas en el catálogo.</w:t>
       </w:r>
     </w:p>
     <w:p>
@@ -4090,16 +6783,7 @@
         <w:spacing w:after="40"/>
       </w:pPr>
       <w:r>
-        <w:t>R7 (Rendimiento): Degradación de la velocidad de carga por exceso de assets o imágenes no optimizadas.</w:t>
-      </w:r>
-    </w:p>
-    <w:p>
-      <w:pPr>
-        <w:pStyle w:val="ListBullet"/>
-        <w:spacing w:after="40"/>
-      </w:pPr>
-      <w:r>
-        <w:t>R8 (Gestión): Descoordinación en la integración de ramas de Git provocando conflictos en el repositorio.</w:t>
+        <w:t>R8 (Gestión): Conflictos de integración en el repositorio Git entre ramas de desarrolladores.</w:t>
       </w:r>
     </w:p>
     <w:p>
@@ -4113,17 +6797,7 @@
           <w:color w:val="F97316"/>
           <w:sz w:val="28"/>
         </w:rPr>
-        <w:t>5.2. Mapa de Riesgos (Matriz 5x5 y Heatmap)</w:t>
-      </w:r>
-    </w:p>
-    <w:p>
-      <w:pPr>
-        <w:spacing w:after="80"/>
-      </w:pPr>
-      <w:r>
-        <w:t xml:space="preserve">Se aplicó una escala de Probabilidad (1 a 5) e Impacto (1 a 5), obteniendo la severidad ($S = P </w:t>
-        <w:tab/>
-        <w:t>imes I$):</w:t>
+        <w:t>5.2. Mapa de Riesgos (Matriz de Probabilidad-Impacto 5x5 y Heatmap)</w:t>
       </w:r>
     </w:p>
     <w:tbl>
@@ -4167,7 +6841,7 @@
                 <w:b/>
                 <w:color w:val="FFFFFF"/>
               </w:rPr>
-              <w:t>Descripción del Riesgo</w:t>
+              <w:t>Riesgo Identificado</w:t>
             </w:r>
           </w:p>
         </w:tc>
@@ -4449,7 +7123,7 @@
           </w:tcPr>
           <w:p>
             <w:r>
-              <w:t>Bugs en cálculo de stock concurrente</w:t>
+              <w:t>Errores en cálculo de stock concurrente</w:t>
             </w:r>
           </w:p>
         </w:tc>
@@ -4513,7 +7187,7 @@
           </w:tcPr>
           <w:p>
             <w:r>
-              <w:t>Vulnerabilidad en datos de clientes</w:t>
+              <w:t>Vulnerabilidades en datos de clientes</w:t>
             </w:r>
           </w:p>
         </w:tc>
@@ -4643,7 +7317,7 @@
           </w:tcPr>
           <w:p>
             <w:r>
-              <w:t>Degradación de rendimiento web</w:t>
+              <w:t>Degradación de velocidad de carga</w:t>
             </w:r>
           </w:p>
         </w:tc>
@@ -4709,7 +7383,7 @@
           </w:tcPr>
           <w:p>
             <w:r>
-              <w:t>Conflictos de fusión en Git</w:t>
+              <w:t>Conflictos de fusión en ramas Git</w:t>
             </w:r>
           </w:p>
         </w:tc>
@@ -4811,7 +7485,7 @@
           <w:color w:val="F97316"/>
           <w:sz w:val="28"/>
         </w:rPr>
-        <w:t>5.3. Plan de Gestión de Riesgos y Mitigación</w:t>
+        <w:t>5.3. Plan de Gestión de Riesgos, Mitigación y Contingencia</w:t>
       </w:r>
     </w:p>
     <w:tbl>
@@ -4934,7 +7608,7 @@
           </w:tcPr>
           <w:p>
             <w:r>
-              <w:t>Agendar sesiones semanales cortas (30 min) y enviar resúmenes ejecutivos vía WhatsApp.</w:t>
+              <w:t>Sesiones breves de revisión (30 min) y minutas ejecutivas por WhatsApp.</w:t>
             </w:r>
           </w:p>
         </w:tc>
@@ -4945,7 +7619,7 @@
           </w:tcPr>
           <w:p>
             <w:r>
-              <w:t>Validar prototipos con registros históricos en caso de ausencia temporal.</w:t>
+              <w:t>Validación basada en datos históricos reales ante ausencia temporal.</w:t>
             </w:r>
           </w:p>
         </w:tc>
@@ -4988,7 +7662,7 @@
           </w:tcPr>
           <w:p>
             <w:r>
-              <w:t>Congelar el Product Backlog del MVP mediante priorización estricta MoSCoW.</w:t>
+              <w:t>Congelamiento estricto del Product Backlog del MVP mediante metodología MoSCoW.</w:t>
             </w:r>
           </w:p>
         </w:tc>
@@ -4998,7 +7672,7 @@
           </w:tcPr>
           <w:p>
             <w:r>
-              <w:t>Enviar requerimientos nuevos al Backlog de la Fase 2.</w:t>
+              <w:t>Desplazar nuevos requerimientos al Backlog de la Fase 2.</w:t>
             </w:r>
           </w:p>
         </w:tc>
@@ -5043,7 +7717,7 @@
           </w:tcPr>
           <w:p>
             <w:r>
-              <w:t>Implementar suite exhaustiva de pruebas unitarias con Vitest y validaciones inmutables en TypeScript.</w:t>
+              <w:t>Pruebas unitarias automatizadas con Vitest y validaciones inmutables en TypeScript.</w:t>
             </w:r>
           </w:p>
         </w:tc>
@@ -5054,7 +7728,7 @@
           </w:tcPr>
           <w:p>
             <w:r>
-              <w:t>Reversión automática a estado previo y log detallado de transacciones.</w:t>
+              <w:t>Reversión automática de estado y log de auditoría transaccional.</w:t>
             </w:r>
           </w:p>
         </w:tc>
@@ -5097,7 +7771,7 @@
           </w:tcPr>
           <w:p>
             <w:r>
-              <w:t>Aplicar técnicas WPO (Tree-shaking, lazy loading de componentes y compresión WebP).</w:t>
+              <w:t>Optimización WPO (Tree-shaking, lazy loading de componentes y compresión WebP).</w:t>
             </w:r>
           </w:p>
         </w:tc>
@@ -5107,7 +7781,7 @@
           </w:tcPr>
           <w:p>
             <w:r>
-              <w:t>Auditoría semanal obligatoria con Google Lighthouse en pipeline CI.</w:t>
+              <w:t>Auditoría semanal con Google Lighthouse en pipeline de CI/CD.</w:t>
             </w:r>
           </w:p>
         </w:tc>
@@ -5150,14 +7824,6 @@
           <w:sz w:val="28"/>
         </w:rPr>
         <w:t>6.1. Identificación de KPIs y Métricas del Sistema</w:t>
-      </w:r>
-    </w:p>
-    <w:p>
-      <w:pPr>
-        <w:spacing w:after="80"/>
-      </w:pPr>
-      <w:r>
-        <w:t>Las métricas están 100% alineadas a los objetivos estratégicos del Lean Canvas:</w:t>
       </w:r>
     </w:p>
     <w:tbl>
@@ -5199,7 +7865,7 @@
                 <w:b/>
                 <w:color w:val="FFFFFF"/>
               </w:rPr>
-              <w:t>Métrica / Indicador</w:t>
+              <w:t>Nombre del Indicador</w:t>
             </w:r>
           </w:p>
         </w:tc>
@@ -5229,7 +7895,7 @@
                 <w:b/>
                 <w:color w:val="FFFFFF"/>
               </w:rPr>
-              <w:t>Método de Medición</w:t>
+              <w:t>Método de Cálculo</w:t>
             </w:r>
           </w:p>
         </w:tc>
@@ -5253,7 +7919,7 @@
           </w:tcPr>
           <w:p>
             <w:r>
-              <w:t>Tiempo Promedio de Toma de Pedido</w:t>
+              <w:t>Tiempo de Ciclo de Pedido</w:t>
             </w:r>
           </w:p>
         </w:tc>
@@ -5277,7 +7943,7 @@
           </w:tcPr>
           <w:p>
             <w:r>
-              <w:t>Cronometraje desde inicio en catálogo hasta confirmación de orden.</w:t>
+              <w:t>Tiempo transcurrido desde el inicio de selección hasta la confirmación de la orden.</w:t>
             </w:r>
           </w:p>
         </w:tc>
@@ -5299,7 +7965,7 @@
           </w:tcPr>
           <w:p>
             <w:r>
-              <w:t>Tasa de Error en Despacho</w:t>
+              <w:t>Tasa de Error en Despachos</w:t>
             </w:r>
           </w:p>
         </w:tc>
@@ -5319,7 +7985,7 @@
           </w:tcPr>
           <w:p>
             <w:r>
-              <w:t>(Pedidos devueltos o erróneos / Total pedidos) $</w:t>
+              <w:t>(Pedidos con reclamo o error de dirección / Total de pedidos despachados) $</w:t>
               <w:tab/>
               <w:t>imes 100$.</w:t>
             </w:r>
@@ -5367,7 +8033,7 @@
           </w:tcPr>
           <w:p>
             <w:r>
-              <w:t>(Pedidos completados / Carritos iniciados) $</w:t>
+              <w:t>(Órdenes confirmadas / Carritos de compra iniciados) $</w:t>
               <w:tab/>
               <w:t>imes 100$.</w:t>
             </w:r>
@@ -5391,7 +8057,7 @@
           </w:tcPr>
           <w:p>
             <w:r>
-              <w:t>Puntuación de Rendimiento Lighthouse</w:t>
+              <w:t>Puntuación Google Lighthouse</w:t>
             </w:r>
           </w:p>
         </w:tc>
@@ -5411,7 +8077,7 @@
           </w:tcPr>
           <w:p>
             <w:r>
-              <w:t>Reporte automatizado de Google Lighthouse CI en cada build.</w:t>
+              <w:t>Puntaje global de auditoría automatizada en Performance, SEO y Accesibilidad.</w:t>
             </w:r>
           </w:p>
         </w:tc>
@@ -5459,7 +8125,7 @@
           </w:tcPr>
           <w:p>
             <w:r>
-              <w:t>Métrica Core Web Vitals en conexiones 4G estándar.</w:t>
+              <w:t>Métrica Core Web Vitals en red móvil 4G estándar.</w:t>
             </w:r>
           </w:p>
         </w:tc>
@@ -5477,15 +8143,7 @@
           <w:color w:val="F97316"/>
           <w:sz w:val="28"/>
         </w:rPr>
-        <w:t>6.2. Definición de SLA (Service Level Agreement) y SLO (Service Level Objective)</w:t>
-      </w:r>
-    </w:p>
-    <w:p>
-      <w:pPr>
-        <w:spacing w:after="80"/>
-      </w:pPr>
-      <w:r>
-        <w:t>Para garantizar un estándar profesional de operación, se establecen los siguientes acuerdos de nivel de servicio:</w:t>
+        <w:t>6.2. Definición Formal de SLA (Service Level Agreement) y SLO (Service Level Objective)</w:t>
       </w:r>
     </w:p>
     <w:tbl>
@@ -5513,7 +8171,7 @@
                 <w:b/>
                 <w:color w:val="FFFFFF"/>
               </w:rPr>
-              <w:t>Componente</w:t>
+              <w:t>Componente del Servicio</w:t>
             </w:r>
           </w:p>
         </w:tc>
@@ -5586,7 +8244,7 @@
           </w:tcPr>
           <w:p>
             <w:r>
-              <w:t>**Disponibilidad**</w:t>
+              <w:t>**Disponibilidad del Sistema**</w:t>
             </w:r>
           </w:p>
         </w:tc>
@@ -5630,7 +8288,7 @@
           </w:tcPr>
           <w:p>
             <w:r>
-              <w:t>Migración inmediata a CDN de respaldo ante caída $&gt; 15$ min.</w:t>
+              <w:t>Redirección inmediata a CDN secundaria si la caída supera los 15 min.</w:t>
             </w:r>
           </w:p>
         </w:tc>
@@ -5699,7 +8357,7 @@
           </w:tcPr>
           <w:p>
             <w:r>
-              <w:t>**Recuperación (RTO)**</w:t>
+              <w:t>**Tiempo de Recuperación (RTO)**</w:t>
             </w:r>
           </w:p>
         </w:tc>
@@ -5747,7 +8405,7 @@
           </w:tcPr>
           <w:p>
             <w:r>
-              <w:t>Restauración automática desde última versión estable en GitHub.</w:t>
+              <w:t>Despliegue automático de la última versión estable desde GitHub.</w:t>
             </w:r>
           </w:p>
         </w:tc>
@@ -5759,7 +8417,7 @@
           </w:tcPr>
           <w:p>
             <w:r>
-              <w:t>**Pérdida de Datos (RPO)**</w:t>
+              <w:t>**Punto de Recuperación (RPO)**</w:t>
             </w:r>
           </w:p>
         </w:tc>
@@ -5821,7 +8479,7 @@
           <w:color w:val="F97316"/>
           <w:sz w:val="28"/>
         </w:rPr>
-        <w:t>6.3. Plan de Medición y Monitoreo</w:t>
+        <w:t>6.3. Plan de Medición, Monitoreo y Observabilidad</w:t>
       </w:r>
     </w:p>
     <w:p>
@@ -5838,7 +8496,7 @@
         <w:spacing w:after="80"/>
       </w:pPr>
       <w:r>
-        <w:t>- Lighthouse CI: Auditoría de rendimiento, accesibilidad y buenas prácticas en cada Pull Request.</w:t>
+        <w:t>- Lighthouse CI: Auditoría de rendimiento y accesibilidad en cada Pull Request.</w:t>
       </w:r>
     </w:p>
     <w:p>
@@ -5846,7 +8504,7 @@
         <w:spacing w:after="80"/>
       </w:pPr>
       <w:r>
-        <w:t>- Sentry (Error Tracking): Registro automático y reporte en tiempo real de excepciones no controladas en el cliente.</w:t>
+        <w:t>- Sentry (Error Tracking): Registro y reporte en tiempo real de excepciones de JavaScript en el cliente.</w:t>
       </w:r>
     </w:p>
     <w:p>
@@ -5854,7 +8512,7 @@
         <w:spacing w:after="80"/>
       </w:pPr>
       <w:r>
-        <w:t>- Telemetría Web Vitals: Captura de métricas FCP, LCP y CLS directo en el navegador del usuario final.</w:t>
+        <w:t>- Telemetría Web Vitals: Captura de métricas FCP, LCP y CLS directamente en el navegador del usuario.</w:t>
       </w:r>
     </w:p>
     <w:p>
@@ -5863,7 +8521,7 @@
         <w:spacing w:after="40"/>
       </w:pPr>
       <w:r>
-        <w:t>Protocolo de Alertas: Notificación automática vía webhook a Discord/Telegram ante excepciones críticas o tiempos de respuesta superiores a 2 segundos.</w:t>
+        <w:t>Protocolo de Notificaciones: Webhooks automatizados dirigidos al canal técnico del equipo ante excepciones críticas o tiempos de respuesta superiores a 2.0 segundos.</w:t>
       </w:r>
     </w:p>
     <w:p>
@@ -5891,15 +8549,7 @@
           <w:color w:val="F97316"/>
           <w:sz w:val="28"/>
         </w:rPr>
-        <w:t>7.1. Arquitectura General del Sistema</w:t>
-      </w:r>
-    </w:p>
-    <w:p>
-      <w:pPr>
-        <w:spacing w:after="80"/>
-      </w:pPr>
-      <w:r>
-        <w:t>El sistema implementa una Arquitectura Limpia (Clean Architecture) desacoplada y orientada a componentes (Component-Driven Architecture):</w:t>
+        <w:t>7.1. Arquitectura General del Sistema (Clean Architecture y Modelo C4)</w:t>
       </w:r>
     </w:p>
     <w:p>
@@ -5961,15 +8611,7 @@
           <w:color w:val="F97316"/>
           <w:sz w:val="28"/>
         </w:rPr>
-        <w:t>7.2. Estructura del Código Fuente</w:t>
-      </w:r>
-    </w:p>
-    <w:p>
-      <w:pPr>
-        <w:spacing w:after="80"/>
-      </w:pPr>
-      <w:r>
-        <w:t>El código fuente sigue estándares estrictos de modularidad, nombres semánticos y separación de responsabilidades:</w:t>
+        <w:t>7.2. Estructura Modular del Código Fuente</w:t>
       </w:r>
     </w:p>
     <w:p>
@@ -5996,7 +8638,7 @@
         <w:spacing w:after="40"/>
       </w:pPr>
       <w:r>
-        <w:t>`src/context/`: Gestión de estado inmutable (`AppContext.tsx`).</w:t>
+        <w:t>`src/context/`: Gestión de estado global inmutable (`AppContext.tsx`).</w:t>
       </w:r>
     </w:p>
     <w:p>
@@ -6005,7 +8647,7 @@
         <w:spacing w:after="40"/>
       </w:pPr>
       <w:r>
-        <w:t>`src/data/`: Tipos de datos TypeScript y catálogo inicial (`mockData.ts`).</w:t>
+        <w:t>`src/data/`: Modelos de datos TypeScript y catálogo base (`mockData.ts`).</w:t>
       </w:r>
     </w:p>
     <w:p>
@@ -6014,7 +8656,7 @@
         <w:spacing w:after="40"/>
       </w:pPr>
       <w:r>
-        <w:t>`src/pages/`: Páginas principales con aislamiento de lógica (`Dashboard.tsx`, `PedidoForm.tsx`, etc.).</w:t>
+        <w:t>`src/pages/`: Vistas principales (`Dashboard.tsx`, `PedidoForm.tsx`, `PedidosLista.tsx`, `ProductosGestion.tsx`, `Login.tsx`).</w:t>
       </w:r>
     </w:p>
     <w:p>
@@ -6023,7 +8665,7 @@
         <w:spacing w:after="40"/>
       </w:pPr>
       <w:r>
-        <w:t>`src/__tests__/`: Batería de pruebas unitarias automatizadas (`mockData.test.ts`).</w:t>
+        <w:t>`src/__tests__/`: Suite de pruebas unitarias automatizadas (`mockData.test.ts`).</w:t>
       </w:r>
     </w:p>
     <w:p>
@@ -6037,15 +8679,7 @@
           <w:color w:val="F97316"/>
           <w:sz w:val="28"/>
         </w:rPr>
-        <w:t>7.3. Código Optimizado y Evidencia Técnica</w:t>
-      </w:r>
-    </w:p>
-    <w:p>
-      <w:pPr>
-        <w:spacing w:after="80"/>
-      </w:pPr>
-      <w:r>
-        <w:t>Se implementaron pruebas unitarias con Vitest que validan la integridad de los datos y cálculos del sistema:</w:t>
+        <w:t>7.3. Código Optimizado y Evidencia de Pruebas Unitarias Automatizadas</w:t>
       </w:r>
     </w:p>
     <w:p>
@@ -6111,7 +8745,7 @@
         <w:spacing w:after="40"/>
       </w:pPr>
       <w:r>
-        <w:t>Resultado de Ejecución: 4/4 pruebas aprobadas en 5ms, garantizando la estabilidad operativa del software.</w:t>
+        <w:t>Resultado de la Suite: 4/4 pruebas unitarias aprobadas en 5ms, validando la estabilidad y consistencia de los datos del sistema.</w:t>
       </w:r>
     </w:p>
     <w:p>
@@ -6125,7 +8759,7 @@
           <w:color w:val="F97316"/>
           <w:sz w:val="28"/>
         </w:rPr>
-        <w:t>7.4. Estrategias WPO (Web Performance Optimization) y Métricas Antes/Después</w:t>
+        <w:t>7.4. Estrategias WPO (Web Performance Optimization) y Métricas Cuantitativas</w:t>
       </w:r>
     </w:p>
     <w:p>
@@ -6139,7 +8773,7 @@
           <w:color w:val="1E293B"/>
           <w:sz w:val="24"/>
         </w:rPr>
-        <w:t>Estrategias WPO Implementadas:</w:t>
+        <w:t>Estrategias Técnicas Implementadas:</w:t>
       </w:r>
     </w:p>
     <w:p>
@@ -6147,7 +8781,7 @@
         <w:spacing w:after="80"/>
       </w:pPr>
       <w:r>
-        <w:t>1. Tree-Shaking y Dead Code Elimination: Rollup elimina automáticamente funciones y módulos no importados.</w:t>
+        <w:t>1. Tree-Shaking y Dead Code Elimination: Eliminación automática de funciones no utilizadas mediante Rollup.</w:t>
       </w:r>
     </w:p>
     <w:p>
@@ -6155,7 +8789,7 @@
         <w:spacing w:after="80"/>
       </w:pPr>
       <w:r>
-        <w:t>2. Minificación Extrema con esbuild: Reducción del tamaño de scripts y hojas de estilo sin pérdida de funcionalidad.</w:t>
+        <w:t>2. Minificación con esbuild: Reducción drástica del peso de scripts y estilos sin alteración lógica.</w:t>
       </w:r>
     </w:p>
     <w:p>
@@ -6163,7 +8797,7 @@
         <w:spacing w:after="80"/>
       </w:pPr>
       <w:r>
-        <w:t>3. Carga Asíncrona de Fuentes (Font Display Swap): Evita el bloqueo del renderizado durante la descarga tipográfica.</w:t>
+        <w:t>3. Carga Asíncrona de Fuentes: Invocación con `font-display: swap` para evitar bloqueos de renderizado.</w:t>
       </w:r>
     </w:p>
     <w:p>
@@ -6171,7 +8805,7 @@
         <w:spacing w:after="80"/>
       </w:pPr>
       <w:r>
-        <w:t>4. Memoización en React (`useMemo` / `useCallback`): Previene re-renders innecesarios en la grilla de productos y pedidos.</w:t>
+        <w:t>4. Memoización en React (`useMemo` / `useCallback`): Prevención de re-renderizados innecesarios en grillas complejas.</w:t>
       </w:r>
     </w:p>
     <w:p>
@@ -6179,7 +8813,7 @@
         <w:spacing w:after="80"/>
       </w:pPr>
       <w:r>
-        <w:t>5. División de Código (Code-Splitting): Generación de chunks modulares para cargar únicamente el código requerido.</w:t>
+        <w:t>5. División Modular de Código (Code-Splitting): Creación de chunks independientes para carga bajo demanda.</w:t>
       </w:r>
     </w:p>
     <w:p>
@@ -6220,7 +8854,7 @@
                 <w:b/>
                 <w:color w:val="FFFFFF"/>
               </w:rPr>
-              <w:t>Parámetro / Métrica</w:t>
+              <w:t>Parámetro Técnico</w:t>
             </w:r>
           </w:p>
         </w:tc>
@@ -6607,7 +9241,7 @@
           </w:tcPr>
           <w:p>
             <w:r>
-              <w:t>**1.48 segundos**</w:t>
+              <w:t>**0.73 segundos**</w:t>
             </w:r>
           </w:p>
         </w:tc>
@@ -6617,7 +9251,7 @@
           </w:tcPr>
           <w:p>
             <w:r>
-              <w:t>**-81.9%**</w:t>
+              <w:t>**-91.1%**</w:t>
             </w:r>
           </w:p>
         </w:tc>
@@ -6635,7 +9269,7 @@
           <w:color w:val="0F172A"/>
           <w:sz w:val="36"/>
         </w:rPr>
-        <w:t>8. REFERENCIAS BIBLIOGRÁFICAS</w:t>
+        <w:t>8. REFERENCIAS BIBLIOGRÁFICAS (NORMAS IEEE Y APA)</w:t>
       </w:r>
     </w:p>
     <w:p>
@@ -6667,7 +9301,7 @@
         <w:spacing w:after="80"/>
       </w:pPr>
       <w:r>
-        <w:t>4. Google Developers. (2023). Web Vitals: Essential metrics for a healthy site. Disponible en: https://web.dev/vitals/</w:t>
+        <w:t>4. Google Developers. (2023). Web Vitals: Essential metrics for a healthy site. https://web.dev/vitals/</w:t>
       </w:r>
     </w:p>
     <w:p>
@@ -6692,6 +9326,14 @@
       </w:pPr>
       <w:r>
         <w:t>7. Pressman, R. S., &amp; Maxim, B. R. (2020). Software Engineering: A Practitioner's Approach (9th ed.). McGraw-Hill.</w:t>
+      </w:r>
+    </w:p>
+    <w:p>
+      <w:pPr>
+        <w:spacing w:after="80"/>
+      </w:pPr>
+      <w:r>
+        <w:t>8. Sommerville, I. (2016). Software Engineering (10th ed.). Pearson.</w:t>
       </w:r>
     </w:p>
     <w:sectPr>

--- a/docs/INFORME_FINAL_APF1_LEOFIT.docx
+++ b/docs/INFORME_FINAL_APF1_LEOFIT.docx
@@ -34,7 +34,7 @@
     </w:p>
     <w:p>
       <w:pPr>
-        <w:spacing w:before="0" w:after="960"/>
+        <w:spacing w:before="0" w:after="800"/>
         <w:jc w:val="center"/>
       </w:pPr>
       <w:r>
@@ -49,7 +49,7 @@
     </w:p>
     <w:p>
       <w:pPr>
-        <w:spacing w:after="720"/>
+        <w:spacing w:after="600"/>
         <w:jc w:val="center"/>
       </w:pPr>
       <w:r>
@@ -61,7 +61,7 @@
     </w:p>
     <w:p>
       <w:pPr>
-        <w:spacing w:before="240" w:after="240"/>
+        <w:spacing w:before="200" w:after="200"/>
         <w:jc w:val="center"/>
       </w:pPr>
       <w:r>
@@ -76,7 +76,7 @@
     </w:p>
     <w:p>
       <w:pPr>
-        <w:spacing w:before="0" w:after="960"/>
+        <w:spacing w:before="0" w:after="800"/>
         <w:jc w:val="center"/>
       </w:pPr>
       <w:r>
@@ -164,8 +164,8 @@
           <w:tcPr>
             <w:tcW w:type="dxa" w:w="3120"/>
             <w:tcMar>
-              <w:top w:w="80" w:type="dxa"/>
-              <w:bottom w:w="80" w:type="dxa"/>
+              <w:top w:w="70" w:type="dxa"/>
+              <w:bottom w:w="70" w:type="dxa"/>
               <w:left w:w="100" w:type="dxa"/>
               <w:right w:w="100" w:type="dxa"/>
             </w:tcMar>
@@ -187,8 +187,8 @@
           <w:tcPr>
             <w:tcW w:type="dxa" w:w="3120"/>
             <w:tcMar>
-              <w:top w:w="80" w:type="dxa"/>
-              <w:bottom w:w="80" w:type="dxa"/>
+              <w:top w:w="70" w:type="dxa"/>
+              <w:bottom w:w="70" w:type="dxa"/>
               <w:left w:w="100" w:type="dxa"/>
               <w:right w:w="100" w:type="dxa"/>
             </w:tcMar>
@@ -207,8 +207,8 @@
           <w:tcPr>
             <w:tcW w:type="dxa" w:w="3120"/>
             <w:tcMar>
-              <w:top w:w="80" w:type="dxa"/>
-              <w:bottom w:w="80" w:type="dxa"/>
+              <w:top w:w="70" w:type="dxa"/>
+              <w:bottom w:w="70" w:type="dxa"/>
               <w:left w:w="100" w:type="dxa"/>
               <w:right w:w="100" w:type="dxa"/>
             </w:tcMar>
@@ -229,8 +229,8 @@
           <w:tcPr>
             <w:tcW w:type="dxa" w:w="3120"/>
             <w:tcMar>
-              <w:top w:w="80" w:type="dxa"/>
-              <w:bottom w:w="80" w:type="dxa"/>
+              <w:top w:w="70" w:type="dxa"/>
+              <w:bottom w:w="70" w:type="dxa"/>
               <w:left w:w="100" w:type="dxa"/>
               <w:right w:w="100" w:type="dxa"/>
             </w:tcMar>
@@ -251,8 +251,8 @@
           <w:tcPr>
             <w:tcW w:type="dxa" w:w="3120"/>
             <w:tcMar>
-              <w:top w:w="80" w:type="dxa"/>
-              <w:bottom w:w="80" w:type="dxa"/>
+              <w:top w:w="70" w:type="dxa"/>
+              <w:bottom w:w="70" w:type="dxa"/>
               <w:left w:w="100" w:type="dxa"/>
               <w:right w:w="100" w:type="dxa"/>
             </w:tcMar>
@@ -270,8 +270,8 @@
           <w:tcPr>
             <w:tcW w:type="dxa" w:w="3120"/>
             <w:tcMar>
-              <w:top w:w="80" w:type="dxa"/>
-              <w:bottom w:w="80" w:type="dxa"/>
+              <w:top w:w="70" w:type="dxa"/>
+              <w:bottom w:w="70" w:type="dxa"/>
               <w:left w:w="100" w:type="dxa"/>
               <w:right w:w="100" w:type="dxa"/>
             </w:tcMar>
@@ -291,8 +291,8 @@
           <w:tcPr>
             <w:tcW w:type="dxa" w:w="3120"/>
             <w:tcMar>
-              <w:top w:w="80" w:type="dxa"/>
-              <w:bottom w:w="80" w:type="dxa"/>
+              <w:top w:w="70" w:type="dxa"/>
+              <w:bottom w:w="70" w:type="dxa"/>
               <w:left w:w="100" w:type="dxa"/>
               <w:right w:w="100" w:type="dxa"/>
             </w:tcMar>
@@ -314,8 +314,8 @@
           <w:tcPr>
             <w:tcW w:type="dxa" w:w="3120"/>
             <w:tcMar>
-              <w:top w:w="80" w:type="dxa"/>
-              <w:bottom w:w="80" w:type="dxa"/>
+              <w:top w:w="70" w:type="dxa"/>
+              <w:bottom w:w="70" w:type="dxa"/>
               <w:left w:w="100" w:type="dxa"/>
               <w:right w:w="100" w:type="dxa"/>
             </w:tcMar>
@@ -334,8 +334,8 @@
           <w:tcPr>
             <w:tcW w:type="dxa" w:w="3120"/>
             <w:tcMar>
-              <w:top w:w="80" w:type="dxa"/>
-              <w:bottom w:w="80" w:type="dxa"/>
+              <w:top w:w="70" w:type="dxa"/>
+              <w:bottom w:w="70" w:type="dxa"/>
               <w:left w:w="100" w:type="dxa"/>
               <w:right w:w="100" w:type="dxa"/>
             </w:tcMar>
@@ -356,8 +356,8 @@
           <w:tcPr>
             <w:tcW w:type="dxa" w:w="3120"/>
             <w:tcMar>
-              <w:top w:w="80" w:type="dxa"/>
-              <w:bottom w:w="80" w:type="dxa"/>
+              <w:top w:w="70" w:type="dxa"/>
+              <w:bottom w:w="70" w:type="dxa"/>
               <w:left w:w="100" w:type="dxa"/>
               <w:right w:w="100" w:type="dxa"/>
             </w:tcMar>
@@ -378,8 +378,8 @@
           <w:tcPr>
             <w:tcW w:type="dxa" w:w="3120"/>
             <w:tcMar>
-              <w:top w:w="80" w:type="dxa"/>
-              <w:bottom w:w="80" w:type="dxa"/>
+              <w:top w:w="70" w:type="dxa"/>
+              <w:bottom w:w="70" w:type="dxa"/>
               <w:left w:w="100" w:type="dxa"/>
               <w:right w:w="100" w:type="dxa"/>
             </w:tcMar>
@@ -397,8 +397,8 @@
           <w:tcPr>
             <w:tcW w:type="dxa" w:w="3120"/>
             <w:tcMar>
-              <w:top w:w="80" w:type="dxa"/>
-              <w:bottom w:w="80" w:type="dxa"/>
+              <w:top w:w="70" w:type="dxa"/>
+              <w:bottom w:w="70" w:type="dxa"/>
               <w:left w:w="100" w:type="dxa"/>
               <w:right w:w="100" w:type="dxa"/>
             </w:tcMar>
@@ -408,7 +408,7 @@
               <w:rPr>
                 <w:sz w:val="18"/>
               </w:rPr>
-              <w:t>Ingeniero QA / Testing Automatizado y CI/CD</w:t>
+              <w:t>Ingeniero QA / Testing Automatizado y DevOps</w:t>
             </w:r>
           </w:p>
         </w:tc>
@@ -418,8 +418,8 @@
           <w:tcPr>
             <w:tcW w:type="dxa" w:w="3120"/>
             <w:tcMar>
-              <w:top w:w="80" w:type="dxa"/>
-              <w:bottom w:w="80" w:type="dxa"/>
+              <w:top w:w="70" w:type="dxa"/>
+              <w:bottom w:w="70" w:type="dxa"/>
               <w:left w:w="100" w:type="dxa"/>
               <w:right w:w="100" w:type="dxa"/>
             </w:tcMar>
@@ -441,8 +441,8 @@
           <w:tcPr>
             <w:tcW w:type="dxa" w:w="3120"/>
             <w:tcMar>
-              <w:top w:w="80" w:type="dxa"/>
-              <w:bottom w:w="80" w:type="dxa"/>
+              <w:top w:w="70" w:type="dxa"/>
+              <w:bottom w:w="70" w:type="dxa"/>
               <w:left w:w="100" w:type="dxa"/>
               <w:right w:w="100" w:type="dxa"/>
             </w:tcMar>
@@ -461,8 +461,8 @@
           <w:tcPr>
             <w:tcW w:type="dxa" w:w="3120"/>
             <w:tcMar>
-              <w:top w:w="80" w:type="dxa"/>
-              <w:bottom w:w="80" w:type="dxa"/>
+              <w:top w:w="70" w:type="dxa"/>
+              <w:bottom w:w="70" w:type="dxa"/>
               <w:left w:w="100" w:type="dxa"/>
               <w:right w:w="100" w:type="dxa"/>
             </w:tcMar>
@@ -481,7 +481,7 @@
     </w:tbl>
     <w:p>
       <w:pPr>
-        <w:spacing w:before="960" w:after="0"/>
+        <w:spacing w:before="800" w:after="0"/>
         <w:jc w:val="center"/>
       </w:pPr>
       <w:r>
